--- a/Theoretical answeres.docx
+++ b/Theoretical answeres.docx
@@ -332,11 +332,16 @@
         <w:t xml:space="preserve"> </w:t>
       </w:r>
       <w:r>
-        <w:t xml:space="preserve">(e.g., division by zero) </w:t>
+        <w:t>(e.g., division by zero</w:t>
+      </w:r>
+      <w:proofErr w:type="gramStart"/>
+      <w:r>
+        <w:t xml:space="preserve">) </w:t>
       </w:r>
       <w:r>
         <w:t>.</w:t>
       </w:r>
+      <w:proofErr w:type="gramEnd"/>
     </w:p>
     <w:p>
       <w:pPr>
@@ -417,7 +422,7 @@
           <w:b/>
           <w:bCs/>
         </w:rPr>
-        <w:t>Q1.7: Lexical Address</w:t>
+        <w:t xml:space="preserve">Q1.7: </w:t>
       </w:r>
     </w:p>
     <w:p>
@@ -448,7 +453,15 @@
         <w:t>Example:</w:t>
       </w:r>
       <w:r>
-        <w:t xml:space="preserve"> In (lambda (x) (lambda (y) (+ x y))), the variable x inside the inner lambda has the lexical address [1:0] because it is defined one level up at the first position (index 0). </w:t>
+        <w:t xml:space="preserve"> In (lambda (x) (lambda (y) (+ x </w:t>
+      </w:r>
+      <w:proofErr w:type="gramStart"/>
+      <w:r>
+        <w:t>y))</w:t>
+      </w:r>
+      <w:proofErr w:type="gramEnd"/>
+      <w:r>
+        <w:t xml:space="preserve">), the variable x inside the inner lambda has the lexical address [1:0] because it is defined one level up at the first position (index 0). </w:t>
       </w:r>
     </w:p>
     <w:p>
@@ -510,10 +523,6 @@
       </w:r>
       <w:proofErr w:type="spellEnd"/>
       <w:r>
-        <w:rPr>
-          <w:b/>
-          <w:bCs/>
-        </w:rPr>
         <w:t xml:space="preserve">: It is more efficient for execution because the interpreter recognizes the operator and applies it directly using the host language's (TypeScript/JavaScript) logic. </w:t>
       </w:r>
     </w:p>
@@ -523,50 +532,39 @@
           <w:ilvl w:val="0"/>
           <w:numId w:val="14"/>
         </w:numPr>
-        <w:rPr>
-          <w:b/>
-          <w:bCs/>
-        </w:rPr>
-      </w:pPr>
-      <w:r>
-        <w:rPr>
-          <w:b/>
-          <w:bCs/>
-        </w:rPr>
-        <w:t xml:space="preserve">Closure: It provides uniformity; all procedures (both primitive and user-defined) are treated as the same type of object, simplifying the interpreter's apply logic. </w:t>
-      </w:r>
-    </w:p>
-    <w:p>
-      <w:pPr>
-        <w:rPr>
-          <w:b/>
-          <w:bCs/>
-        </w:rPr>
-      </w:pPr>
-      <w:r>
-        <w:rPr>
-          <w:b/>
-          <w:bCs/>
-        </w:rPr>
-        <w:lastRenderedPageBreak/>
-        <w:pict w14:anchorId="36022871">
-          <v:rect id="_x0000_i1026" style="width:0;height:1.5pt" o:hralign="center" o:hrstd="t" o:hr="t" fillcolor="#a0a0a0" stroked="f"/>
-        </w:pict>
-      </w:r>
-    </w:p>
-    <w:p>
-      <w:pPr>
-        <w:rPr>
-          <w:b/>
-          <w:bCs/>
-        </w:rPr>
-      </w:pPr>
-      <w:r>
-        <w:rPr>
-          <w:b/>
-          <w:bCs/>
-        </w:rPr>
-        <w:t>Q1.9: Evaluation Orders</w:t>
+      </w:pPr>
+      <w:r>
+        <w:rPr>
+          <w:b/>
+          <w:bCs/>
+        </w:rPr>
+        <w:t xml:space="preserve">Closure: </w:t>
+      </w:r>
+      <w:r>
+        <w:t xml:space="preserve">It provides uniformity; all procedures (both primitive and user-defined) are treated as the same type of object, simplifying the interpreter's apply logic. </w:t>
+      </w:r>
+    </w:p>
+    <w:p>
+      <w:pPr>
+        <w:rPr>
+          <w:b/>
+          <w:bCs/>
+        </w:rPr>
+      </w:pPr>
+    </w:p>
+    <w:p>
+      <w:pPr>
+        <w:rPr>
+          <w:b/>
+          <w:bCs/>
+        </w:rPr>
+      </w:pPr>
+      <w:r>
+        <w:rPr>
+          <w:b/>
+          <w:bCs/>
+        </w:rPr>
+        <w:t xml:space="preserve">Q1.9: </w:t>
       </w:r>
     </w:p>
     <w:p>
@@ -609,17 +607,16 @@
           <w:ilvl w:val="1"/>
           <w:numId w:val="15"/>
         </w:numPr>
-        <w:rPr>
-          <w:b/>
-          <w:bCs/>
-        </w:rPr>
-      </w:pPr>
-      <w:r>
-        <w:rPr>
-          <w:b/>
-          <w:bCs/>
-        </w:rPr>
-        <w:t xml:space="preserve">Reason: To avoid evaluating arguments that are never used, which can prevent runtime errors or infinite loops. </w:t>
+      </w:pPr>
+      <w:r>
+        <w:rPr>
+          <w:b/>
+          <w:bCs/>
+        </w:rPr>
+        <w:t>Reason:</w:t>
+      </w:r>
+      <w:r>
+        <w:t xml:space="preserve"> To avoid evaluating arguments that are never used, which can prevent runtime errors or infinite loops. </w:t>
       </w:r>
     </w:p>
     <w:p>
@@ -628,17 +625,16 @@
           <w:ilvl w:val="1"/>
           <w:numId w:val="15"/>
         </w:numPr>
-        <w:rPr>
-          <w:b/>
-          <w:bCs/>
-        </w:rPr>
-      </w:pPr>
-      <w:r>
-        <w:rPr>
-          <w:b/>
-          <w:bCs/>
-        </w:rPr>
-        <w:t xml:space="preserve">Example: ((lambda (x y) x) 1 (loop)) will terminate and return 1 in Normal Order but will enter an infinite loop in Applicative Order. </w:t>
+      </w:pPr>
+      <w:r>
+        <w:rPr>
+          <w:b/>
+          <w:bCs/>
+        </w:rPr>
+        <w:t>Example:</w:t>
+      </w:r>
+      <w:r>
+        <w:t xml:space="preserve"> ((lambda (x y) x) 1 (loop)) will terminate and return 1 in Normal Order but will enter an infinite loop in Applicative Order. </w:t>
       </w:r>
     </w:p>
     <w:p>
@@ -676,7 +672,17 @@
           <w:b/>
           <w:bCs/>
         </w:rPr>
-        <w:t xml:space="preserve">Reason: Efficiency; Applicative Order evaluates an argument only once before passing it, whereas Normal Order may evaluate the same argument multiple times if it appears multiple times in the function body. </w:t>
+        <w:t xml:space="preserve">Reason: </w:t>
+      </w:r>
+      <w:r>
+        <w:t>Efficiency; Applicative Order evaluates an argument only once before passing it, whereas Normal Order may evaluate the same argument multiple times if it appears multiple times in the function body.</w:t>
+      </w:r>
+      <w:r>
+        <w:rPr>
+          <w:b/>
+          <w:bCs/>
+        </w:rPr>
+        <w:t xml:space="preserve"> </w:t>
       </w:r>
     </w:p>
     <w:p>
@@ -695,25 +701,26 @@
           <w:b/>
           <w:bCs/>
         </w:rPr>
-        <w:t xml:space="preserve">Example: ((lambda (x) (+ x x)) (sqrt 2)) calculates the square root once in Applicative Order but twice in Normal Order. </w:t>
-      </w:r>
-    </w:p>
-    <w:p>
-      <w:pPr>
-        <w:rPr>
-          <w:b/>
-          <w:bCs/>
-        </w:rPr>
-      </w:pPr>
-      <w:r>
-        <w:rPr>
-          <w:b/>
-          <w:bCs/>
-        </w:rPr>
-        <w:pict w14:anchorId="0BD641C2">
-          <v:rect id="_x0000_i1027" style="width:0;height:1.5pt" o:hralign="center" o:hrstd="t" o:hr="t" fillcolor="#a0a0a0" stroked="f"/>
-        </w:pict>
-      </w:r>
+        <w:t xml:space="preserve">Example: </w:t>
+      </w:r>
+      <w:r>
+        <w:t>((lambda (x) (+ x x)) (sqrt 2)) calculates the square root once in Applicative Order but twice in Normal Order.</w:t>
+      </w:r>
+      <w:r>
+        <w:rPr>
+          <w:b/>
+          <w:bCs/>
+        </w:rPr>
+        <w:t xml:space="preserve"> </w:t>
+      </w:r>
+    </w:p>
+    <w:p>
+      <w:pPr>
+        <w:rPr>
+          <w:b/>
+          <w:bCs/>
+        </w:rPr>
+      </w:pPr>
     </w:p>
     <w:p>
       <w:pPr>
@@ -728,22 +735,6 @@
           <w:bCs/>
         </w:rPr>
         <w:t xml:space="preserve">Q1.10: </w:t>
-      </w:r>
-      <w:proofErr w:type="spellStart"/>
-      <w:r>
-        <w:rPr>
-          <w:b/>
-          <w:bCs/>
-        </w:rPr>
-        <w:t>valueToLitExp</w:t>
-      </w:r>
-      <w:proofErr w:type="spellEnd"/>
-      <w:r>
-        <w:rPr>
-          <w:b/>
-          <w:bCs/>
-        </w:rPr>
-        <w:t xml:space="preserve"> and Interpreters</w:t>
       </w:r>
     </w:p>
     <w:p>
@@ -777,23 +768,25 @@
           <w:b/>
           <w:bCs/>
         </w:rPr>
-        <w:t>a. Role in L3: It converts a computed Value back into a Literal Expression (</w:t>
+        <w:t xml:space="preserve">a. </w:t>
+      </w:r>
+      <w:r>
+        <w:t>Role in L3: It converts a computed Value back into a Literal Expression (</w:t>
       </w:r>
       <w:proofErr w:type="spellStart"/>
       <w:r>
-        <w:rPr>
-          <w:b/>
-          <w:bCs/>
-        </w:rPr>
         <w:t>CExp</w:t>
       </w:r>
       <w:proofErr w:type="spellEnd"/>
       <w:r>
-        <w:rPr>
-          <w:b/>
-          <w:bCs/>
-        </w:rPr>
-        <w:t xml:space="preserve">) so it can be physically substituted back into the AST during the substitution model's execution. </w:t>
+        <w:t>) so it can be physically substituted back into the AST during the substitution model's execution.</w:t>
+      </w:r>
+      <w:r>
+        <w:rPr>
+          <w:b/>
+          <w:bCs/>
+        </w:rPr>
+        <w:t xml:space="preserve"> </w:t>
       </w:r>
     </w:p>
     <w:p>
@@ -802,17 +795,16 @@
           <w:ilvl w:val="0"/>
           <w:numId w:val="16"/>
         </w:numPr>
-        <w:rPr>
-          <w:b/>
-          <w:bCs/>
-        </w:rPr>
-      </w:pPr>
-      <w:r>
-        <w:rPr>
-          <w:b/>
-          <w:bCs/>
-        </w:rPr>
-        <w:t xml:space="preserve">b. Normal Order: In Normal Order, operands (expressions) are substituted into the body before they are ever evaluated, so there is no "value" to convert back. </w:t>
+      </w:pPr>
+      <w:r>
+        <w:rPr>
+          <w:b/>
+          <w:bCs/>
+        </w:rPr>
+        <w:t xml:space="preserve">b. </w:t>
+      </w:r>
+      <w:r>
+        <w:t xml:space="preserve">Normal Order: In Normal Order, operands (expressions) are substituted into the body before they are ever evaluated, so there is no "value" to convert back. </w:t>
       </w:r>
     </w:p>
     <w:p>
@@ -826,43 +818,74 @@
           <w:bCs/>
         </w:rPr>
       </w:pPr>
-      <w:r>
-        <w:rPr>
-          <w:b/>
-          <w:bCs/>
-        </w:rPr>
-        <w:t xml:space="preserve">c. Environment Model: The environment model stores values in frames rather than substituting them into the code; the interpreter simply looks up the value in the environment when needed. </w:t>
-      </w:r>
-    </w:p>
-    <w:p>
-      <w:pPr>
-        <w:rPr>
-          <w:b/>
-          <w:bCs/>
-        </w:rPr>
-      </w:pPr>
-      <w:r>
-        <w:rPr>
-          <w:b/>
-          <w:bCs/>
-        </w:rPr>
-        <w:pict w14:anchorId="35A566A0">
-          <v:rect id="_x0000_i1028" style="width:0;height:1.5pt" o:hralign="center" o:hrstd="t" o:hr="t" fillcolor="#a0a0a0" stroked="f"/>
-        </w:pict>
-      </w:r>
-    </w:p>
-    <w:p>
-      <w:pPr>
-        <w:rPr>
-          <w:b/>
-          <w:bCs/>
-        </w:rPr>
-      </w:pPr>
-      <w:r>
-        <w:rPr>
-          <w:b/>
-          <w:bCs/>
-        </w:rPr>
+      <w:proofErr w:type="gramStart"/>
+      <w:r>
+        <w:rPr>
+          <w:b/>
+          <w:bCs/>
+        </w:rPr>
+        <w:t xml:space="preserve">c. </w:t>
+      </w:r>
+      <w:r>
+        <w:t>Environment</w:t>
+      </w:r>
+      <w:proofErr w:type="gramEnd"/>
+      <w:r>
+        <w:t xml:space="preserve"> Model: The environment model stores values in frames rather than substituting them into the code; the interpreter simply looks up the value in the environment when needed.</w:t>
+      </w:r>
+      <w:r>
+        <w:rPr>
+          <w:b/>
+          <w:bCs/>
+        </w:rPr>
+        <w:t xml:space="preserve"> </w:t>
+      </w:r>
+    </w:p>
+    <w:p>
+      <w:pPr>
+        <w:rPr>
+          <w:b/>
+          <w:bCs/>
+        </w:rPr>
+      </w:pPr>
+    </w:p>
+    <w:p>
+      <w:pPr>
+        <w:rPr>
+          <w:b/>
+          <w:bCs/>
+        </w:rPr>
+      </w:pPr>
+    </w:p>
+    <w:p>
+      <w:pPr>
+        <w:rPr>
+          <w:b/>
+          <w:bCs/>
+        </w:rPr>
+      </w:pPr>
+    </w:p>
+    <w:p>
+      <w:pPr>
+        <w:rPr>
+          <w:b/>
+          <w:bCs/>
+        </w:rPr>
+      </w:pPr>
+    </w:p>
+    <w:p>
+      <w:pPr>
+        <w:rPr>
+          <w:b/>
+          <w:bCs/>
+        </w:rPr>
+      </w:pPr>
+      <w:r>
+        <w:rPr>
+          <w:b/>
+          <w:bCs/>
+        </w:rPr>
+        <w:lastRenderedPageBreak/>
         <w:t>Q1.11: Scoping and Renaming</w:t>
       </w:r>
     </w:p>
@@ -887,18 +910,16 @@
           <w:ilvl w:val="0"/>
           <w:numId w:val="17"/>
         </w:numPr>
-        <w:rPr>
-          <w:b/>
-          <w:bCs/>
-        </w:rPr>
-      </w:pPr>
-      <w:r>
-        <w:rPr>
-          <w:b/>
-          <w:bCs/>
-        </w:rPr>
-        <w:lastRenderedPageBreak/>
-        <w:t xml:space="preserve">a. Environment Model: The environment hierarchy naturally handles scoping; the interpreter always searches for a variable starting from the most recent frame and moves up, ensuring the correct binding is found regardless of duplicate names in outer scopes. </w:t>
+      </w:pPr>
+      <w:r>
+        <w:rPr>
+          <w:b/>
+          <w:bCs/>
+        </w:rPr>
+        <w:t xml:space="preserve">a. </w:t>
+      </w:r>
+      <w:r>
+        <w:t xml:space="preserve">Environment Model: The environment hierarchy naturally handles scoping; the interpreter always searches for a variable starting from the most recent frame and moves up, ensuring the correct binding is found regardless of duplicate names in outer scopes. </w:t>
       </w:r>
     </w:p>
     <w:p>
@@ -907,20 +928,2805 @@
           <w:ilvl w:val="0"/>
           <w:numId w:val="17"/>
         </w:numPr>
-        <w:rPr>
-          <w:b/>
-          <w:bCs/>
-        </w:rPr>
-      </w:pPr>
-      <w:r>
-        <w:rPr>
-          <w:b/>
-          <w:bCs/>
-        </w:rPr>
-        <w:t>b. Substitution Model and "Closed" Terms: No. Renaming is used to prevent Variable Capture, where a free variable in the substituted expression accidentally becomes bound by a parameter in the target body. A closed term contains no free variables, so there is no risk of any variable being captured during substitution.</w:t>
+      </w:pPr>
+      <w:r>
+        <w:rPr>
+          <w:b/>
+          <w:bCs/>
+        </w:rPr>
+        <w:t xml:space="preserve">b. </w:t>
+      </w:r>
+      <w:r>
+        <w:t>Substitution Model and "Closed" Terms: No. Renaming is used to prevent Variable Capture, where a free variable in the substituted expression accidentally becomes bound by a parameter in the target body. A closed term contains no free variables, so there is no risk of any variable being captured during substitution.</w:t>
       </w:r>
     </w:p>
     <w:p/>
+    <w:p>
+      <w:pPr>
+        <w:rPr>
+          <w:b/>
+          <w:bCs/>
+          <w:sz w:val="28"/>
+          <w:szCs w:val="28"/>
+        </w:rPr>
+      </w:pPr>
+      <w:r>
+        <w:rPr>
+          <w:b/>
+          <w:bCs/>
+          <w:sz w:val="28"/>
+          <w:szCs w:val="28"/>
+        </w:rPr>
+        <w:t>Q. 2.d</w:t>
+      </w:r>
+    </w:p>
+    <w:p>
+      <w:pPr>
+        <w:rPr>
+          <w:sz w:val="28"/>
+          <w:szCs w:val="28"/>
+          <w:lang w:val="en-IL"/>
+        </w:rPr>
+      </w:pPr>
+      <w:r>
+        <w:rPr>
+          <w:sz w:val="28"/>
+          <w:szCs w:val="28"/>
+          <w:lang w:val="en-IL"/>
+        </w:rPr>
+        <w:t>(</w:t>
+      </w:r>
+      <w:proofErr w:type="gramStart"/>
+      <w:r>
+        <w:rPr>
+          <w:sz w:val="28"/>
+          <w:szCs w:val="28"/>
+          <w:lang w:val="en-IL"/>
+        </w:rPr>
+        <w:t>define</w:t>
+      </w:r>
+      <w:proofErr w:type="gramEnd"/>
+      <w:r>
+        <w:rPr>
+          <w:sz w:val="28"/>
+          <w:szCs w:val="28"/>
+          <w:lang w:val="en-IL"/>
+        </w:rPr>
+        <w:t xml:space="preserve"> circle</w:t>
+      </w:r>
+    </w:p>
+    <w:p>
+      <w:pPr>
+        <w:rPr>
+          <w:sz w:val="28"/>
+          <w:szCs w:val="28"/>
+          <w:lang w:val="en-IL"/>
+        </w:rPr>
+      </w:pPr>
+      <w:r>
+        <w:rPr>
+          <w:sz w:val="28"/>
+          <w:szCs w:val="28"/>
+          <w:lang w:val="en-IL"/>
+        </w:rPr>
+        <w:t xml:space="preserve">  (lambda (x y radius)</w:t>
+      </w:r>
+    </w:p>
+    <w:p>
+      <w:pPr>
+        <w:rPr>
+          <w:sz w:val="28"/>
+          <w:szCs w:val="28"/>
+          <w:lang w:val="en-IL"/>
+        </w:rPr>
+      </w:pPr>
+      <w:r>
+        <w:rPr>
+          <w:sz w:val="28"/>
+          <w:szCs w:val="28"/>
+          <w:lang w:val="en-IL"/>
+        </w:rPr>
+        <w:t xml:space="preserve">    (lambda (msg)</w:t>
+      </w:r>
+    </w:p>
+    <w:p>
+      <w:pPr>
+        <w:rPr>
+          <w:sz w:val="28"/>
+          <w:szCs w:val="28"/>
+          <w:lang w:val="en-IL"/>
+        </w:rPr>
+      </w:pPr>
+      <w:r>
+        <w:rPr>
+          <w:sz w:val="28"/>
+          <w:szCs w:val="28"/>
+          <w:lang w:val="en-IL"/>
+        </w:rPr>
+        <w:t xml:space="preserve">      (if (eq? msg 'area)</w:t>
+      </w:r>
+    </w:p>
+    <w:p>
+      <w:pPr>
+        <w:rPr>
+          <w:sz w:val="28"/>
+          <w:szCs w:val="28"/>
+          <w:lang w:val="en-IL"/>
+        </w:rPr>
+      </w:pPr>
+      <w:r>
+        <w:rPr>
+          <w:sz w:val="28"/>
+          <w:szCs w:val="28"/>
+          <w:lang w:val="en-IL"/>
+        </w:rPr>
+        <w:t xml:space="preserve">        (* (square radius) pi)</w:t>
+      </w:r>
+    </w:p>
+    <w:p>
+      <w:pPr>
+        <w:rPr>
+          <w:sz w:val="28"/>
+          <w:szCs w:val="28"/>
+          <w:lang w:val="en-IL"/>
+        </w:rPr>
+      </w:pPr>
+      <w:r>
+        <w:rPr>
+          <w:sz w:val="28"/>
+          <w:szCs w:val="28"/>
+          <w:lang w:val="en-IL"/>
+        </w:rPr>
+        <w:t xml:space="preserve">        (if (eq? msg 'perimeter)</w:t>
+      </w:r>
+    </w:p>
+    <w:p>
+      <w:pPr>
+        <w:rPr>
+          <w:sz w:val="28"/>
+          <w:szCs w:val="28"/>
+          <w:lang w:val="en-IL"/>
+        </w:rPr>
+      </w:pPr>
+      <w:r>
+        <w:rPr>
+          <w:sz w:val="28"/>
+          <w:szCs w:val="28"/>
+          <w:lang w:val="en-IL"/>
+        </w:rPr>
+        <w:t xml:space="preserve">          (* 2 pi radius)</w:t>
+      </w:r>
+    </w:p>
+    <w:p>
+      <w:pPr>
+        <w:rPr>
+          <w:sz w:val="28"/>
+          <w:szCs w:val="28"/>
+          <w:lang w:val="en-IL"/>
+        </w:rPr>
+      </w:pPr>
+      <w:r>
+        <w:rPr>
+          <w:sz w:val="28"/>
+          <w:szCs w:val="28"/>
+          <w:lang w:val="en-IL"/>
+        </w:rPr>
+        <w:t xml:space="preserve">          'error)))))</w:t>
+      </w:r>
+    </w:p>
+    <w:p>
+      <w:pPr>
+        <w:rPr>
+          <w:sz w:val="28"/>
+          <w:szCs w:val="28"/>
+          <w:lang w:val="en-IL"/>
+        </w:rPr>
+      </w:pPr>
+    </w:p>
+    <w:p>
+      <w:pPr>
+        <w:rPr>
+          <w:sz w:val="28"/>
+          <w:szCs w:val="28"/>
+          <w:lang w:val="en-IL"/>
+        </w:rPr>
+      </w:pPr>
+    </w:p>
+    <w:p>
+      <w:pPr>
+        <w:rPr>
+          <w:sz w:val="28"/>
+          <w:szCs w:val="28"/>
+          <w:lang w:val="en-IL"/>
+        </w:rPr>
+      </w:pPr>
+      <w:r>
+        <w:rPr>
+          <w:sz w:val="28"/>
+          <w:szCs w:val="28"/>
+          <w:lang w:val="en-IL"/>
+        </w:rPr>
+        <w:t>Continue to next page-</w:t>
+      </w:r>
+    </w:p>
+    <w:p>
+      <w:pPr>
+        <w:rPr>
+          <w:sz w:val="28"/>
+          <w:szCs w:val="28"/>
+          <w:lang w:val="en-IL"/>
+        </w:rPr>
+      </w:pPr>
+    </w:p>
+    <w:p>
+      <w:pPr>
+        <w:rPr>
+          <w:sz w:val="28"/>
+          <w:szCs w:val="28"/>
+          <w:lang w:val="en-IL"/>
+        </w:rPr>
+      </w:pPr>
+    </w:p>
+    <w:p>
+      <w:pPr>
+        <w:rPr>
+          <w:sz w:val="28"/>
+          <w:szCs w:val="28"/>
+          <w:lang w:val="en-IL"/>
+        </w:rPr>
+      </w:pPr>
+    </w:p>
+    <w:p>
+      <w:pPr>
+        <w:spacing w:line="240" w:lineRule="auto"/>
+        <w:rPr>
+          <w:lang w:val="en-IL" w:eastAsia="en-IL"/>
+        </w:rPr>
+      </w:pPr>
+      <w:proofErr w:type="spellStart"/>
+      <w:proofErr w:type="gramStart"/>
+      <w:r>
+        <w:rPr>
+          <w:b/>
+          <w:bCs/>
+          <w:color w:val="5B2C83"/>
+          <w:sz w:val="22"/>
+          <w:szCs w:val="22"/>
+        </w:rPr>
+        <w:lastRenderedPageBreak/>
+        <w:t>DefineExp</w:t>
+      </w:r>
+      <w:proofErr w:type="spellEnd"/>
+      <w:r>
+        <w:rPr>
+          <w:sz w:val="22"/>
+          <w:szCs w:val="22"/>
+        </w:rPr>
+        <w:t>(</w:t>
+      </w:r>
+      <w:proofErr w:type="gramEnd"/>
+      <w:r>
+        <w:rPr>
+          <w:sz w:val="22"/>
+          <w:szCs w:val="22"/>
+          <w:u w:val="single"/>
+        </w:rPr>
+        <w:t>var</w:t>
+      </w:r>
+      <w:r>
+        <w:rPr>
+          <w:sz w:val="22"/>
+          <w:szCs w:val="22"/>
+        </w:rPr>
+        <w:t xml:space="preserve">: </w:t>
+      </w:r>
+      <w:proofErr w:type="spellStart"/>
+      <w:r>
+        <w:rPr>
+          <w:b/>
+          <w:bCs/>
+          <w:color w:val="1F4E79"/>
+          <w:sz w:val="22"/>
+          <w:szCs w:val="22"/>
+        </w:rPr>
+        <w:t>VarDecl</w:t>
+      </w:r>
+      <w:proofErr w:type="spellEnd"/>
+      <w:r>
+        <w:rPr>
+          <w:sz w:val="22"/>
+          <w:szCs w:val="22"/>
+        </w:rPr>
+        <w:t>(</w:t>
+      </w:r>
+      <w:r>
+        <w:rPr>
+          <w:b/>
+          <w:bCs/>
+          <w:color w:val="000000"/>
+          <w:sz w:val="22"/>
+          <w:szCs w:val="22"/>
+        </w:rPr>
+        <w:t>pi</w:t>
+      </w:r>
+      <w:r>
+        <w:rPr>
+          <w:sz w:val="22"/>
+          <w:szCs w:val="22"/>
+        </w:rPr>
+        <w:t xml:space="preserve">), </w:t>
+      </w:r>
+      <w:proofErr w:type="spellStart"/>
+      <w:r>
+        <w:rPr>
+          <w:sz w:val="22"/>
+          <w:szCs w:val="22"/>
+          <w:u w:val="single"/>
+        </w:rPr>
+        <w:t>val</w:t>
+      </w:r>
+      <w:proofErr w:type="spellEnd"/>
+      <w:r>
+        <w:rPr>
+          <w:sz w:val="22"/>
+          <w:szCs w:val="22"/>
+        </w:rPr>
+        <w:t xml:space="preserve">: </w:t>
+      </w:r>
+      <w:proofErr w:type="spellStart"/>
+      <w:proofErr w:type="gramStart"/>
+      <w:r>
+        <w:rPr>
+          <w:b/>
+          <w:bCs/>
+          <w:color w:val="7F6000"/>
+          <w:sz w:val="22"/>
+          <w:szCs w:val="22"/>
+        </w:rPr>
+        <w:t>NumExp</w:t>
+      </w:r>
+      <w:proofErr w:type="spellEnd"/>
+      <w:r>
+        <w:rPr>
+          <w:sz w:val="22"/>
+          <w:szCs w:val="22"/>
+        </w:rPr>
+        <w:t>(</w:t>
+      </w:r>
+      <w:proofErr w:type="gramEnd"/>
+      <w:r>
+        <w:rPr>
+          <w:sz w:val="22"/>
+          <w:szCs w:val="22"/>
+        </w:rPr>
+        <w:t>3.14))</w:t>
+      </w:r>
+    </w:p>
+    <w:p>
+      <w:pPr>
+        <w:spacing w:line="240" w:lineRule="auto"/>
+        <w:rPr>
+          <w:rFonts w:hint="cs"/>
+          <w:rtl/>
+          <w:lang w:val="en-IL" w:eastAsia="en-IL"/>
+        </w:rPr>
+      </w:pPr>
+      <w:proofErr w:type="spellStart"/>
+      <w:proofErr w:type="gramStart"/>
+      <w:r>
+        <w:rPr>
+          <w:b/>
+          <w:bCs/>
+          <w:color w:val="5B2C83"/>
+          <w:sz w:val="22"/>
+          <w:szCs w:val="22"/>
+        </w:rPr>
+        <w:t>DefineExp</w:t>
+      </w:r>
+      <w:proofErr w:type="spellEnd"/>
+      <w:r>
+        <w:rPr>
+          <w:sz w:val="22"/>
+          <w:szCs w:val="22"/>
+        </w:rPr>
+        <w:t>(</w:t>
+      </w:r>
+      <w:proofErr w:type="gramEnd"/>
+    </w:p>
+    <w:p>
+      <w:pPr>
+        <w:spacing w:line="240" w:lineRule="auto"/>
+        <w:rPr>
+          <w:lang w:val="en-IL" w:eastAsia="en-IL"/>
+        </w:rPr>
+      </w:pPr>
+      <w:r>
+        <w:rPr>
+          <w:sz w:val="22"/>
+          <w:szCs w:val="22"/>
+        </w:rPr>
+        <w:t xml:space="preserve">  </w:t>
+      </w:r>
+      <w:r>
+        <w:rPr>
+          <w:sz w:val="22"/>
+          <w:szCs w:val="22"/>
+          <w:u w:val="single"/>
+        </w:rPr>
+        <w:t>var</w:t>
+      </w:r>
+      <w:r>
+        <w:rPr>
+          <w:sz w:val="22"/>
+          <w:szCs w:val="22"/>
+        </w:rPr>
+        <w:t xml:space="preserve">: </w:t>
+      </w:r>
+      <w:proofErr w:type="spellStart"/>
+      <w:r>
+        <w:rPr>
+          <w:b/>
+          <w:bCs/>
+          <w:color w:val="1F4E79"/>
+          <w:sz w:val="22"/>
+          <w:szCs w:val="22"/>
+        </w:rPr>
+        <w:t>VarDecl</w:t>
+      </w:r>
+      <w:proofErr w:type="spellEnd"/>
+      <w:r>
+        <w:rPr>
+          <w:sz w:val="22"/>
+          <w:szCs w:val="22"/>
+        </w:rPr>
+        <w:t>(</w:t>
+      </w:r>
+      <w:r>
+        <w:rPr>
+          <w:b/>
+          <w:bCs/>
+          <w:color w:val="000000"/>
+          <w:sz w:val="22"/>
+          <w:szCs w:val="22"/>
+        </w:rPr>
+        <w:t>square</w:t>
+      </w:r>
+      <w:r>
+        <w:rPr>
+          <w:sz w:val="22"/>
+          <w:szCs w:val="22"/>
+        </w:rPr>
+        <w:t>),</w:t>
+      </w:r>
+    </w:p>
+    <w:p>
+      <w:pPr>
+        <w:spacing w:line="240" w:lineRule="auto"/>
+        <w:rPr>
+          <w:lang w:val="en-IL" w:eastAsia="en-IL"/>
+        </w:rPr>
+      </w:pPr>
+      <w:r>
+        <w:rPr>
+          <w:sz w:val="22"/>
+          <w:szCs w:val="22"/>
+        </w:rPr>
+        <w:t xml:space="preserve">  </w:t>
+      </w:r>
+      <w:proofErr w:type="spellStart"/>
+      <w:r>
+        <w:rPr>
+          <w:sz w:val="22"/>
+          <w:szCs w:val="22"/>
+          <w:u w:val="single"/>
+        </w:rPr>
+        <w:t>val</w:t>
+      </w:r>
+      <w:proofErr w:type="spellEnd"/>
+      <w:r>
+        <w:rPr>
+          <w:sz w:val="22"/>
+          <w:szCs w:val="22"/>
+        </w:rPr>
+        <w:t xml:space="preserve">: </w:t>
+      </w:r>
+      <w:proofErr w:type="spellStart"/>
+      <w:proofErr w:type="gramStart"/>
+      <w:r>
+        <w:rPr>
+          <w:b/>
+          <w:bCs/>
+          <w:color w:val="0B5D4C"/>
+          <w:sz w:val="22"/>
+          <w:szCs w:val="22"/>
+        </w:rPr>
+        <w:t>ProcExp</w:t>
+      </w:r>
+      <w:proofErr w:type="spellEnd"/>
+      <w:r>
+        <w:rPr>
+          <w:sz w:val="22"/>
+          <w:szCs w:val="22"/>
+        </w:rPr>
+        <w:t>(</w:t>
+      </w:r>
+      <w:proofErr w:type="gramEnd"/>
+    </w:p>
+    <w:p>
+      <w:pPr>
+        <w:spacing w:line="240" w:lineRule="auto"/>
+        <w:rPr>
+          <w:lang w:val="en-IL" w:eastAsia="en-IL"/>
+        </w:rPr>
+      </w:pPr>
+      <w:r>
+        <w:rPr>
+          <w:sz w:val="22"/>
+          <w:szCs w:val="22"/>
+        </w:rPr>
+        <w:t xml:space="preserve">    </w:t>
+      </w:r>
+      <w:proofErr w:type="spellStart"/>
+      <w:r>
+        <w:rPr>
+          <w:sz w:val="22"/>
+          <w:szCs w:val="22"/>
+          <w:u w:val="single"/>
+        </w:rPr>
+        <w:t>args</w:t>
+      </w:r>
+      <w:proofErr w:type="spellEnd"/>
+      <w:r>
+        <w:rPr>
+          <w:sz w:val="22"/>
+          <w:szCs w:val="22"/>
+        </w:rPr>
+        <w:t>: [</w:t>
+      </w:r>
+      <w:proofErr w:type="spellStart"/>
+      <w:r>
+        <w:rPr>
+          <w:b/>
+          <w:bCs/>
+          <w:color w:val="1F4E79"/>
+          <w:sz w:val="22"/>
+          <w:szCs w:val="22"/>
+        </w:rPr>
+        <w:t>VarDecl</w:t>
+      </w:r>
+      <w:proofErr w:type="spellEnd"/>
+      <w:r>
+        <w:rPr>
+          <w:sz w:val="22"/>
+          <w:szCs w:val="22"/>
+        </w:rPr>
+        <w:t>(</w:t>
+      </w:r>
+      <w:r>
+        <w:rPr>
+          <w:b/>
+          <w:bCs/>
+          <w:color w:val="000000"/>
+          <w:sz w:val="22"/>
+          <w:szCs w:val="22"/>
+        </w:rPr>
+        <w:t>x</w:t>
+      </w:r>
+      <w:r>
+        <w:rPr>
+          <w:sz w:val="22"/>
+          <w:szCs w:val="22"/>
+        </w:rPr>
+        <w:t>)],</w:t>
+      </w:r>
+    </w:p>
+    <w:p>
+      <w:pPr>
+        <w:spacing w:line="240" w:lineRule="auto"/>
+        <w:rPr>
+          <w:lang w:val="en-IL" w:eastAsia="en-IL"/>
+        </w:rPr>
+      </w:pPr>
+      <w:r>
+        <w:rPr>
+          <w:sz w:val="22"/>
+          <w:szCs w:val="22"/>
+        </w:rPr>
+        <w:t xml:space="preserve">    </w:t>
+      </w:r>
+      <w:r>
+        <w:rPr>
+          <w:sz w:val="22"/>
+          <w:szCs w:val="22"/>
+          <w:u w:val="single"/>
+        </w:rPr>
+        <w:t>body</w:t>
+      </w:r>
+      <w:r>
+        <w:rPr>
+          <w:sz w:val="22"/>
+          <w:szCs w:val="22"/>
+        </w:rPr>
+        <w:t>: [</w:t>
+      </w:r>
+      <w:proofErr w:type="spellStart"/>
+      <w:proofErr w:type="gramStart"/>
+      <w:r>
+        <w:rPr>
+          <w:b/>
+          <w:bCs/>
+          <w:color w:val="7A1E3A"/>
+          <w:sz w:val="22"/>
+          <w:szCs w:val="22"/>
+        </w:rPr>
+        <w:t>AppExp</w:t>
+      </w:r>
+      <w:proofErr w:type="spellEnd"/>
+      <w:r>
+        <w:rPr>
+          <w:sz w:val="22"/>
+          <w:szCs w:val="22"/>
+        </w:rPr>
+        <w:t>(</w:t>
+      </w:r>
+      <w:proofErr w:type="spellStart"/>
+      <w:proofErr w:type="gramEnd"/>
+      <w:r>
+        <w:rPr>
+          <w:sz w:val="22"/>
+          <w:szCs w:val="22"/>
+        </w:rPr>
+        <w:t>rator</w:t>
+      </w:r>
+      <w:proofErr w:type="spellEnd"/>
+      <w:r>
+        <w:rPr>
+          <w:sz w:val="22"/>
+          <w:szCs w:val="22"/>
+        </w:rPr>
+        <w:t xml:space="preserve">: </w:t>
+      </w:r>
+      <w:proofErr w:type="spellStart"/>
+      <w:proofErr w:type="gramStart"/>
+      <w:r>
+        <w:rPr>
+          <w:b/>
+          <w:bCs/>
+          <w:color w:val="1B5E20"/>
+          <w:sz w:val="22"/>
+          <w:szCs w:val="22"/>
+        </w:rPr>
+        <w:t>PrimOp</w:t>
+      </w:r>
+      <w:proofErr w:type="spellEnd"/>
+      <w:r>
+        <w:rPr>
+          <w:sz w:val="22"/>
+          <w:szCs w:val="22"/>
+        </w:rPr>
+        <w:t>(</w:t>
+      </w:r>
+      <w:proofErr w:type="gramEnd"/>
+      <w:r>
+        <w:rPr>
+          <w:sz w:val="22"/>
+          <w:szCs w:val="22"/>
+        </w:rPr>
+        <w:t xml:space="preserve">*), </w:t>
+      </w:r>
+      <w:r>
+        <w:rPr>
+          <w:sz w:val="22"/>
+          <w:szCs w:val="22"/>
+          <w:u w:val="single"/>
+        </w:rPr>
+        <w:t>rands</w:t>
+      </w:r>
+      <w:r>
+        <w:rPr>
+          <w:sz w:val="22"/>
+          <w:szCs w:val="22"/>
+        </w:rPr>
+        <w:t>: [</w:t>
+      </w:r>
+      <w:proofErr w:type="spellStart"/>
+      <w:r>
+        <w:rPr>
+          <w:b/>
+          <w:bCs/>
+          <w:color w:val="1F3A93"/>
+          <w:sz w:val="22"/>
+          <w:szCs w:val="22"/>
+        </w:rPr>
+        <w:t>VarRef</w:t>
+      </w:r>
+      <w:proofErr w:type="spellEnd"/>
+      <w:r>
+        <w:rPr>
+          <w:sz w:val="22"/>
+          <w:szCs w:val="22"/>
+        </w:rPr>
+        <w:t>(</w:t>
+      </w:r>
+      <w:r>
+        <w:rPr>
+          <w:b/>
+          <w:bCs/>
+          <w:color w:val="000000"/>
+          <w:sz w:val="22"/>
+          <w:szCs w:val="22"/>
+        </w:rPr>
+        <w:t>x</w:t>
+      </w:r>
+      <w:r>
+        <w:rPr>
+          <w:sz w:val="22"/>
+          <w:szCs w:val="22"/>
+        </w:rPr>
+        <w:t xml:space="preserve">), </w:t>
+      </w:r>
+      <w:proofErr w:type="spellStart"/>
+      <w:r>
+        <w:rPr>
+          <w:b/>
+          <w:bCs/>
+          <w:color w:val="1F3A93"/>
+          <w:sz w:val="22"/>
+          <w:szCs w:val="22"/>
+        </w:rPr>
+        <w:t>VarRef</w:t>
+      </w:r>
+      <w:proofErr w:type="spellEnd"/>
+      <w:r>
+        <w:rPr>
+          <w:sz w:val="22"/>
+          <w:szCs w:val="22"/>
+        </w:rPr>
+        <w:t>(</w:t>
+      </w:r>
+      <w:r>
+        <w:rPr>
+          <w:b/>
+          <w:bCs/>
+          <w:color w:val="000000"/>
+          <w:sz w:val="22"/>
+          <w:szCs w:val="22"/>
+        </w:rPr>
+        <w:t>x</w:t>
+      </w:r>
+      <w:proofErr w:type="gramStart"/>
+      <w:r>
+        <w:rPr>
+          <w:sz w:val="22"/>
+          <w:szCs w:val="22"/>
+        </w:rPr>
+        <w:t>)])] )</w:t>
+      </w:r>
+      <w:proofErr w:type="gramEnd"/>
+      <w:r>
+        <w:rPr>
+          <w:sz w:val="22"/>
+          <w:szCs w:val="22"/>
+        </w:rPr>
+        <w:t>)</w:t>
+      </w:r>
+    </w:p>
+    <w:p>
+      <w:pPr>
+        <w:spacing w:line="240" w:lineRule="auto"/>
+        <w:rPr>
+          <w:lang w:val="en-IL" w:eastAsia="en-IL"/>
+        </w:rPr>
+      </w:pPr>
+      <w:proofErr w:type="spellStart"/>
+      <w:proofErr w:type="gramStart"/>
+      <w:r>
+        <w:rPr>
+          <w:b/>
+          <w:bCs/>
+          <w:color w:val="5B2C83"/>
+          <w:sz w:val="22"/>
+          <w:szCs w:val="22"/>
+        </w:rPr>
+        <w:t>DefineExp</w:t>
+      </w:r>
+      <w:proofErr w:type="spellEnd"/>
+      <w:r>
+        <w:rPr>
+          <w:sz w:val="22"/>
+          <w:szCs w:val="22"/>
+        </w:rPr>
+        <w:t>(</w:t>
+      </w:r>
+      <w:proofErr w:type="gramEnd"/>
+    </w:p>
+    <w:p>
+      <w:pPr>
+        <w:spacing w:line="240" w:lineRule="auto"/>
+        <w:rPr>
+          <w:lang w:val="en-IL" w:eastAsia="en-IL"/>
+        </w:rPr>
+      </w:pPr>
+      <w:r>
+        <w:rPr>
+          <w:sz w:val="22"/>
+          <w:szCs w:val="22"/>
+        </w:rPr>
+        <w:t xml:space="preserve">  </w:t>
+      </w:r>
+      <w:r>
+        <w:rPr>
+          <w:sz w:val="22"/>
+          <w:szCs w:val="22"/>
+          <w:u w:val="single"/>
+        </w:rPr>
+        <w:t>var</w:t>
+      </w:r>
+      <w:r>
+        <w:rPr>
+          <w:sz w:val="22"/>
+          <w:szCs w:val="22"/>
+        </w:rPr>
+        <w:t xml:space="preserve">: </w:t>
+      </w:r>
+      <w:proofErr w:type="spellStart"/>
+      <w:r>
+        <w:rPr>
+          <w:b/>
+          <w:bCs/>
+          <w:color w:val="1F4E79"/>
+          <w:sz w:val="22"/>
+          <w:szCs w:val="22"/>
+        </w:rPr>
+        <w:t>VarDecl</w:t>
+      </w:r>
+      <w:proofErr w:type="spellEnd"/>
+      <w:r>
+        <w:rPr>
+          <w:sz w:val="22"/>
+          <w:szCs w:val="22"/>
+        </w:rPr>
+        <w:t>(</w:t>
+      </w:r>
+      <w:r>
+        <w:rPr>
+          <w:b/>
+          <w:bCs/>
+          <w:color w:val="000000"/>
+          <w:sz w:val="22"/>
+          <w:szCs w:val="22"/>
+        </w:rPr>
+        <w:t>circle</w:t>
+      </w:r>
+      <w:r>
+        <w:rPr>
+          <w:sz w:val="22"/>
+          <w:szCs w:val="22"/>
+        </w:rPr>
+        <w:t>),</w:t>
+      </w:r>
+    </w:p>
+    <w:p>
+      <w:pPr>
+        <w:spacing w:line="240" w:lineRule="auto"/>
+        <w:rPr>
+          <w:lang w:val="en-IL" w:eastAsia="en-IL"/>
+        </w:rPr>
+      </w:pPr>
+      <w:r>
+        <w:rPr>
+          <w:sz w:val="22"/>
+          <w:szCs w:val="22"/>
+        </w:rPr>
+        <w:t xml:space="preserve">  </w:t>
+      </w:r>
+      <w:proofErr w:type="spellStart"/>
+      <w:r>
+        <w:rPr>
+          <w:sz w:val="22"/>
+          <w:szCs w:val="22"/>
+          <w:u w:val="single"/>
+        </w:rPr>
+        <w:t>val</w:t>
+      </w:r>
+      <w:proofErr w:type="spellEnd"/>
+      <w:r>
+        <w:rPr>
+          <w:sz w:val="22"/>
+          <w:szCs w:val="22"/>
+        </w:rPr>
+        <w:t xml:space="preserve">: </w:t>
+      </w:r>
+      <w:proofErr w:type="spellStart"/>
+      <w:proofErr w:type="gramStart"/>
+      <w:r>
+        <w:rPr>
+          <w:b/>
+          <w:bCs/>
+          <w:color w:val="0B5D4C"/>
+          <w:sz w:val="22"/>
+          <w:szCs w:val="22"/>
+        </w:rPr>
+        <w:t>ProcExp</w:t>
+      </w:r>
+      <w:proofErr w:type="spellEnd"/>
+      <w:r>
+        <w:rPr>
+          <w:sz w:val="22"/>
+          <w:szCs w:val="22"/>
+        </w:rPr>
+        <w:t>(</w:t>
+      </w:r>
+      <w:proofErr w:type="gramEnd"/>
+    </w:p>
+    <w:p>
+      <w:pPr>
+        <w:spacing w:line="240" w:lineRule="auto"/>
+        <w:rPr>
+          <w:lang w:val="en-IL" w:eastAsia="en-IL"/>
+        </w:rPr>
+      </w:pPr>
+      <w:r>
+        <w:rPr>
+          <w:sz w:val="22"/>
+          <w:szCs w:val="22"/>
+        </w:rPr>
+        <w:t xml:space="preserve">    </w:t>
+      </w:r>
+      <w:proofErr w:type="spellStart"/>
+      <w:r>
+        <w:rPr>
+          <w:sz w:val="22"/>
+          <w:szCs w:val="22"/>
+          <w:u w:val="single"/>
+        </w:rPr>
+        <w:t>args</w:t>
+      </w:r>
+      <w:proofErr w:type="spellEnd"/>
+      <w:r>
+        <w:rPr>
+          <w:sz w:val="22"/>
+          <w:szCs w:val="22"/>
+        </w:rPr>
+        <w:t>: [</w:t>
+      </w:r>
+      <w:proofErr w:type="spellStart"/>
+      <w:r>
+        <w:rPr>
+          <w:b/>
+          <w:bCs/>
+          <w:color w:val="1F4E79"/>
+          <w:sz w:val="22"/>
+          <w:szCs w:val="22"/>
+        </w:rPr>
+        <w:t>VarDecl</w:t>
+      </w:r>
+      <w:proofErr w:type="spellEnd"/>
+      <w:r>
+        <w:rPr>
+          <w:sz w:val="22"/>
+          <w:szCs w:val="22"/>
+        </w:rPr>
+        <w:t>(</w:t>
+      </w:r>
+      <w:r>
+        <w:rPr>
+          <w:b/>
+          <w:bCs/>
+          <w:color w:val="000000"/>
+          <w:sz w:val="22"/>
+          <w:szCs w:val="22"/>
+        </w:rPr>
+        <w:t>x</w:t>
+      </w:r>
+      <w:r>
+        <w:rPr>
+          <w:sz w:val="22"/>
+          <w:szCs w:val="22"/>
+        </w:rPr>
+        <w:t xml:space="preserve">), </w:t>
+      </w:r>
+      <w:proofErr w:type="spellStart"/>
+      <w:r>
+        <w:rPr>
+          <w:b/>
+          <w:bCs/>
+          <w:color w:val="1F4E79"/>
+          <w:sz w:val="22"/>
+          <w:szCs w:val="22"/>
+        </w:rPr>
+        <w:t>VarDecl</w:t>
+      </w:r>
+      <w:proofErr w:type="spellEnd"/>
+      <w:r>
+        <w:rPr>
+          <w:sz w:val="22"/>
+          <w:szCs w:val="22"/>
+        </w:rPr>
+        <w:t>(</w:t>
+      </w:r>
+      <w:r>
+        <w:rPr>
+          <w:b/>
+          <w:bCs/>
+          <w:color w:val="000000"/>
+          <w:sz w:val="22"/>
+          <w:szCs w:val="22"/>
+        </w:rPr>
+        <w:t>y</w:t>
+      </w:r>
+      <w:r>
+        <w:rPr>
+          <w:sz w:val="22"/>
+          <w:szCs w:val="22"/>
+        </w:rPr>
+        <w:t xml:space="preserve">), </w:t>
+      </w:r>
+      <w:proofErr w:type="spellStart"/>
+      <w:r>
+        <w:rPr>
+          <w:b/>
+          <w:bCs/>
+          <w:color w:val="1F4E79"/>
+          <w:sz w:val="22"/>
+          <w:szCs w:val="22"/>
+        </w:rPr>
+        <w:t>VarDecl</w:t>
+      </w:r>
+      <w:proofErr w:type="spellEnd"/>
+      <w:r>
+        <w:rPr>
+          <w:sz w:val="22"/>
+          <w:szCs w:val="22"/>
+        </w:rPr>
+        <w:t>(</w:t>
+      </w:r>
+      <w:r>
+        <w:rPr>
+          <w:b/>
+          <w:bCs/>
+          <w:color w:val="000000"/>
+          <w:sz w:val="22"/>
+          <w:szCs w:val="22"/>
+        </w:rPr>
+        <w:t>radius</w:t>
+      </w:r>
+      <w:r>
+        <w:rPr>
+          <w:sz w:val="22"/>
+          <w:szCs w:val="22"/>
+        </w:rPr>
+        <w:t>)],</w:t>
+      </w:r>
+    </w:p>
+    <w:p>
+      <w:pPr>
+        <w:spacing w:line="240" w:lineRule="auto"/>
+        <w:rPr>
+          <w:sz w:val="22"/>
+          <w:szCs w:val="22"/>
+          <w:lang w:val="en-IL"/>
+        </w:rPr>
+      </w:pPr>
+      <w:r>
+        <w:rPr>
+          <w:sz w:val="22"/>
+          <w:szCs w:val="22"/>
+          <w:lang w:val="en-IL"/>
+        </w:rPr>
+        <w:t xml:space="preserve">    </w:t>
+      </w:r>
+      <w:r>
+        <w:rPr>
+          <w:sz w:val="22"/>
+          <w:szCs w:val="22"/>
+          <w:u w:val="single"/>
+          <w:lang w:val="en-IL"/>
+        </w:rPr>
+        <w:t>body</w:t>
+      </w:r>
+      <w:r>
+        <w:rPr>
+          <w:sz w:val="22"/>
+          <w:szCs w:val="22"/>
+          <w:lang w:val="en-IL"/>
+        </w:rPr>
+        <w:t>: [</w:t>
+      </w:r>
+    </w:p>
+    <w:p>
+      <w:pPr>
+        <w:spacing w:line="240" w:lineRule="auto"/>
+        <w:rPr>
+          <w:lang w:val="en-IL" w:eastAsia="en-IL"/>
+        </w:rPr>
+      </w:pPr>
+      <w:r>
+        <w:rPr>
+          <w:sz w:val="22"/>
+          <w:szCs w:val="22"/>
+        </w:rPr>
+        <w:t xml:space="preserve">      </w:t>
+      </w:r>
+      <w:proofErr w:type="spellStart"/>
+      <w:proofErr w:type="gramStart"/>
+      <w:r>
+        <w:rPr>
+          <w:b/>
+          <w:bCs/>
+          <w:color w:val="0B5D4C"/>
+          <w:sz w:val="22"/>
+          <w:szCs w:val="22"/>
+        </w:rPr>
+        <w:t>ProcExp</w:t>
+      </w:r>
+      <w:proofErr w:type="spellEnd"/>
+      <w:r>
+        <w:rPr>
+          <w:sz w:val="22"/>
+          <w:szCs w:val="22"/>
+        </w:rPr>
+        <w:t>(</w:t>
+      </w:r>
+      <w:proofErr w:type="gramEnd"/>
+    </w:p>
+    <w:p>
+      <w:pPr>
+        <w:spacing w:line="240" w:lineRule="auto"/>
+        <w:rPr>
+          <w:lang w:val="en-IL" w:eastAsia="en-IL"/>
+        </w:rPr>
+      </w:pPr>
+      <w:r>
+        <w:rPr>
+          <w:sz w:val="22"/>
+          <w:szCs w:val="22"/>
+        </w:rPr>
+        <w:t xml:space="preserve">        </w:t>
+      </w:r>
+      <w:proofErr w:type="spellStart"/>
+      <w:r>
+        <w:rPr>
+          <w:sz w:val="22"/>
+          <w:szCs w:val="22"/>
+          <w:u w:val="single"/>
+        </w:rPr>
+        <w:t>args</w:t>
+      </w:r>
+      <w:proofErr w:type="spellEnd"/>
+      <w:r>
+        <w:rPr>
+          <w:sz w:val="22"/>
+          <w:szCs w:val="22"/>
+        </w:rPr>
+        <w:t>: [</w:t>
+      </w:r>
+      <w:proofErr w:type="spellStart"/>
+      <w:r>
+        <w:rPr>
+          <w:b/>
+          <w:bCs/>
+          <w:color w:val="1F4E79"/>
+          <w:sz w:val="22"/>
+          <w:szCs w:val="22"/>
+        </w:rPr>
+        <w:t>VarDecl</w:t>
+      </w:r>
+      <w:proofErr w:type="spellEnd"/>
+      <w:r>
+        <w:rPr>
+          <w:sz w:val="22"/>
+          <w:szCs w:val="22"/>
+        </w:rPr>
+        <w:t>(</w:t>
+      </w:r>
+      <w:r>
+        <w:rPr>
+          <w:b/>
+          <w:bCs/>
+          <w:color w:val="000000"/>
+          <w:sz w:val="22"/>
+          <w:szCs w:val="22"/>
+        </w:rPr>
+        <w:t>msg</w:t>
+      </w:r>
+      <w:r>
+        <w:rPr>
+          <w:sz w:val="22"/>
+          <w:szCs w:val="22"/>
+        </w:rPr>
+        <w:t>)],</w:t>
+      </w:r>
+    </w:p>
+    <w:p>
+      <w:pPr>
+        <w:spacing w:line="240" w:lineRule="auto"/>
+        <w:rPr>
+          <w:sz w:val="22"/>
+          <w:szCs w:val="22"/>
+          <w:lang w:val="en-IL"/>
+        </w:rPr>
+      </w:pPr>
+      <w:r>
+        <w:rPr>
+          <w:sz w:val="22"/>
+          <w:szCs w:val="22"/>
+          <w:lang w:val="en-IL"/>
+        </w:rPr>
+        <w:t xml:space="preserve">        </w:t>
+      </w:r>
+      <w:r>
+        <w:rPr>
+          <w:sz w:val="22"/>
+          <w:szCs w:val="22"/>
+          <w:u w:val="single"/>
+          <w:lang w:val="en-IL"/>
+        </w:rPr>
+        <w:t>body</w:t>
+      </w:r>
+      <w:r>
+        <w:rPr>
+          <w:sz w:val="22"/>
+          <w:szCs w:val="22"/>
+          <w:lang w:val="en-IL"/>
+        </w:rPr>
+        <w:t>: [</w:t>
+      </w:r>
+    </w:p>
+    <w:p>
+      <w:pPr>
+        <w:spacing w:line="240" w:lineRule="auto"/>
+        <w:rPr>
+          <w:lang w:val="en-IL" w:eastAsia="en-IL"/>
+        </w:rPr>
+      </w:pPr>
+      <w:r>
+        <w:rPr>
+          <w:sz w:val="22"/>
+          <w:szCs w:val="22"/>
+        </w:rPr>
+        <w:t xml:space="preserve">          </w:t>
+      </w:r>
+      <w:proofErr w:type="spellStart"/>
+      <w:proofErr w:type="gramStart"/>
+      <w:r>
+        <w:rPr>
+          <w:b/>
+          <w:bCs/>
+          <w:color w:val="5E4B00"/>
+          <w:sz w:val="22"/>
+          <w:szCs w:val="22"/>
+        </w:rPr>
+        <w:t>IfExp</w:t>
+      </w:r>
+      <w:proofErr w:type="spellEnd"/>
+      <w:r>
+        <w:rPr>
+          <w:sz w:val="22"/>
+          <w:szCs w:val="22"/>
+        </w:rPr>
+        <w:t>(</w:t>
+      </w:r>
+      <w:proofErr w:type="gramEnd"/>
+    </w:p>
+    <w:p>
+      <w:pPr>
+        <w:spacing w:line="240" w:lineRule="auto"/>
+        <w:rPr>
+          <w:lang w:val="en-IL" w:eastAsia="en-IL"/>
+        </w:rPr>
+      </w:pPr>
+      <w:r>
+        <w:rPr>
+          <w:sz w:val="22"/>
+          <w:szCs w:val="22"/>
+        </w:rPr>
+        <w:t xml:space="preserve">            </w:t>
+      </w:r>
+      <w:r>
+        <w:rPr>
+          <w:sz w:val="22"/>
+          <w:szCs w:val="22"/>
+          <w:u w:val="single"/>
+        </w:rPr>
+        <w:t>test</w:t>
+      </w:r>
+      <w:r>
+        <w:rPr>
+          <w:sz w:val="22"/>
+          <w:szCs w:val="22"/>
+        </w:rPr>
+        <w:t xml:space="preserve">: </w:t>
+      </w:r>
+      <w:proofErr w:type="spellStart"/>
+      <w:r>
+        <w:rPr>
+          <w:b/>
+          <w:bCs/>
+          <w:color w:val="7A1E3A"/>
+          <w:sz w:val="22"/>
+          <w:szCs w:val="22"/>
+        </w:rPr>
+        <w:t>AppExp</w:t>
+      </w:r>
+      <w:proofErr w:type="spellEnd"/>
+      <w:r>
+        <w:rPr>
+          <w:sz w:val="22"/>
+          <w:szCs w:val="22"/>
+        </w:rPr>
+        <w:t>(</w:t>
+      </w:r>
+      <w:proofErr w:type="spellStart"/>
+      <w:r>
+        <w:rPr>
+          <w:b/>
+          <w:bCs/>
+          <w:color w:val="1B5E20"/>
+          <w:sz w:val="22"/>
+          <w:szCs w:val="22"/>
+        </w:rPr>
+        <w:t>PrimOp</w:t>
+      </w:r>
+      <w:proofErr w:type="spellEnd"/>
+      <w:r>
+        <w:rPr>
+          <w:sz w:val="22"/>
+          <w:szCs w:val="22"/>
+        </w:rPr>
+        <w:t>(eq?), [</w:t>
+      </w:r>
+      <w:proofErr w:type="spellStart"/>
+      <w:r>
+        <w:rPr>
+          <w:b/>
+          <w:bCs/>
+          <w:color w:val="1F3A93"/>
+          <w:sz w:val="22"/>
+          <w:szCs w:val="22"/>
+        </w:rPr>
+        <w:t>VarRef</w:t>
+      </w:r>
+      <w:proofErr w:type="spellEnd"/>
+      <w:r>
+        <w:rPr>
+          <w:sz w:val="22"/>
+          <w:szCs w:val="22"/>
+        </w:rPr>
+        <w:t>(</w:t>
+      </w:r>
+      <w:r>
+        <w:rPr>
+          <w:b/>
+          <w:bCs/>
+          <w:color w:val="000000"/>
+          <w:sz w:val="22"/>
+          <w:szCs w:val="22"/>
+        </w:rPr>
+        <w:t>msg</w:t>
+      </w:r>
+      <w:r>
+        <w:rPr>
+          <w:sz w:val="22"/>
+          <w:szCs w:val="22"/>
+        </w:rPr>
+        <w:t xml:space="preserve">), </w:t>
+      </w:r>
+      <w:proofErr w:type="spellStart"/>
+      <w:proofErr w:type="gramStart"/>
+      <w:r>
+        <w:rPr>
+          <w:b/>
+          <w:bCs/>
+          <w:color w:val="6B3F1E"/>
+          <w:sz w:val="22"/>
+          <w:szCs w:val="22"/>
+        </w:rPr>
+        <w:t>LitExp</w:t>
+      </w:r>
+      <w:proofErr w:type="spellEnd"/>
+      <w:r>
+        <w:rPr>
+          <w:sz w:val="22"/>
+          <w:szCs w:val="22"/>
+        </w:rPr>
+        <w:t>(</w:t>
+      </w:r>
+      <w:proofErr w:type="spellStart"/>
+      <w:proofErr w:type="gramEnd"/>
+      <w:r>
+        <w:rPr>
+          <w:b/>
+          <w:bCs/>
+          <w:color w:val="244061"/>
+          <w:sz w:val="22"/>
+          <w:szCs w:val="22"/>
+        </w:rPr>
+        <w:t>SymbolSExp</w:t>
+      </w:r>
+      <w:proofErr w:type="spellEnd"/>
+      <w:r>
+        <w:rPr>
+          <w:sz w:val="22"/>
+          <w:szCs w:val="22"/>
+        </w:rPr>
+        <w:t>(</w:t>
+      </w:r>
+      <w:proofErr w:type="gramStart"/>
+      <w:r>
+        <w:rPr>
+          <w:color w:val="7A5A2B"/>
+          <w:sz w:val="22"/>
+          <w:szCs w:val="22"/>
+        </w:rPr>
+        <w:t>area</w:t>
+      </w:r>
+      <w:r>
+        <w:rPr>
+          <w:sz w:val="22"/>
+          <w:szCs w:val="22"/>
+        </w:rPr>
+        <w:t>))</w:t>
+      </w:r>
+      <w:proofErr w:type="gramEnd"/>
+      <w:r>
+        <w:rPr>
+          <w:sz w:val="22"/>
+          <w:szCs w:val="22"/>
+        </w:rPr>
+        <w:t>]),</w:t>
+      </w:r>
+    </w:p>
+    <w:p>
+      <w:pPr>
+        <w:spacing w:line="240" w:lineRule="auto"/>
+        <w:rPr>
+          <w:lang w:val="en-IL" w:eastAsia="en-IL"/>
+        </w:rPr>
+      </w:pPr>
+      <w:r>
+        <w:rPr>
+          <w:sz w:val="22"/>
+          <w:szCs w:val="22"/>
+        </w:rPr>
+        <w:t xml:space="preserve">            </w:t>
+      </w:r>
+      <w:r>
+        <w:rPr>
+          <w:sz w:val="22"/>
+          <w:szCs w:val="22"/>
+          <w:u w:val="single"/>
+        </w:rPr>
+        <w:t>then</w:t>
+      </w:r>
+      <w:r>
+        <w:rPr>
+          <w:sz w:val="22"/>
+          <w:szCs w:val="22"/>
+        </w:rPr>
+        <w:t xml:space="preserve">: </w:t>
+      </w:r>
+      <w:proofErr w:type="spellStart"/>
+      <w:proofErr w:type="gramStart"/>
+      <w:r>
+        <w:rPr>
+          <w:b/>
+          <w:bCs/>
+          <w:color w:val="7A1E3A"/>
+          <w:sz w:val="22"/>
+          <w:szCs w:val="22"/>
+        </w:rPr>
+        <w:t>AppExp</w:t>
+      </w:r>
+      <w:proofErr w:type="spellEnd"/>
+      <w:r>
+        <w:rPr>
+          <w:sz w:val="22"/>
+          <w:szCs w:val="22"/>
+        </w:rPr>
+        <w:t>(</w:t>
+      </w:r>
+      <w:proofErr w:type="spellStart"/>
+      <w:r>
+        <w:rPr>
+          <w:b/>
+          <w:bCs/>
+          <w:color w:val="1B5E20"/>
+          <w:sz w:val="22"/>
+          <w:szCs w:val="22"/>
+        </w:rPr>
+        <w:t>PrimOp</w:t>
+      </w:r>
+      <w:proofErr w:type="spellEnd"/>
+      <w:r>
+        <w:rPr>
+          <w:sz w:val="22"/>
+          <w:szCs w:val="22"/>
+        </w:rPr>
+        <w:t>(</w:t>
+      </w:r>
+      <w:proofErr w:type="gramEnd"/>
+      <w:r>
+        <w:rPr>
+          <w:sz w:val="22"/>
+          <w:szCs w:val="22"/>
+        </w:rPr>
+        <w:t>*), [</w:t>
+      </w:r>
+    </w:p>
+    <w:p>
+      <w:pPr>
+        <w:spacing w:line="240" w:lineRule="auto"/>
+        <w:rPr>
+          <w:lang w:val="en-IL" w:eastAsia="en-IL"/>
+        </w:rPr>
+      </w:pPr>
+      <w:r>
+        <w:rPr>
+          <w:sz w:val="22"/>
+          <w:szCs w:val="22"/>
+        </w:rPr>
+        <w:t xml:space="preserve">                    </w:t>
+      </w:r>
+      <w:proofErr w:type="spellStart"/>
+      <w:proofErr w:type="gramStart"/>
+      <w:r>
+        <w:rPr>
+          <w:b/>
+          <w:bCs/>
+          <w:color w:val="7A1E3A"/>
+          <w:sz w:val="22"/>
+          <w:szCs w:val="22"/>
+        </w:rPr>
+        <w:t>AppExp</w:t>
+      </w:r>
+      <w:proofErr w:type="spellEnd"/>
+      <w:r>
+        <w:rPr>
+          <w:sz w:val="22"/>
+          <w:szCs w:val="22"/>
+        </w:rPr>
+        <w:t>(</w:t>
+      </w:r>
+      <w:proofErr w:type="spellStart"/>
+      <w:proofErr w:type="gramEnd"/>
+      <w:r>
+        <w:rPr>
+          <w:b/>
+          <w:bCs/>
+          <w:color w:val="1F3A93"/>
+          <w:sz w:val="22"/>
+          <w:szCs w:val="22"/>
+        </w:rPr>
+        <w:t>VarRef</w:t>
+      </w:r>
+      <w:proofErr w:type="spellEnd"/>
+      <w:r>
+        <w:rPr>
+          <w:sz w:val="22"/>
+          <w:szCs w:val="22"/>
+        </w:rPr>
+        <w:t>(</w:t>
+      </w:r>
+      <w:r>
+        <w:rPr>
+          <w:b/>
+          <w:bCs/>
+          <w:color w:val="000000"/>
+          <w:sz w:val="22"/>
+          <w:szCs w:val="22"/>
+        </w:rPr>
+        <w:t>square</w:t>
+      </w:r>
+      <w:r>
+        <w:rPr>
+          <w:sz w:val="22"/>
+          <w:szCs w:val="22"/>
+        </w:rPr>
+        <w:t>), [</w:t>
+      </w:r>
+      <w:proofErr w:type="spellStart"/>
+      <w:r>
+        <w:rPr>
+          <w:b/>
+          <w:bCs/>
+          <w:color w:val="1F3A93"/>
+          <w:sz w:val="22"/>
+          <w:szCs w:val="22"/>
+        </w:rPr>
+        <w:t>VarRef</w:t>
+      </w:r>
+      <w:proofErr w:type="spellEnd"/>
+      <w:r>
+        <w:rPr>
+          <w:sz w:val="22"/>
+          <w:szCs w:val="22"/>
+        </w:rPr>
+        <w:t>(</w:t>
+      </w:r>
+      <w:r>
+        <w:rPr>
+          <w:b/>
+          <w:bCs/>
+          <w:color w:val="000000"/>
+          <w:sz w:val="22"/>
+          <w:szCs w:val="22"/>
+        </w:rPr>
+        <w:t>radius</w:t>
+      </w:r>
+      <w:r>
+        <w:rPr>
+          <w:sz w:val="22"/>
+          <w:szCs w:val="22"/>
+        </w:rPr>
+        <w:t>)]),</w:t>
+      </w:r>
+    </w:p>
+    <w:p>
+      <w:pPr>
+        <w:spacing w:line="240" w:lineRule="auto"/>
+        <w:rPr>
+          <w:lang w:val="en-IL" w:eastAsia="en-IL"/>
+        </w:rPr>
+      </w:pPr>
+      <w:r>
+        <w:rPr>
+          <w:sz w:val="22"/>
+          <w:szCs w:val="22"/>
+        </w:rPr>
+        <w:t xml:space="preserve">                    </w:t>
+      </w:r>
+      <w:proofErr w:type="spellStart"/>
+      <w:r>
+        <w:rPr>
+          <w:b/>
+          <w:bCs/>
+          <w:color w:val="1F3A93"/>
+          <w:sz w:val="22"/>
+          <w:szCs w:val="22"/>
+        </w:rPr>
+        <w:t>VarRef</w:t>
+      </w:r>
+      <w:proofErr w:type="spellEnd"/>
+      <w:r>
+        <w:rPr>
+          <w:sz w:val="22"/>
+          <w:szCs w:val="22"/>
+        </w:rPr>
+        <w:t>(</w:t>
+      </w:r>
+      <w:r>
+        <w:rPr>
+          <w:b/>
+          <w:bCs/>
+          <w:color w:val="000000"/>
+          <w:sz w:val="22"/>
+          <w:szCs w:val="22"/>
+        </w:rPr>
+        <w:t>pi</w:t>
+      </w:r>
+      <w:r>
+        <w:rPr>
+          <w:sz w:val="22"/>
+          <w:szCs w:val="22"/>
+        </w:rPr>
+        <w:t>)</w:t>
+      </w:r>
+    </w:p>
+    <w:p>
+      <w:pPr>
+        <w:spacing w:line="240" w:lineRule="auto"/>
+        <w:rPr>
+          <w:sz w:val="22"/>
+          <w:szCs w:val="22"/>
+          <w:lang w:val="en-IL"/>
+        </w:rPr>
+      </w:pPr>
+      <w:r>
+        <w:rPr>
+          <w:sz w:val="22"/>
+          <w:szCs w:val="22"/>
+          <w:lang w:val="en-IL"/>
+        </w:rPr>
+        <w:t xml:space="preserve">                  ]),</w:t>
+      </w:r>
+    </w:p>
+    <w:p>
+      <w:pPr>
+        <w:spacing w:line="240" w:lineRule="auto"/>
+        <w:rPr>
+          <w:lang w:val="en-IL" w:eastAsia="en-IL"/>
+        </w:rPr>
+      </w:pPr>
+      <w:r>
+        <w:rPr>
+          <w:sz w:val="22"/>
+          <w:szCs w:val="22"/>
+        </w:rPr>
+        <w:t xml:space="preserve">            </w:t>
+      </w:r>
+      <w:r>
+        <w:rPr>
+          <w:sz w:val="22"/>
+          <w:szCs w:val="22"/>
+          <w:u w:val="single"/>
+        </w:rPr>
+        <w:t>alt</w:t>
+      </w:r>
+      <w:r>
+        <w:rPr>
+          <w:sz w:val="22"/>
+          <w:szCs w:val="22"/>
+        </w:rPr>
+        <w:t xml:space="preserve">: </w:t>
+      </w:r>
+      <w:proofErr w:type="spellStart"/>
+      <w:proofErr w:type="gramStart"/>
+      <w:r>
+        <w:rPr>
+          <w:b/>
+          <w:bCs/>
+          <w:color w:val="5E4B00"/>
+          <w:sz w:val="22"/>
+          <w:szCs w:val="22"/>
+        </w:rPr>
+        <w:t>IfExp</w:t>
+      </w:r>
+      <w:proofErr w:type="spellEnd"/>
+      <w:r>
+        <w:rPr>
+          <w:sz w:val="22"/>
+          <w:szCs w:val="22"/>
+        </w:rPr>
+        <w:t>(</w:t>
+      </w:r>
+      <w:proofErr w:type="gramEnd"/>
+    </w:p>
+    <w:p>
+      <w:pPr>
+        <w:spacing w:line="240" w:lineRule="auto"/>
+        <w:rPr>
+          <w:lang w:val="en-IL" w:eastAsia="en-IL"/>
+        </w:rPr>
+      </w:pPr>
+      <w:r>
+        <w:rPr>
+          <w:sz w:val="22"/>
+          <w:szCs w:val="22"/>
+        </w:rPr>
+        <w:t xml:space="preserve">              </w:t>
+      </w:r>
+      <w:r>
+        <w:rPr>
+          <w:sz w:val="22"/>
+          <w:szCs w:val="22"/>
+          <w:u w:val="single"/>
+        </w:rPr>
+        <w:t>test</w:t>
+      </w:r>
+      <w:r>
+        <w:rPr>
+          <w:sz w:val="22"/>
+          <w:szCs w:val="22"/>
+        </w:rPr>
+        <w:t xml:space="preserve">: </w:t>
+      </w:r>
+      <w:proofErr w:type="spellStart"/>
+      <w:r>
+        <w:rPr>
+          <w:b/>
+          <w:bCs/>
+          <w:color w:val="7A1E3A"/>
+          <w:sz w:val="22"/>
+          <w:szCs w:val="22"/>
+        </w:rPr>
+        <w:t>AppExp</w:t>
+      </w:r>
+      <w:proofErr w:type="spellEnd"/>
+      <w:r>
+        <w:rPr>
+          <w:sz w:val="22"/>
+          <w:szCs w:val="22"/>
+        </w:rPr>
+        <w:t>(</w:t>
+      </w:r>
+      <w:proofErr w:type="spellStart"/>
+      <w:r>
+        <w:rPr>
+          <w:b/>
+          <w:bCs/>
+          <w:color w:val="1B5E20"/>
+          <w:sz w:val="22"/>
+          <w:szCs w:val="22"/>
+        </w:rPr>
+        <w:t>PrimOp</w:t>
+      </w:r>
+      <w:proofErr w:type="spellEnd"/>
+      <w:r>
+        <w:rPr>
+          <w:sz w:val="22"/>
+          <w:szCs w:val="22"/>
+        </w:rPr>
+        <w:t>(eq?), [</w:t>
+      </w:r>
+      <w:proofErr w:type="spellStart"/>
+      <w:r>
+        <w:rPr>
+          <w:b/>
+          <w:bCs/>
+          <w:color w:val="1F3A93"/>
+          <w:sz w:val="22"/>
+          <w:szCs w:val="22"/>
+        </w:rPr>
+        <w:t>VarRef</w:t>
+      </w:r>
+      <w:proofErr w:type="spellEnd"/>
+      <w:r>
+        <w:rPr>
+          <w:sz w:val="22"/>
+          <w:szCs w:val="22"/>
+        </w:rPr>
+        <w:t>(</w:t>
+      </w:r>
+      <w:r>
+        <w:rPr>
+          <w:b/>
+          <w:bCs/>
+          <w:color w:val="000000"/>
+          <w:sz w:val="22"/>
+          <w:szCs w:val="22"/>
+        </w:rPr>
+        <w:t>msg</w:t>
+      </w:r>
+      <w:r>
+        <w:rPr>
+          <w:sz w:val="22"/>
+          <w:szCs w:val="22"/>
+        </w:rPr>
+        <w:t xml:space="preserve">), </w:t>
+      </w:r>
+      <w:proofErr w:type="spellStart"/>
+      <w:proofErr w:type="gramStart"/>
+      <w:r>
+        <w:rPr>
+          <w:b/>
+          <w:bCs/>
+          <w:color w:val="6B3F1E"/>
+          <w:sz w:val="22"/>
+          <w:szCs w:val="22"/>
+        </w:rPr>
+        <w:t>LitExp</w:t>
+      </w:r>
+      <w:proofErr w:type="spellEnd"/>
+      <w:r>
+        <w:rPr>
+          <w:sz w:val="22"/>
+          <w:szCs w:val="22"/>
+        </w:rPr>
+        <w:t>(</w:t>
+      </w:r>
+      <w:proofErr w:type="spellStart"/>
+      <w:proofErr w:type="gramEnd"/>
+      <w:r>
+        <w:rPr>
+          <w:b/>
+          <w:bCs/>
+          <w:color w:val="244061"/>
+          <w:sz w:val="22"/>
+          <w:szCs w:val="22"/>
+        </w:rPr>
+        <w:t>SymbolSExp</w:t>
+      </w:r>
+      <w:proofErr w:type="spellEnd"/>
+      <w:r>
+        <w:rPr>
+          <w:sz w:val="22"/>
+          <w:szCs w:val="22"/>
+        </w:rPr>
+        <w:t>(</w:t>
+      </w:r>
+      <w:proofErr w:type="gramStart"/>
+      <w:r>
+        <w:rPr>
+          <w:color w:val="7A5A2B"/>
+          <w:sz w:val="22"/>
+          <w:szCs w:val="22"/>
+        </w:rPr>
+        <w:t>perimeter</w:t>
+      </w:r>
+      <w:r>
+        <w:rPr>
+          <w:sz w:val="22"/>
+          <w:szCs w:val="22"/>
+        </w:rPr>
+        <w:t>))</w:t>
+      </w:r>
+      <w:proofErr w:type="gramEnd"/>
+      <w:r>
+        <w:rPr>
+          <w:sz w:val="22"/>
+          <w:szCs w:val="22"/>
+        </w:rPr>
+        <w:t>]),</w:t>
+      </w:r>
+    </w:p>
+    <w:p>
+      <w:pPr>
+        <w:spacing w:line="240" w:lineRule="auto"/>
+        <w:rPr>
+          <w:lang w:val="en-IL" w:eastAsia="en-IL"/>
+        </w:rPr>
+      </w:pPr>
+      <w:r>
+        <w:rPr>
+          <w:sz w:val="22"/>
+          <w:szCs w:val="22"/>
+        </w:rPr>
+        <w:t xml:space="preserve">              </w:t>
+      </w:r>
+      <w:r>
+        <w:rPr>
+          <w:sz w:val="22"/>
+          <w:szCs w:val="22"/>
+          <w:u w:val="single"/>
+        </w:rPr>
+        <w:t>then</w:t>
+      </w:r>
+      <w:r>
+        <w:rPr>
+          <w:sz w:val="22"/>
+          <w:szCs w:val="22"/>
+        </w:rPr>
+        <w:t xml:space="preserve">: </w:t>
+      </w:r>
+      <w:proofErr w:type="spellStart"/>
+      <w:proofErr w:type="gramStart"/>
+      <w:r>
+        <w:rPr>
+          <w:b/>
+          <w:bCs/>
+          <w:color w:val="7A1E3A"/>
+          <w:sz w:val="22"/>
+          <w:szCs w:val="22"/>
+        </w:rPr>
+        <w:t>AppExp</w:t>
+      </w:r>
+      <w:proofErr w:type="spellEnd"/>
+      <w:r>
+        <w:rPr>
+          <w:sz w:val="22"/>
+          <w:szCs w:val="22"/>
+        </w:rPr>
+        <w:t>(</w:t>
+      </w:r>
+      <w:proofErr w:type="spellStart"/>
+      <w:r>
+        <w:rPr>
+          <w:b/>
+          <w:bCs/>
+          <w:color w:val="1B5E20"/>
+          <w:sz w:val="22"/>
+          <w:szCs w:val="22"/>
+        </w:rPr>
+        <w:t>PrimOp</w:t>
+      </w:r>
+      <w:proofErr w:type="spellEnd"/>
+      <w:r>
+        <w:rPr>
+          <w:sz w:val="22"/>
+          <w:szCs w:val="22"/>
+        </w:rPr>
+        <w:t>(</w:t>
+      </w:r>
+      <w:proofErr w:type="gramEnd"/>
+      <w:r>
+        <w:rPr>
+          <w:sz w:val="22"/>
+          <w:szCs w:val="22"/>
+        </w:rPr>
+        <w:t>*), [</w:t>
+      </w:r>
+    </w:p>
+    <w:p>
+      <w:pPr>
+        <w:spacing w:line="240" w:lineRule="auto"/>
+        <w:rPr>
+          <w:lang w:val="en-IL" w:eastAsia="en-IL"/>
+        </w:rPr>
+      </w:pPr>
+      <w:r>
+        <w:rPr>
+          <w:sz w:val="22"/>
+          <w:szCs w:val="22"/>
+        </w:rPr>
+        <w:t xml:space="preserve">                      </w:t>
+      </w:r>
+      <w:proofErr w:type="spellStart"/>
+      <w:proofErr w:type="gramStart"/>
+      <w:r>
+        <w:rPr>
+          <w:b/>
+          <w:bCs/>
+          <w:color w:val="7A1E3A"/>
+          <w:sz w:val="22"/>
+          <w:szCs w:val="22"/>
+        </w:rPr>
+        <w:t>AppExp</w:t>
+      </w:r>
+      <w:proofErr w:type="spellEnd"/>
+      <w:r>
+        <w:rPr>
+          <w:sz w:val="22"/>
+          <w:szCs w:val="22"/>
+        </w:rPr>
+        <w:t>(</w:t>
+      </w:r>
+      <w:proofErr w:type="spellStart"/>
+      <w:r>
+        <w:rPr>
+          <w:b/>
+          <w:bCs/>
+          <w:color w:val="1B5E20"/>
+          <w:sz w:val="22"/>
+          <w:szCs w:val="22"/>
+        </w:rPr>
+        <w:t>PrimOp</w:t>
+      </w:r>
+      <w:proofErr w:type="spellEnd"/>
+      <w:r>
+        <w:rPr>
+          <w:sz w:val="22"/>
+          <w:szCs w:val="22"/>
+        </w:rPr>
+        <w:t>(</w:t>
+      </w:r>
+      <w:proofErr w:type="gramEnd"/>
+      <w:r>
+        <w:rPr>
+          <w:sz w:val="22"/>
+          <w:szCs w:val="22"/>
+        </w:rPr>
+        <w:t>*), [</w:t>
+      </w:r>
+      <w:proofErr w:type="spellStart"/>
+      <w:proofErr w:type="gramStart"/>
+      <w:r>
+        <w:rPr>
+          <w:b/>
+          <w:bCs/>
+          <w:color w:val="7F6000"/>
+          <w:sz w:val="22"/>
+          <w:szCs w:val="22"/>
+        </w:rPr>
+        <w:t>NumExp</w:t>
+      </w:r>
+      <w:proofErr w:type="spellEnd"/>
+      <w:r>
+        <w:rPr>
+          <w:sz w:val="22"/>
+          <w:szCs w:val="22"/>
+        </w:rPr>
+        <w:t>(</w:t>
+      </w:r>
+      <w:proofErr w:type="gramEnd"/>
+      <w:r>
+        <w:rPr>
+          <w:sz w:val="22"/>
+          <w:szCs w:val="22"/>
+        </w:rPr>
+        <w:t xml:space="preserve">2), </w:t>
+      </w:r>
+      <w:proofErr w:type="spellStart"/>
+      <w:r>
+        <w:rPr>
+          <w:b/>
+          <w:bCs/>
+          <w:color w:val="1F3A93"/>
+          <w:sz w:val="22"/>
+          <w:szCs w:val="22"/>
+        </w:rPr>
+        <w:t>VarRef</w:t>
+      </w:r>
+      <w:proofErr w:type="spellEnd"/>
+      <w:r>
+        <w:rPr>
+          <w:sz w:val="22"/>
+          <w:szCs w:val="22"/>
+        </w:rPr>
+        <w:t>(</w:t>
+      </w:r>
+      <w:r>
+        <w:rPr>
+          <w:b/>
+          <w:bCs/>
+          <w:color w:val="000000"/>
+          <w:sz w:val="22"/>
+          <w:szCs w:val="22"/>
+        </w:rPr>
+        <w:t>pi</w:t>
+      </w:r>
+      <w:r>
+        <w:rPr>
+          <w:sz w:val="22"/>
+          <w:szCs w:val="22"/>
+        </w:rPr>
+        <w:t>)]),</w:t>
+      </w:r>
+    </w:p>
+    <w:p>
+      <w:pPr>
+        <w:spacing w:line="240" w:lineRule="auto"/>
+        <w:rPr>
+          <w:lang w:val="en-IL" w:eastAsia="en-IL"/>
+        </w:rPr>
+      </w:pPr>
+      <w:r>
+        <w:rPr>
+          <w:sz w:val="22"/>
+          <w:szCs w:val="22"/>
+        </w:rPr>
+        <w:t xml:space="preserve">                      </w:t>
+      </w:r>
+      <w:proofErr w:type="spellStart"/>
+      <w:r>
+        <w:rPr>
+          <w:b/>
+          <w:bCs/>
+          <w:color w:val="1F3A93"/>
+          <w:sz w:val="22"/>
+          <w:szCs w:val="22"/>
+        </w:rPr>
+        <w:t>VarRef</w:t>
+      </w:r>
+      <w:proofErr w:type="spellEnd"/>
+      <w:r>
+        <w:rPr>
+          <w:sz w:val="22"/>
+          <w:szCs w:val="22"/>
+        </w:rPr>
+        <w:t>(</w:t>
+      </w:r>
+      <w:r>
+        <w:rPr>
+          <w:b/>
+          <w:bCs/>
+          <w:color w:val="000000"/>
+          <w:sz w:val="22"/>
+          <w:szCs w:val="22"/>
+        </w:rPr>
+        <w:t>radius</w:t>
+      </w:r>
+      <w:r>
+        <w:rPr>
+          <w:sz w:val="22"/>
+          <w:szCs w:val="22"/>
+        </w:rPr>
+        <w:t>)</w:t>
+      </w:r>
+    </w:p>
+    <w:p>
+      <w:pPr>
+        <w:spacing w:line="240" w:lineRule="auto"/>
+        <w:rPr>
+          <w:sz w:val="22"/>
+          <w:szCs w:val="22"/>
+          <w:lang w:val="en-IL"/>
+        </w:rPr>
+      </w:pPr>
+      <w:r>
+        <w:rPr>
+          <w:sz w:val="22"/>
+          <w:szCs w:val="22"/>
+          <w:lang w:val="en-IL"/>
+        </w:rPr>
+        <w:t xml:space="preserve">                    ]),</w:t>
+      </w:r>
+    </w:p>
+    <w:p>
+      <w:pPr>
+        <w:spacing w:line="240" w:lineRule="auto"/>
+        <w:rPr>
+          <w:lang w:val="en-IL" w:eastAsia="en-IL"/>
+        </w:rPr>
+      </w:pPr>
+      <w:r>
+        <w:rPr>
+          <w:sz w:val="22"/>
+          <w:szCs w:val="22"/>
+        </w:rPr>
+        <w:t xml:space="preserve">              </w:t>
+      </w:r>
+      <w:r>
+        <w:rPr>
+          <w:sz w:val="22"/>
+          <w:szCs w:val="22"/>
+          <w:u w:val="single"/>
+        </w:rPr>
+        <w:t>alt</w:t>
+      </w:r>
+      <w:r>
+        <w:rPr>
+          <w:sz w:val="22"/>
+          <w:szCs w:val="22"/>
+        </w:rPr>
+        <w:t xml:space="preserve">: </w:t>
+      </w:r>
+      <w:proofErr w:type="spellStart"/>
+      <w:proofErr w:type="gramStart"/>
+      <w:r>
+        <w:rPr>
+          <w:b/>
+          <w:bCs/>
+          <w:color w:val="6B3F1E"/>
+          <w:sz w:val="22"/>
+          <w:szCs w:val="22"/>
+        </w:rPr>
+        <w:t>LitExp</w:t>
+      </w:r>
+      <w:proofErr w:type="spellEnd"/>
+      <w:r>
+        <w:rPr>
+          <w:sz w:val="22"/>
+          <w:szCs w:val="22"/>
+        </w:rPr>
+        <w:t>(</w:t>
+      </w:r>
+      <w:proofErr w:type="spellStart"/>
+      <w:proofErr w:type="gramEnd"/>
+      <w:r>
+        <w:rPr>
+          <w:b/>
+          <w:bCs/>
+          <w:color w:val="244061"/>
+          <w:sz w:val="22"/>
+          <w:szCs w:val="22"/>
+        </w:rPr>
+        <w:t>SymbolSExp</w:t>
+      </w:r>
+      <w:proofErr w:type="spellEnd"/>
+      <w:r>
+        <w:rPr>
+          <w:sz w:val="22"/>
+          <w:szCs w:val="22"/>
+        </w:rPr>
+        <w:t>(</w:t>
+      </w:r>
+      <w:r>
+        <w:rPr>
+          <w:color w:val="7A5A2B"/>
+          <w:sz w:val="22"/>
+          <w:szCs w:val="22"/>
+        </w:rPr>
+        <w:t>error</w:t>
+      </w:r>
+      <w:proofErr w:type="gramStart"/>
+      <w:r>
+        <w:rPr>
+          <w:sz w:val="22"/>
+          <w:szCs w:val="22"/>
+        </w:rPr>
+        <w:t>))  )  )</w:t>
+      </w:r>
+      <w:proofErr w:type="gramEnd"/>
+      <w:r>
+        <w:rPr>
+          <w:sz w:val="22"/>
+          <w:szCs w:val="22"/>
+        </w:rPr>
+        <w:t xml:space="preserve"> ]</w:t>
+      </w:r>
+      <w:proofErr w:type="gramStart"/>
+      <w:r>
+        <w:rPr>
+          <w:sz w:val="22"/>
+          <w:szCs w:val="22"/>
+        </w:rPr>
+        <w:t>) ]</w:t>
+      </w:r>
+      <w:proofErr w:type="gramEnd"/>
+      <w:r>
+        <w:rPr>
+          <w:sz w:val="22"/>
+          <w:szCs w:val="22"/>
+        </w:rPr>
+        <w:t xml:space="preserve"> ))</w:t>
+      </w:r>
+    </w:p>
+    <w:p>
+      <w:pPr>
+        <w:spacing w:line="240" w:lineRule="auto"/>
+        <w:rPr>
+          <w:sz w:val="22"/>
+          <w:szCs w:val="22"/>
+          <w:lang w:val="en-IL"/>
+        </w:rPr>
+      </w:pPr>
+    </w:p>
+    <w:p>
+      <w:pPr>
+        <w:spacing w:line="240" w:lineRule="auto"/>
+        <w:rPr>
+          <w:lang w:val="en-IL" w:eastAsia="en-IL"/>
+        </w:rPr>
+      </w:pPr>
+      <w:proofErr w:type="spellStart"/>
+      <w:proofErr w:type="gramStart"/>
+      <w:r>
+        <w:rPr>
+          <w:b/>
+          <w:bCs/>
+          <w:color w:val="5B2C83"/>
+          <w:sz w:val="22"/>
+          <w:szCs w:val="22"/>
+        </w:rPr>
+        <w:t>DefineExp</w:t>
+      </w:r>
+      <w:proofErr w:type="spellEnd"/>
+      <w:r>
+        <w:rPr>
+          <w:sz w:val="22"/>
+          <w:szCs w:val="22"/>
+        </w:rPr>
+        <w:t>(</w:t>
+      </w:r>
+      <w:proofErr w:type="gramEnd"/>
+    </w:p>
+    <w:p>
+      <w:pPr>
+        <w:spacing w:line="240" w:lineRule="auto"/>
+        <w:rPr>
+          <w:lang w:val="en-IL" w:eastAsia="en-IL"/>
+        </w:rPr>
+      </w:pPr>
+      <w:r>
+        <w:rPr>
+          <w:sz w:val="22"/>
+          <w:szCs w:val="22"/>
+        </w:rPr>
+        <w:t xml:space="preserve">  var: </w:t>
+      </w:r>
+      <w:proofErr w:type="spellStart"/>
+      <w:r>
+        <w:rPr>
+          <w:b/>
+          <w:bCs/>
+          <w:color w:val="1F4E79"/>
+          <w:sz w:val="22"/>
+          <w:szCs w:val="22"/>
+        </w:rPr>
+        <w:t>VarDecl</w:t>
+      </w:r>
+      <w:proofErr w:type="spellEnd"/>
+      <w:r>
+        <w:rPr>
+          <w:sz w:val="22"/>
+          <w:szCs w:val="22"/>
+        </w:rPr>
+        <w:t>(</w:t>
+      </w:r>
+      <w:r>
+        <w:rPr>
+          <w:b/>
+          <w:bCs/>
+          <w:color w:val="000000"/>
+          <w:sz w:val="22"/>
+          <w:szCs w:val="22"/>
+        </w:rPr>
+        <w:t>c</w:t>
+      </w:r>
+      <w:r>
+        <w:rPr>
+          <w:sz w:val="22"/>
+          <w:szCs w:val="22"/>
+        </w:rPr>
+        <w:t>),</w:t>
+      </w:r>
+    </w:p>
+    <w:p>
+      <w:pPr>
+        <w:spacing w:line="240" w:lineRule="auto"/>
+        <w:rPr>
+          <w:lang w:val="en-IL" w:eastAsia="en-IL"/>
+        </w:rPr>
+      </w:pPr>
+      <w:r>
+        <w:rPr>
+          <w:sz w:val="22"/>
+          <w:szCs w:val="22"/>
+        </w:rPr>
+        <w:lastRenderedPageBreak/>
+        <w:t xml:space="preserve">  </w:t>
+      </w:r>
+      <w:proofErr w:type="spellStart"/>
+      <w:r>
+        <w:rPr>
+          <w:sz w:val="22"/>
+          <w:szCs w:val="22"/>
+          <w:u w:val="single"/>
+        </w:rPr>
+        <w:t>val</w:t>
+      </w:r>
+      <w:proofErr w:type="spellEnd"/>
+      <w:r>
+        <w:rPr>
+          <w:sz w:val="22"/>
+          <w:szCs w:val="22"/>
+        </w:rPr>
+        <w:t xml:space="preserve">: </w:t>
+      </w:r>
+      <w:proofErr w:type="spellStart"/>
+      <w:proofErr w:type="gramStart"/>
+      <w:r>
+        <w:rPr>
+          <w:b/>
+          <w:bCs/>
+          <w:color w:val="7A1E3A"/>
+          <w:sz w:val="22"/>
+          <w:szCs w:val="22"/>
+        </w:rPr>
+        <w:t>AppExp</w:t>
+      </w:r>
+      <w:proofErr w:type="spellEnd"/>
+      <w:r>
+        <w:rPr>
+          <w:sz w:val="22"/>
+          <w:szCs w:val="22"/>
+        </w:rPr>
+        <w:t>(</w:t>
+      </w:r>
+      <w:proofErr w:type="spellStart"/>
+      <w:proofErr w:type="gramEnd"/>
+      <w:r>
+        <w:rPr>
+          <w:b/>
+          <w:bCs/>
+          <w:color w:val="1F3A93"/>
+          <w:sz w:val="22"/>
+          <w:szCs w:val="22"/>
+        </w:rPr>
+        <w:t>VarRef</w:t>
+      </w:r>
+      <w:proofErr w:type="spellEnd"/>
+      <w:r>
+        <w:rPr>
+          <w:sz w:val="22"/>
+          <w:szCs w:val="22"/>
+        </w:rPr>
+        <w:t>(</w:t>
+      </w:r>
+      <w:r>
+        <w:rPr>
+          <w:b/>
+          <w:bCs/>
+          <w:color w:val="000000"/>
+          <w:sz w:val="22"/>
+          <w:szCs w:val="22"/>
+        </w:rPr>
+        <w:t>circle</w:t>
+      </w:r>
+      <w:r>
+        <w:rPr>
+          <w:sz w:val="22"/>
+          <w:szCs w:val="22"/>
+        </w:rPr>
+        <w:t>), [</w:t>
+      </w:r>
+      <w:proofErr w:type="spellStart"/>
+      <w:proofErr w:type="gramStart"/>
+      <w:r>
+        <w:rPr>
+          <w:b/>
+          <w:bCs/>
+          <w:color w:val="7F6000"/>
+          <w:sz w:val="22"/>
+          <w:szCs w:val="22"/>
+        </w:rPr>
+        <w:t>NumExp</w:t>
+      </w:r>
+      <w:proofErr w:type="spellEnd"/>
+      <w:r>
+        <w:rPr>
+          <w:sz w:val="22"/>
+          <w:szCs w:val="22"/>
+        </w:rPr>
+        <w:t>(</w:t>
+      </w:r>
+      <w:proofErr w:type="gramEnd"/>
+      <w:r>
+        <w:rPr>
+          <w:sz w:val="22"/>
+          <w:szCs w:val="22"/>
+        </w:rPr>
+        <w:t xml:space="preserve">0), </w:t>
+      </w:r>
+      <w:proofErr w:type="spellStart"/>
+      <w:proofErr w:type="gramStart"/>
+      <w:r>
+        <w:rPr>
+          <w:b/>
+          <w:bCs/>
+          <w:color w:val="7F6000"/>
+          <w:sz w:val="22"/>
+          <w:szCs w:val="22"/>
+        </w:rPr>
+        <w:t>NumExp</w:t>
+      </w:r>
+      <w:proofErr w:type="spellEnd"/>
+      <w:r>
+        <w:rPr>
+          <w:sz w:val="22"/>
+          <w:szCs w:val="22"/>
+        </w:rPr>
+        <w:t>(</w:t>
+      </w:r>
+      <w:proofErr w:type="gramEnd"/>
+      <w:r>
+        <w:rPr>
+          <w:sz w:val="22"/>
+          <w:szCs w:val="22"/>
+        </w:rPr>
+        <w:t xml:space="preserve">0), </w:t>
+      </w:r>
+      <w:proofErr w:type="spellStart"/>
+      <w:proofErr w:type="gramStart"/>
+      <w:r>
+        <w:rPr>
+          <w:b/>
+          <w:bCs/>
+          <w:color w:val="7F6000"/>
+          <w:sz w:val="22"/>
+          <w:szCs w:val="22"/>
+        </w:rPr>
+        <w:t>NumExp</w:t>
+      </w:r>
+      <w:proofErr w:type="spellEnd"/>
+      <w:r>
+        <w:rPr>
+          <w:sz w:val="22"/>
+          <w:szCs w:val="22"/>
+        </w:rPr>
+        <w:t>(</w:t>
+      </w:r>
+      <w:proofErr w:type="gramEnd"/>
+      <w:r>
+        <w:rPr>
+          <w:sz w:val="22"/>
+          <w:szCs w:val="22"/>
+        </w:rPr>
+        <w:t>3)])</w:t>
+      </w:r>
+    </w:p>
+    <w:p>
+      <w:pPr>
+        <w:spacing w:line="240" w:lineRule="auto"/>
+        <w:rPr>
+          <w:lang w:val="en-IL" w:eastAsia="en-IL"/>
+        </w:rPr>
+      </w:pPr>
+      <w:r>
+        <w:rPr>
+          <w:sz w:val="22"/>
+          <w:szCs w:val="22"/>
+        </w:rPr>
+        <w:t>)</w:t>
+      </w:r>
+    </w:p>
+    <w:p>
+      <w:pPr>
+        <w:spacing w:line="240" w:lineRule="auto"/>
+        <w:rPr>
+          <w:lang w:val="en-IL" w:eastAsia="en-IL"/>
+        </w:rPr>
+      </w:pPr>
+      <w:proofErr w:type="spellStart"/>
+      <w:proofErr w:type="gramStart"/>
+      <w:r>
+        <w:rPr>
+          <w:b/>
+          <w:bCs/>
+          <w:color w:val="7A1E3A"/>
+          <w:sz w:val="22"/>
+          <w:szCs w:val="22"/>
+        </w:rPr>
+        <w:t>AppExp</w:t>
+      </w:r>
+      <w:proofErr w:type="spellEnd"/>
+      <w:r>
+        <w:rPr>
+          <w:sz w:val="22"/>
+          <w:szCs w:val="22"/>
+        </w:rPr>
+        <w:t>(</w:t>
+      </w:r>
+      <w:proofErr w:type="gramEnd"/>
+    </w:p>
+    <w:p>
+      <w:pPr>
+        <w:spacing w:line="240" w:lineRule="auto"/>
+        <w:rPr>
+          <w:lang w:val="en-IL" w:eastAsia="en-IL"/>
+        </w:rPr>
+      </w:pPr>
+      <w:r>
+        <w:rPr>
+          <w:sz w:val="22"/>
+          <w:szCs w:val="22"/>
+        </w:rPr>
+        <w:t xml:space="preserve">  </w:t>
+      </w:r>
+      <w:proofErr w:type="spellStart"/>
+      <w:r>
+        <w:rPr>
+          <w:sz w:val="22"/>
+          <w:szCs w:val="22"/>
+        </w:rPr>
+        <w:t>rator</w:t>
+      </w:r>
+      <w:proofErr w:type="spellEnd"/>
+      <w:r>
+        <w:rPr>
+          <w:sz w:val="22"/>
+          <w:szCs w:val="22"/>
+        </w:rPr>
+        <w:t xml:space="preserve">: </w:t>
+      </w:r>
+      <w:proofErr w:type="spellStart"/>
+      <w:r>
+        <w:rPr>
+          <w:b/>
+          <w:bCs/>
+          <w:color w:val="1F3A93"/>
+          <w:sz w:val="22"/>
+          <w:szCs w:val="22"/>
+        </w:rPr>
+        <w:t>VarRef</w:t>
+      </w:r>
+      <w:proofErr w:type="spellEnd"/>
+      <w:r>
+        <w:rPr>
+          <w:sz w:val="22"/>
+          <w:szCs w:val="22"/>
+        </w:rPr>
+        <w:t>(</w:t>
+      </w:r>
+      <w:r>
+        <w:rPr>
+          <w:b/>
+          <w:bCs/>
+          <w:color w:val="000000"/>
+          <w:sz w:val="22"/>
+          <w:szCs w:val="22"/>
+        </w:rPr>
+        <w:t>c</w:t>
+      </w:r>
+      <w:r>
+        <w:rPr>
+          <w:sz w:val="22"/>
+          <w:szCs w:val="22"/>
+        </w:rPr>
+        <w:t>),</w:t>
+      </w:r>
+    </w:p>
+    <w:p>
+      <w:pPr>
+        <w:spacing w:line="240" w:lineRule="auto"/>
+        <w:rPr>
+          <w:lang w:val="en-IL" w:eastAsia="en-IL"/>
+        </w:rPr>
+      </w:pPr>
+      <w:r>
+        <w:rPr>
+          <w:sz w:val="22"/>
+          <w:szCs w:val="22"/>
+        </w:rPr>
+        <w:t>  rands: [</w:t>
+      </w:r>
+      <w:proofErr w:type="spellStart"/>
+      <w:proofErr w:type="gramStart"/>
+      <w:r>
+        <w:rPr>
+          <w:b/>
+          <w:bCs/>
+          <w:color w:val="6B3F1E"/>
+          <w:sz w:val="22"/>
+          <w:szCs w:val="22"/>
+        </w:rPr>
+        <w:t>LitExp</w:t>
+      </w:r>
+      <w:proofErr w:type="spellEnd"/>
+      <w:r>
+        <w:rPr>
+          <w:sz w:val="22"/>
+          <w:szCs w:val="22"/>
+        </w:rPr>
+        <w:t>(</w:t>
+      </w:r>
+      <w:proofErr w:type="spellStart"/>
+      <w:proofErr w:type="gramEnd"/>
+      <w:r>
+        <w:rPr>
+          <w:b/>
+          <w:bCs/>
+          <w:color w:val="244061"/>
+          <w:sz w:val="22"/>
+          <w:szCs w:val="22"/>
+        </w:rPr>
+        <w:t>SymbolSExp</w:t>
+      </w:r>
+      <w:proofErr w:type="spellEnd"/>
+      <w:r>
+        <w:rPr>
+          <w:sz w:val="22"/>
+          <w:szCs w:val="22"/>
+        </w:rPr>
+        <w:t>(</w:t>
+      </w:r>
+      <w:proofErr w:type="gramStart"/>
+      <w:r>
+        <w:rPr>
+          <w:color w:val="7A5A2B"/>
+          <w:sz w:val="22"/>
+          <w:szCs w:val="22"/>
+        </w:rPr>
+        <w:t>area</w:t>
+      </w:r>
+      <w:r>
+        <w:rPr>
+          <w:sz w:val="22"/>
+          <w:szCs w:val="22"/>
+        </w:rPr>
+        <w:t>))</w:t>
+      </w:r>
+      <w:proofErr w:type="gramEnd"/>
+      <w:r>
+        <w:rPr>
+          <w:sz w:val="22"/>
+          <w:szCs w:val="22"/>
+        </w:rPr>
+        <w:t>]</w:t>
+      </w:r>
+    </w:p>
+    <w:p>
+      <w:pPr>
+        <w:spacing w:line="240" w:lineRule="auto"/>
+        <w:rPr>
+          <w:lang w:val="en-IL" w:eastAsia="en-IL"/>
+        </w:rPr>
+      </w:pPr>
+      <w:r>
+        <w:rPr>
+          <w:sz w:val="22"/>
+          <w:szCs w:val="22"/>
+        </w:rPr>
+        <w:t>)</w:t>
+      </w:r>
+    </w:p>
+    <w:p>
+      <w:pPr>
+        <w:spacing w:line="240" w:lineRule="auto"/>
+        <w:rPr>
+          <w:sz w:val="22"/>
+          <w:szCs w:val="22"/>
+          <w:lang w:val="en-IL"/>
+        </w:rPr>
+      </w:pPr>
+    </w:p>
+    <w:p>
+      <w:pPr>
+        <w:spacing w:line="240" w:lineRule="auto"/>
+        <w:rPr>
+          <w:lang w:val="en-IL"/>
+        </w:rPr>
+      </w:pPr>
+    </w:p>
+    <w:p>
+      <w:pPr>
+        <w:rPr>
+          <w:sz w:val="28"/>
+          <w:szCs w:val="28"/>
+        </w:rPr>
+      </w:pPr>
+    </w:p>
     <w:sectPr>
       <w:pgSz w:w="12240" w:h="15840"/>
       <w:pgMar w:top="1440" w:right="1440" w:bottom="1440" w:left="1440" w:header="720" w:footer="720" w:gutter="0"/>
@@ -4064,7 +6870,6 @@
   <w:style w:type="character" w:default="1" w:styleId="DefaultParagraphFont">
     <w:name w:val="Default Paragraph Font"/>
     <w:uiPriority w:val="1"/>
-    <w:semiHidden/>
     <w:unhideWhenUsed/>
   </w:style>
   <w:style w:type="table" w:default="1" w:styleId="TableNormal">

--- a/Theoretical answeres.docx
+++ b/Theoretical answeres.docx
@@ -1273,17 +1273,52 @@
         </w:rPr>
         <w:t xml:space="preserve">: </w:t>
       </w:r>
+      <w:proofErr w:type="gramStart"/>
+      <w:r>
+        <w:rPr>
+          <w:b/>
+          <w:bCs/>
+          <w:color w:val="7F6000"/>
+          <w:sz w:val="22"/>
+          <w:szCs w:val="22"/>
+        </w:rPr>
+        <w:t>NumExp</w:t>
+      </w:r>
+      <w:r>
+        <w:rPr>
+          <w:sz w:val="22"/>
+          <w:szCs w:val="22"/>
+        </w:rPr>
+        <w:t>(</w:t>
+      </w:r>
+      <w:proofErr w:type="gramEnd"/>
+      <w:r>
+        <w:rPr>
+          <w:sz w:val="22"/>
+          <w:szCs w:val="22"/>
+        </w:rPr>
+        <w:t>3.14))</w:t>
+      </w:r>
+    </w:p>
+    <w:p>
+      <w:pPr>
+        <w:spacing w:line="240" w:lineRule="auto"/>
+        <w:rPr>
+          <w:rtl/>
+          <w:lang w:val="en-IL" w:eastAsia="en-IL"/>
+        </w:rPr>
+      </w:pPr>
       <w:proofErr w:type="spellStart"/>
       <w:proofErr w:type="gramStart"/>
       <w:r>
         <w:rPr>
           <w:b/>
           <w:bCs/>
-          <w:color w:val="7F6000"/>
-          <w:sz w:val="22"/>
-          <w:szCs w:val="22"/>
-        </w:rPr>
-        <w:t>NumExp</w:t>
+          <w:color w:val="5B2C83"/>
+          <w:sz w:val="22"/>
+          <w:szCs w:val="22"/>
+        </w:rPr>
+        <w:t>DefineExp</w:t>
       </w:r>
       <w:proofErr w:type="spellEnd"/>
       <w:r>
@@ -1294,34 +1329,115 @@
         <w:t>(</w:t>
       </w:r>
       <w:proofErr w:type="gramEnd"/>
-      <w:r>
-        <w:rPr>
-          <w:sz w:val="22"/>
-          <w:szCs w:val="22"/>
-        </w:rPr>
-        <w:t>3.14))</w:t>
-      </w:r>
     </w:p>
     <w:p>
       <w:pPr>
         <w:spacing w:line="240" w:lineRule="auto"/>
         <w:rPr>
-          <w:rFonts w:hint="cs"/>
-          <w:rtl/>
           <w:lang w:val="en-IL" w:eastAsia="en-IL"/>
         </w:rPr>
       </w:pPr>
+      <w:r>
+        <w:rPr>
+          <w:sz w:val="22"/>
+          <w:szCs w:val="22"/>
+        </w:rPr>
+        <w:t xml:space="preserve">  </w:t>
+      </w:r>
+      <w:r>
+        <w:rPr>
+          <w:sz w:val="22"/>
+          <w:szCs w:val="22"/>
+          <w:u w:val="single"/>
+        </w:rPr>
+        <w:t>var</w:t>
+      </w:r>
+      <w:r>
+        <w:rPr>
+          <w:sz w:val="22"/>
+          <w:szCs w:val="22"/>
+        </w:rPr>
+        <w:t xml:space="preserve">: </w:t>
+      </w:r>
+      <w:proofErr w:type="spellStart"/>
+      <w:r>
+        <w:rPr>
+          <w:b/>
+          <w:bCs/>
+          <w:color w:val="1F4E79"/>
+          <w:sz w:val="22"/>
+          <w:szCs w:val="22"/>
+        </w:rPr>
+        <w:t>VarDecl</w:t>
+      </w:r>
+      <w:proofErr w:type="spellEnd"/>
+      <w:r>
+        <w:rPr>
+          <w:sz w:val="22"/>
+          <w:szCs w:val="22"/>
+        </w:rPr>
+        <w:t>(</w:t>
+      </w:r>
+      <w:r>
+        <w:rPr>
+          <w:b/>
+          <w:bCs/>
+          <w:color w:val="000000"/>
+          <w:sz w:val="22"/>
+          <w:szCs w:val="22"/>
+        </w:rPr>
+        <w:t>square</w:t>
+      </w:r>
+      <w:r>
+        <w:rPr>
+          <w:sz w:val="22"/>
+          <w:szCs w:val="22"/>
+        </w:rPr>
+        <w:t>),</w:t>
+      </w:r>
+    </w:p>
+    <w:p>
+      <w:pPr>
+        <w:spacing w:line="240" w:lineRule="auto"/>
+        <w:rPr>
+          <w:lang w:val="en-IL" w:eastAsia="en-IL"/>
+        </w:rPr>
+      </w:pPr>
+      <w:r>
+        <w:rPr>
+          <w:sz w:val="22"/>
+          <w:szCs w:val="22"/>
+        </w:rPr>
+        <w:t xml:space="preserve">  </w:t>
+      </w:r>
+      <w:proofErr w:type="spellStart"/>
+      <w:r>
+        <w:rPr>
+          <w:sz w:val="22"/>
+          <w:szCs w:val="22"/>
+          <w:u w:val="single"/>
+        </w:rPr>
+        <w:t>val</w:t>
+      </w:r>
+      <w:proofErr w:type="spellEnd"/>
+      <w:r>
+        <w:rPr>
+          <w:sz w:val="22"/>
+          <w:szCs w:val="22"/>
+        </w:rPr>
+        <w:t xml:space="preserve">: </w:t>
+      </w:r>
       <w:proofErr w:type="spellStart"/>
       <w:proofErr w:type="gramStart"/>
       <w:r>
         <w:rPr>
           <w:b/>
           <w:bCs/>
-          <w:color w:val="5B2C83"/>
-          <w:sz w:val="22"/>
-          <w:szCs w:val="22"/>
-        </w:rPr>
-        <w:t>DefineExp</w:t>
+          <w:color w:val="0B5D4C"/>
+          <w:sz w:val="22"/>
+          <w:szCs w:val="22"/>
+        </w:rPr>
+        <w:t>ProcExp</w:t>
       </w:r>
       <w:proofErr w:type="spellEnd"/>
       <w:r>
@@ -1345,22 +1461,24 @@
           <w:sz w:val="22"/>
           <w:szCs w:val="22"/>
         </w:rPr>
-        <w:t xml:space="preserve">  </w:t>
-      </w:r>
+        <w:t xml:space="preserve">    </w:t>
+      </w:r>
+      <w:proofErr w:type="spellStart"/>
       <w:r>
         <w:rPr>
           <w:sz w:val="22"/>
           <w:szCs w:val="22"/>
           <w:u w:val="single"/>
         </w:rPr>
-        <w:t>var</w:t>
-      </w:r>
-      <w:r>
-        <w:rPr>
-          <w:sz w:val="22"/>
-          <w:szCs w:val="22"/>
-        </w:rPr>
-        <w:t xml:space="preserve">: </w:t>
+        <w:t>args</w:t>
+      </w:r>
+      <w:proofErr w:type="spellEnd"/>
+      <w:r>
+        <w:rPr>
+          <w:sz w:val="22"/>
+          <w:szCs w:val="22"/>
+        </w:rPr>
+        <w:t>: [</w:t>
       </w:r>
       <w:proofErr w:type="spellStart"/>
       <w:r>
@@ -1389,14 +1507,14 @@
           <w:sz w:val="22"/>
           <w:szCs w:val="22"/>
         </w:rPr>
-        <w:t>square</w:t>
-      </w:r>
-      <w:r>
-        <w:rPr>
-          <w:sz w:val="22"/>
-          <w:szCs w:val="22"/>
-        </w:rPr>
-        <w:t>),</w:t>
+        <w:t>x</w:t>
+      </w:r>
+      <w:r>
+        <w:rPr>
+          <w:sz w:val="22"/>
+          <w:szCs w:val="22"/>
+        </w:rPr>
+        <w:t>)],</w:t>
       </w:r>
     </w:p>
     <w:p>
@@ -1411,24 +1529,48 @@
           <w:sz w:val="22"/>
           <w:szCs w:val="22"/>
         </w:rPr>
-        <w:t xml:space="preserve">  </w:t>
-      </w:r>
-      <w:proofErr w:type="spellStart"/>
+        <w:t xml:space="preserve">    </w:t>
+      </w:r>
       <w:r>
         <w:rPr>
           <w:sz w:val="22"/>
           <w:szCs w:val="22"/>
           <w:u w:val="single"/>
         </w:rPr>
-        <w:t>val</w:t>
-      </w:r>
-      <w:proofErr w:type="spellEnd"/>
-      <w:r>
-        <w:rPr>
-          <w:sz w:val="22"/>
-          <w:szCs w:val="22"/>
-        </w:rPr>
-        <w:t xml:space="preserve">: </w:t>
+        <w:t>body</w:t>
+      </w:r>
+      <w:r>
+        <w:rPr>
+          <w:sz w:val="22"/>
+          <w:szCs w:val="22"/>
+        </w:rPr>
+        <w:t>: [</w:t>
+      </w:r>
+      <w:proofErr w:type="gramStart"/>
+      <w:r>
+        <w:rPr>
+          <w:b/>
+          <w:bCs/>
+          <w:color w:val="7A1E3A"/>
+          <w:sz w:val="22"/>
+          <w:szCs w:val="22"/>
+        </w:rPr>
+        <w:t>AppExp</w:t>
+      </w:r>
+      <w:r>
+        <w:rPr>
+          <w:sz w:val="22"/>
+          <w:szCs w:val="22"/>
+        </w:rPr>
+        <w:t>(</w:t>
+      </w:r>
+      <w:proofErr w:type="gramEnd"/>
+      <w:r>
+        <w:rPr>
+          <w:sz w:val="22"/>
+          <w:szCs w:val="22"/>
+        </w:rPr>
+        <w:t xml:space="preserve">rator: </w:t>
       </w:r>
       <w:proofErr w:type="spellStart"/>
       <w:proofErr w:type="gramStart"/>
@@ -1436,11 +1578,11 @@
         <w:rPr>
           <w:b/>
           <w:bCs/>
-          <w:color w:val="0B5D4C"/>
-          <w:sz w:val="22"/>
-          <w:szCs w:val="22"/>
-        </w:rPr>
-        <w:t>ProcExp</w:t>
+          <w:color w:val="1B5E20"/>
+          <w:sz w:val="22"/>
+          <w:szCs w:val="22"/>
+        </w:rPr>
+        <w:t>PrimOp</w:t>
       </w:r>
       <w:proofErr w:type="spellEnd"/>
       <w:r>
@@ -1451,6 +1593,109 @@
         <w:t>(</w:t>
       </w:r>
       <w:proofErr w:type="gramEnd"/>
+      <w:r>
+        <w:rPr>
+          <w:sz w:val="22"/>
+          <w:szCs w:val="22"/>
+        </w:rPr>
+        <w:t xml:space="preserve">*), </w:t>
+      </w:r>
+      <w:r>
+        <w:rPr>
+          <w:sz w:val="22"/>
+          <w:szCs w:val="22"/>
+          <w:u w:val="single"/>
+        </w:rPr>
+        <w:t>rands</w:t>
+      </w:r>
+      <w:r>
+        <w:rPr>
+          <w:sz w:val="22"/>
+          <w:szCs w:val="22"/>
+        </w:rPr>
+        <w:t>: [</w:t>
+      </w:r>
+      <w:proofErr w:type="spellStart"/>
+      <w:r>
+        <w:rPr>
+          <w:b/>
+          <w:bCs/>
+          <w:color w:val="1F3A93"/>
+          <w:sz w:val="22"/>
+          <w:szCs w:val="22"/>
+        </w:rPr>
+        <w:t>VarRef</w:t>
+      </w:r>
+      <w:proofErr w:type="spellEnd"/>
+      <w:r>
+        <w:rPr>
+          <w:sz w:val="22"/>
+          <w:szCs w:val="22"/>
+        </w:rPr>
+        <w:t>(</w:t>
+      </w:r>
+      <w:r>
+        <w:rPr>
+          <w:b/>
+          <w:bCs/>
+          <w:color w:val="000000"/>
+          <w:sz w:val="22"/>
+          <w:szCs w:val="22"/>
+        </w:rPr>
+        <w:t>x</w:t>
+      </w:r>
+      <w:r>
+        <w:rPr>
+          <w:sz w:val="22"/>
+          <w:szCs w:val="22"/>
+        </w:rPr>
+        <w:t xml:space="preserve">), </w:t>
+      </w:r>
+      <w:proofErr w:type="spellStart"/>
+      <w:r>
+        <w:rPr>
+          <w:b/>
+          <w:bCs/>
+          <w:color w:val="1F3A93"/>
+          <w:sz w:val="22"/>
+          <w:szCs w:val="22"/>
+        </w:rPr>
+        <w:t>VarRef</w:t>
+      </w:r>
+      <w:proofErr w:type="spellEnd"/>
+      <w:r>
+        <w:rPr>
+          <w:sz w:val="22"/>
+          <w:szCs w:val="22"/>
+        </w:rPr>
+        <w:t>(</w:t>
+      </w:r>
+      <w:r>
+        <w:rPr>
+          <w:b/>
+          <w:bCs/>
+          <w:color w:val="000000"/>
+          <w:sz w:val="22"/>
+          <w:szCs w:val="22"/>
+        </w:rPr>
+        <w:t>x</w:t>
+      </w:r>
+      <w:proofErr w:type="gramStart"/>
+      <w:r>
+        <w:rPr>
+          <w:sz w:val="22"/>
+          <w:szCs w:val="22"/>
+        </w:rPr>
+        <w:t>)])] )</w:t>
+      </w:r>
+      <w:proofErr w:type="gramEnd"/>
+      <w:r>
+        <w:rPr>
+          <w:sz w:val="22"/>
+          <w:szCs w:val="22"/>
+        </w:rPr>
+        <w:t>)</w:t>
+      </w:r>
     </w:p>
     <w:p>
       <w:pPr>
@@ -1459,109 +1704,537 @@
           <w:lang w:val="en-IL" w:eastAsia="en-IL"/>
         </w:rPr>
       </w:pPr>
-      <w:r>
-        <w:rPr>
-          <w:sz w:val="22"/>
-          <w:szCs w:val="22"/>
-        </w:rPr>
-        <w:t xml:space="preserve">    </w:t>
-      </w:r>
-      <w:proofErr w:type="spellStart"/>
-      <w:r>
-        <w:rPr>
-          <w:sz w:val="22"/>
-          <w:szCs w:val="22"/>
-          <w:u w:val="single"/>
-        </w:rPr>
-        <w:t>args</w:t>
-      </w:r>
-      <w:proofErr w:type="spellEnd"/>
-      <w:r>
-        <w:rPr>
-          <w:sz w:val="22"/>
-          <w:szCs w:val="22"/>
-        </w:rPr>
-        <w:t>: [</w:t>
-      </w:r>
-      <w:proofErr w:type="spellStart"/>
-      <w:r>
-        <w:rPr>
-          <w:b/>
-          <w:bCs/>
-          <w:color w:val="1F4E79"/>
-          <w:sz w:val="22"/>
-          <w:szCs w:val="22"/>
-        </w:rPr>
-        <w:t>VarDecl</w:t>
-      </w:r>
-      <w:proofErr w:type="spellEnd"/>
-      <w:r>
-        <w:rPr>
-          <w:sz w:val="22"/>
-          <w:szCs w:val="22"/>
-        </w:rPr>
-        <w:t>(</w:t>
-      </w:r>
-      <w:r>
-        <w:rPr>
-          <w:b/>
-          <w:bCs/>
-          <w:color w:val="000000"/>
-          <w:sz w:val="22"/>
-          <w:szCs w:val="22"/>
-        </w:rPr>
-        <w:t>x</w:t>
-      </w:r>
-      <w:r>
-        <w:rPr>
-          <w:sz w:val="22"/>
-          <w:szCs w:val="22"/>
-        </w:rPr>
-        <w:t>)],</w:t>
-      </w:r>
-    </w:p>
-    <w:p>
-      <w:pPr>
-        <w:spacing w:line="240" w:lineRule="auto"/>
-        <w:rPr>
-          <w:lang w:val="en-IL" w:eastAsia="en-IL"/>
-        </w:rPr>
-      </w:pPr>
-      <w:r>
-        <w:rPr>
-          <w:sz w:val="22"/>
-          <w:szCs w:val="22"/>
-        </w:rPr>
-        <w:t xml:space="preserve">    </w:t>
-      </w:r>
-      <w:r>
-        <w:rPr>
-          <w:sz w:val="22"/>
-          <w:szCs w:val="22"/>
-          <w:u w:val="single"/>
-        </w:rPr>
-        <w:t>body</w:t>
-      </w:r>
-      <w:r>
-        <w:rPr>
-          <w:sz w:val="22"/>
-          <w:szCs w:val="22"/>
-        </w:rPr>
-        <w:t>: [</w:t>
-      </w:r>
       <w:proofErr w:type="spellStart"/>
       <w:proofErr w:type="gramStart"/>
       <w:r>
         <w:rPr>
           <w:b/>
           <w:bCs/>
+          <w:color w:val="5B2C83"/>
+          <w:sz w:val="22"/>
+          <w:szCs w:val="22"/>
+        </w:rPr>
+        <w:t>DefineExp</w:t>
+      </w:r>
+      <w:proofErr w:type="spellEnd"/>
+      <w:r>
+        <w:rPr>
+          <w:sz w:val="22"/>
+          <w:szCs w:val="22"/>
+        </w:rPr>
+        <w:t>(</w:t>
+      </w:r>
+      <w:proofErr w:type="gramEnd"/>
+    </w:p>
+    <w:p>
+      <w:pPr>
+        <w:spacing w:line="240" w:lineRule="auto"/>
+        <w:rPr>
+          <w:lang w:val="en-IL" w:eastAsia="en-IL"/>
+        </w:rPr>
+      </w:pPr>
+      <w:r>
+        <w:rPr>
+          <w:sz w:val="22"/>
+          <w:szCs w:val="22"/>
+        </w:rPr>
+        <w:t xml:space="preserve">  </w:t>
+      </w:r>
+      <w:r>
+        <w:rPr>
+          <w:sz w:val="22"/>
+          <w:szCs w:val="22"/>
+          <w:u w:val="single"/>
+        </w:rPr>
+        <w:t>var</w:t>
+      </w:r>
+      <w:r>
+        <w:rPr>
+          <w:sz w:val="22"/>
+          <w:szCs w:val="22"/>
+        </w:rPr>
+        <w:t xml:space="preserve">: </w:t>
+      </w:r>
+      <w:proofErr w:type="spellStart"/>
+      <w:r>
+        <w:rPr>
+          <w:b/>
+          <w:bCs/>
+          <w:color w:val="1F4E79"/>
+          <w:sz w:val="22"/>
+          <w:szCs w:val="22"/>
+        </w:rPr>
+        <w:t>VarDecl</w:t>
+      </w:r>
+      <w:proofErr w:type="spellEnd"/>
+      <w:r>
+        <w:rPr>
+          <w:sz w:val="22"/>
+          <w:szCs w:val="22"/>
+        </w:rPr>
+        <w:t>(</w:t>
+      </w:r>
+      <w:r>
+        <w:rPr>
+          <w:b/>
+          <w:bCs/>
+          <w:color w:val="000000"/>
+          <w:sz w:val="22"/>
+          <w:szCs w:val="22"/>
+        </w:rPr>
+        <w:t>circle</w:t>
+      </w:r>
+      <w:r>
+        <w:rPr>
+          <w:sz w:val="22"/>
+          <w:szCs w:val="22"/>
+        </w:rPr>
+        <w:t>),</w:t>
+      </w:r>
+    </w:p>
+    <w:p>
+      <w:pPr>
+        <w:spacing w:line="240" w:lineRule="auto"/>
+        <w:rPr>
+          <w:lang w:val="en-IL" w:eastAsia="en-IL"/>
+        </w:rPr>
+      </w:pPr>
+      <w:r>
+        <w:rPr>
+          <w:sz w:val="22"/>
+          <w:szCs w:val="22"/>
+        </w:rPr>
+        <w:t xml:space="preserve">  </w:t>
+      </w:r>
+      <w:proofErr w:type="spellStart"/>
+      <w:r>
+        <w:rPr>
+          <w:sz w:val="22"/>
+          <w:szCs w:val="22"/>
+          <w:u w:val="single"/>
+        </w:rPr>
+        <w:t>val</w:t>
+      </w:r>
+      <w:proofErr w:type="spellEnd"/>
+      <w:r>
+        <w:rPr>
+          <w:sz w:val="22"/>
+          <w:szCs w:val="22"/>
+        </w:rPr>
+        <w:t xml:space="preserve">: </w:t>
+      </w:r>
+      <w:proofErr w:type="spellStart"/>
+      <w:proofErr w:type="gramStart"/>
+      <w:r>
+        <w:rPr>
+          <w:b/>
+          <w:bCs/>
+          <w:color w:val="0B5D4C"/>
+          <w:sz w:val="22"/>
+          <w:szCs w:val="22"/>
+        </w:rPr>
+        <w:t>ProcExp</w:t>
+      </w:r>
+      <w:proofErr w:type="spellEnd"/>
+      <w:r>
+        <w:rPr>
+          <w:sz w:val="22"/>
+          <w:szCs w:val="22"/>
+        </w:rPr>
+        <w:t>(</w:t>
+      </w:r>
+      <w:proofErr w:type="gramEnd"/>
+    </w:p>
+    <w:p>
+      <w:pPr>
+        <w:spacing w:line="240" w:lineRule="auto"/>
+        <w:rPr>
+          <w:lang w:val="en-IL" w:eastAsia="en-IL"/>
+        </w:rPr>
+      </w:pPr>
+      <w:r>
+        <w:rPr>
+          <w:sz w:val="22"/>
+          <w:szCs w:val="22"/>
+        </w:rPr>
+        <w:t xml:space="preserve">    </w:t>
+      </w:r>
+      <w:proofErr w:type="spellStart"/>
+      <w:r>
+        <w:rPr>
+          <w:sz w:val="22"/>
+          <w:szCs w:val="22"/>
+          <w:u w:val="single"/>
+        </w:rPr>
+        <w:t>args</w:t>
+      </w:r>
+      <w:proofErr w:type="spellEnd"/>
+      <w:r>
+        <w:rPr>
+          <w:sz w:val="22"/>
+          <w:szCs w:val="22"/>
+        </w:rPr>
+        <w:t>: [</w:t>
+      </w:r>
+      <w:proofErr w:type="spellStart"/>
+      <w:r>
+        <w:rPr>
+          <w:b/>
+          <w:bCs/>
+          <w:color w:val="1F4E79"/>
+          <w:sz w:val="22"/>
+          <w:szCs w:val="22"/>
+        </w:rPr>
+        <w:t>VarDecl</w:t>
+      </w:r>
+      <w:proofErr w:type="spellEnd"/>
+      <w:r>
+        <w:rPr>
+          <w:sz w:val="22"/>
+          <w:szCs w:val="22"/>
+        </w:rPr>
+        <w:t>(</w:t>
+      </w:r>
+      <w:r>
+        <w:rPr>
+          <w:b/>
+          <w:bCs/>
+          <w:color w:val="000000"/>
+          <w:sz w:val="22"/>
+          <w:szCs w:val="22"/>
+        </w:rPr>
+        <w:t>x</w:t>
+      </w:r>
+      <w:r>
+        <w:rPr>
+          <w:sz w:val="22"/>
+          <w:szCs w:val="22"/>
+        </w:rPr>
+        <w:t xml:space="preserve">), </w:t>
+      </w:r>
+      <w:proofErr w:type="spellStart"/>
+      <w:r>
+        <w:rPr>
+          <w:b/>
+          <w:bCs/>
+          <w:color w:val="1F4E79"/>
+          <w:sz w:val="22"/>
+          <w:szCs w:val="22"/>
+        </w:rPr>
+        <w:t>VarDecl</w:t>
+      </w:r>
+      <w:proofErr w:type="spellEnd"/>
+      <w:r>
+        <w:rPr>
+          <w:sz w:val="22"/>
+          <w:szCs w:val="22"/>
+        </w:rPr>
+        <w:t>(</w:t>
+      </w:r>
+      <w:r>
+        <w:rPr>
+          <w:b/>
+          <w:bCs/>
+          <w:color w:val="000000"/>
+          <w:sz w:val="22"/>
+          <w:szCs w:val="22"/>
+        </w:rPr>
+        <w:t>y</w:t>
+      </w:r>
+      <w:r>
+        <w:rPr>
+          <w:sz w:val="22"/>
+          <w:szCs w:val="22"/>
+        </w:rPr>
+        <w:t xml:space="preserve">), </w:t>
+      </w:r>
+      <w:proofErr w:type="spellStart"/>
+      <w:r>
+        <w:rPr>
+          <w:b/>
+          <w:bCs/>
+          <w:color w:val="1F4E79"/>
+          <w:sz w:val="22"/>
+          <w:szCs w:val="22"/>
+        </w:rPr>
+        <w:t>VarDecl</w:t>
+      </w:r>
+      <w:proofErr w:type="spellEnd"/>
+      <w:r>
+        <w:rPr>
+          <w:sz w:val="22"/>
+          <w:szCs w:val="22"/>
+        </w:rPr>
+        <w:t>(</w:t>
+      </w:r>
+      <w:r>
+        <w:rPr>
+          <w:b/>
+          <w:bCs/>
+          <w:color w:val="000000"/>
+          <w:sz w:val="22"/>
+          <w:szCs w:val="22"/>
+        </w:rPr>
+        <w:t>radius</w:t>
+      </w:r>
+      <w:r>
+        <w:rPr>
+          <w:sz w:val="22"/>
+          <w:szCs w:val="22"/>
+        </w:rPr>
+        <w:t>)],</w:t>
+      </w:r>
+    </w:p>
+    <w:p>
+      <w:pPr>
+        <w:spacing w:line="240" w:lineRule="auto"/>
+        <w:rPr>
+          <w:sz w:val="22"/>
+          <w:szCs w:val="22"/>
+          <w:lang w:val="en-IL"/>
+        </w:rPr>
+      </w:pPr>
+      <w:r>
+        <w:rPr>
+          <w:sz w:val="22"/>
+          <w:szCs w:val="22"/>
+          <w:lang w:val="en-IL"/>
+        </w:rPr>
+        <w:t xml:space="preserve">    </w:t>
+      </w:r>
+      <w:r>
+        <w:rPr>
+          <w:sz w:val="22"/>
+          <w:szCs w:val="22"/>
+          <w:u w:val="single"/>
+          <w:lang w:val="en-IL"/>
+        </w:rPr>
+        <w:t>body</w:t>
+      </w:r>
+      <w:r>
+        <w:rPr>
+          <w:sz w:val="22"/>
+          <w:szCs w:val="22"/>
+          <w:lang w:val="en-IL"/>
+        </w:rPr>
+        <w:t>: [</w:t>
+      </w:r>
+    </w:p>
+    <w:p>
+      <w:pPr>
+        <w:spacing w:line="240" w:lineRule="auto"/>
+        <w:rPr>
+          <w:lang w:val="en-IL" w:eastAsia="en-IL"/>
+        </w:rPr>
+      </w:pPr>
+      <w:r>
+        <w:rPr>
+          <w:sz w:val="22"/>
+          <w:szCs w:val="22"/>
+        </w:rPr>
+        <w:t xml:space="preserve">      </w:t>
+      </w:r>
+      <w:proofErr w:type="spellStart"/>
+      <w:proofErr w:type="gramStart"/>
+      <w:r>
+        <w:rPr>
+          <w:b/>
+          <w:bCs/>
+          <w:color w:val="0B5D4C"/>
+          <w:sz w:val="22"/>
+          <w:szCs w:val="22"/>
+        </w:rPr>
+        <w:t>ProcExp</w:t>
+      </w:r>
+      <w:proofErr w:type="spellEnd"/>
+      <w:r>
+        <w:rPr>
+          <w:sz w:val="22"/>
+          <w:szCs w:val="22"/>
+        </w:rPr>
+        <w:t>(</w:t>
+      </w:r>
+      <w:proofErr w:type="gramEnd"/>
+    </w:p>
+    <w:p>
+      <w:pPr>
+        <w:spacing w:line="240" w:lineRule="auto"/>
+        <w:rPr>
+          <w:lang w:val="en-IL" w:eastAsia="en-IL"/>
+        </w:rPr>
+      </w:pPr>
+      <w:r>
+        <w:rPr>
+          <w:sz w:val="22"/>
+          <w:szCs w:val="22"/>
+        </w:rPr>
+        <w:t xml:space="preserve">        </w:t>
+      </w:r>
+      <w:proofErr w:type="spellStart"/>
+      <w:r>
+        <w:rPr>
+          <w:sz w:val="22"/>
+          <w:szCs w:val="22"/>
+          <w:u w:val="single"/>
+        </w:rPr>
+        <w:t>args</w:t>
+      </w:r>
+      <w:proofErr w:type="spellEnd"/>
+      <w:r>
+        <w:rPr>
+          <w:sz w:val="22"/>
+          <w:szCs w:val="22"/>
+        </w:rPr>
+        <w:t>: [</w:t>
+      </w:r>
+      <w:proofErr w:type="spellStart"/>
+      <w:r>
+        <w:rPr>
+          <w:b/>
+          <w:bCs/>
+          <w:color w:val="1F4E79"/>
+          <w:sz w:val="22"/>
+          <w:szCs w:val="22"/>
+        </w:rPr>
+        <w:t>VarDecl</w:t>
+      </w:r>
+      <w:proofErr w:type="spellEnd"/>
+      <w:r>
+        <w:rPr>
+          <w:sz w:val="22"/>
+          <w:szCs w:val="22"/>
+        </w:rPr>
+        <w:t>(</w:t>
+      </w:r>
+      <w:r>
+        <w:rPr>
+          <w:b/>
+          <w:bCs/>
+          <w:color w:val="000000"/>
+          <w:sz w:val="22"/>
+          <w:szCs w:val="22"/>
+        </w:rPr>
+        <w:t>msg</w:t>
+      </w:r>
+      <w:r>
+        <w:rPr>
+          <w:sz w:val="22"/>
+          <w:szCs w:val="22"/>
+        </w:rPr>
+        <w:t>)],</w:t>
+      </w:r>
+    </w:p>
+    <w:p>
+      <w:pPr>
+        <w:spacing w:line="240" w:lineRule="auto"/>
+        <w:rPr>
+          <w:sz w:val="22"/>
+          <w:szCs w:val="22"/>
+          <w:lang w:val="en-IL"/>
+        </w:rPr>
+      </w:pPr>
+      <w:r>
+        <w:rPr>
+          <w:sz w:val="22"/>
+          <w:szCs w:val="22"/>
+          <w:lang w:val="en-IL"/>
+        </w:rPr>
+        <w:t xml:space="preserve">        </w:t>
+      </w:r>
+      <w:r>
+        <w:rPr>
+          <w:sz w:val="22"/>
+          <w:szCs w:val="22"/>
+          <w:u w:val="single"/>
+          <w:lang w:val="en-IL"/>
+        </w:rPr>
+        <w:t>body</w:t>
+      </w:r>
+      <w:r>
+        <w:rPr>
+          <w:sz w:val="22"/>
+          <w:szCs w:val="22"/>
+          <w:lang w:val="en-IL"/>
+        </w:rPr>
+        <w:t>: [</w:t>
+      </w:r>
+    </w:p>
+    <w:p>
+      <w:pPr>
+        <w:spacing w:line="240" w:lineRule="auto"/>
+        <w:rPr>
+          <w:lang w:val="en-IL" w:eastAsia="en-IL"/>
+        </w:rPr>
+      </w:pPr>
+      <w:r>
+        <w:rPr>
+          <w:sz w:val="22"/>
+          <w:szCs w:val="22"/>
+        </w:rPr>
+        <w:t xml:space="preserve">          </w:t>
+      </w:r>
+      <w:proofErr w:type="spellStart"/>
+      <w:proofErr w:type="gramStart"/>
+      <w:r>
+        <w:rPr>
+          <w:b/>
+          <w:bCs/>
+          <w:color w:val="5E4B00"/>
+          <w:sz w:val="22"/>
+          <w:szCs w:val="22"/>
+        </w:rPr>
+        <w:t>IfExp</w:t>
+      </w:r>
+      <w:proofErr w:type="spellEnd"/>
+      <w:r>
+        <w:rPr>
+          <w:sz w:val="22"/>
+          <w:szCs w:val="22"/>
+        </w:rPr>
+        <w:t>(</w:t>
+      </w:r>
+      <w:proofErr w:type="gramEnd"/>
+    </w:p>
+    <w:p>
+      <w:pPr>
+        <w:spacing w:line="240" w:lineRule="auto"/>
+        <w:rPr>
+          <w:lang w:val="en-IL" w:eastAsia="en-IL"/>
+        </w:rPr>
+      </w:pPr>
+      <w:r>
+        <w:rPr>
+          <w:sz w:val="22"/>
+          <w:szCs w:val="22"/>
+        </w:rPr>
+        <w:t xml:space="preserve">            </w:t>
+      </w:r>
+      <w:r>
+        <w:rPr>
+          <w:sz w:val="22"/>
+          <w:szCs w:val="22"/>
+          <w:u w:val="single"/>
+        </w:rPr>
+        <w:t>test</w:t>
+      </w:r>
+      <w:r>
+        <w:rPr>
+          <w:sz w:val="22"/>
+          <w:szCs w:val="22"/>
+        </w:rPr>
+        <w:t xml:space="preserve">: </w:t>
+      </w:r>
+      <w:proofErr w:type="gramStart"/>
+      <w:r>
+        <w:rPr>
+          <w:b/>
+          <w:bCs/>
           <w:color w:val="7A1E3A"/>
           <w:sz w:val="22"/>
           <w:szCs w:val="22"/>
         </w:rPr>
         <w:t>AppExp</w:t>
       </w:r>
-      <w:proofErr w:type="spellEnd"/>
       <w:r>
         <w:rPr>
           <w:sz w:val="22"/>
@@ -1573,12 +2246,391 @@
       <w:proofErr w:type="gramEnd"/>
       <w:r>
         <w:rPr>
-          <w:sz w:val="22"/>
-          <w:szCs w:val="22"/>
-        </w:rPr>
-        <w:t>rator</w:t>
+          <w:b/>
+          <w:bCs/>
+          <w:color w:val="1B5E20"/>
+          <w:sz w:val="22"/>
+          <w:szCs w:val="22"/>
+        </w:rPr>
+        <w:t>PrimOp</w:t>
       </w:r>
       <w:proofErr w:type="spellEnd"/>
+      <w:r>
+        <w:rPr>
+          <w:sz w:val="22"/>
+          <w:szCs w:val="22"/>
+        </w:rPr>
+        <w:t>(eq?), [</w:t>
+      </w:r>
+      <w:proofErr w:type="spellStart"/>
+      <w:r>
+        <w:rPr>
+          <w:b/>
+          <w:bCs/>
+          <w:color w:val="1F3A93"/>
+          <w:sz w:val="22"/>
+          <w:szCs w:val="22"/>
+        </w:rPr>
+        <w:t>VarRef</w:t>
+      </w:r>
+      <w:proofErr w:type="spellEnd"/>
+      <w:r>
+        <w:rPr>
+          <w:sz w:val="22"/>
+          <w:szCs w:val="22"/>
+        </w:rPr>
+        <w:t>(</w:t>
+      </w:r>
+      <w:r>
+        <w:rPr>
+          <w:b/>
+          <w:bCs/>
+          <w:color w:val="000000"/>
+          <w:sz w:val="22"/>
+          <w:szCs w:val="22"/>
+        </w:rPr>
+        <w:t>msg</w:t>
+      </w:r>
+      <w:r>
+        <w:rPr>
+          <w:sz w:val="22"/>
+          <w:szCs w:val="22"/>
+        </w:rPr>
+        <w:t xml:space="preserve">), </w:t>
+      </w:r>
+      <w:proofErr w:type="gramStart"/>
+      <w:r>
+        <w:rPr>
+          <w:b/>
+          <w:bCs/>
+          <w:color w:val="6B3F1E"/>
+          <w:sz w:val="22"/>
+          <w:szCs w:val="22"/>
+        </w:rPr>
+        <w:t>LitExp</w:t>
+      </w:r>
+      <w:r>
+        <w:rPr>
+          <w:sz w:val="22"/>
+          <w:szCs w:val="22"/>
+        </w:rPr>
+        <w:t>(</w:t>
+      </w:r>
+      <w:proofErr w:type="gramEnd"/>
+      <w:r>
+        <w:rPr>
+          <w:b/>
+          <w:bCs/>
+          <w:color w:val="244061"/>
+          <w:sz w:val="22"/>
+          <w:szCs w:val="22"/>
+        </w:rPr>
+        <w:t>SymbolSExp</w:t>
+      </w:r>
+      <w:r>
+        <w:rPr>
+          <w:sz w:val="22"/>
+          <w:szCs w:val="22"/>
+        </w:rPr>
+        <w:t>(</w:t>
+      </w:r>
+      <w:proofErr w:type="gramStart"/>
+      <w:r>
+        <w:rPr>
+          <w:color w:val="7A5A2B"/>
+          <w:sz w:val="22"/>
+          <w:szCs w:val="22"/>
+        </w:rPr>
+        <w:t>area</w:t>
+      </w:r>
+      <w:r>
+        <w:rPr>
+          <w:sz w:val="22"/>
+          <w:szCs w:val="22"/>
+        </w:rPr>
+        <w:t>))</w:t>
+      </w:r>
+      <w:proofErr w:type="gramEnd"/>
+      <w:r>
+        <w:rPr>
+          <w:sz w:val="22"/>
+          <w:szCs w:val="22"/>
+        </w:rPr>
+        <w:t>]),</w:t>
+      </w:r>
+    </w:p>
+    <w:p>
+      <w:pPr>
+        <w:spacing w:line="240" w:lineRule="auto"/>
+        <w:rPr>
+          <w:lang w:val="en-IL" w:eastAsia="en-IL"/>
+        </w:rPr>
+      </w:pPr>
+      <w:r>
+        <w:rPr>
+          <w:sz w:val="22"/>
+          <w:szCs w:val="22"/>
+        </w:rPr>
+        <w:t xml:space="preserve">            </w:t>
+      </w:r>
+      <w:r>
+        <w:rPr>
+          <w:sz w:val="22"/>
+          <w:szCs w:val="22"/>
+          <w:u w:val="single"/>
+        </w:rPr>
+        <w:t>then</w:t>
+      </w:r>
+      <w:r>
+        <w:rPr>
+          <w:sz w:val="22"/>
+          <w:szCs w:val="22"/>
+        </w:rPr>
+        <w:t xml:space="preserve">: </w:t>
+      </w:r>
+      <w:proofErr w:type="gramStart"/>
+      <w:r>
+        <w:rPr>
+          <w:b/>
+          <w:bCs/>
+          <w:color w:val="7A1E3A"/>
+          <w:sz w:val="22"/>
+          <w:szCs w:val="22"/>
+        </w:rPr>
+        <w:t>AppExp</w:t>
+      </w:r>
+      <w:r>
+        <w:rPr>
+          <w:sz w:val="22"/>
+          <w:szCs w:val="22"/>
+        </w:rPr>
+        <w:t>(</w:t>
+      </w:r>
+      <w:proofErr w:type="spellStart"/>
+      <w:r>
+        <w:rPr>
+          <w:b/>
+          <w:bCs/>
+          <w:color w:val="1B5E20"/>
+          <w:sz w:val="22"/>
+          <w:szCs w:val="22"/>
+        </w:rPr>
+        <w:t>PrimOp</w:t>
+      </w:r>
+      <w:proofErr w:type="spellEnd"/>
+      <w:r>
+        <w:rPr>
+          <w:sz w:val="22"/>
+          <w:szCs w:val="22"/>
+        </w:rPr>
+        <w:t>(</w:t>
+      </w:r>
+      <w:proofErr w:type="gramEnd"/>
+      <w:r>
+        <w:rPr>
+          <w:sz w:val="22"/>
+          <w:szCs w:val="22"/>
+        </w:rPr>
+        <w:t>*), [</w:t>
+      </w:r>
+    </w:p>
+    <w:p>
+      <w:pPr>
+        <w:spacing w:line="240" w:lineRule="auto"/>
+        <w:rPr>
+          <w:lang w:val="en-IL" w:eastAsia="en-IL"/>
+        </w:rPr>
+      </w:pPr>
+      <w:r>
+        <w:rPr>
+          <w:sz w:val="22"/>
+          <w:szCs w:val="22"/>
+        </w:rPr>
+        <w:t xml:space="preserve">                    </w:t>
+      </w:r>
+      <w:proofErr w:type="gramStart"/>
+      <w:r>
+        <w:rPr>
+          <w:b/>
+          <w:bCs/>
+          <w:color w:val="7A1E3A"/>
+          <w:sz w:val="22"/>
+          <w:szCs w:val="22"/>
+        </w:rPr>
+        <w:t>AppExp</w:t>
+      </w:r>
+      <w:r>
+        <w:rPr>
+          <w:sz w:val="22"/>
+          <w:szCs w:val="22"/>
+        </w:rPr>
+        <w:t>(</w:t>
+      </w:r>
+      <w:proofErr w:type="spellStart"/>
+      <w:proofErr w:type="gramEnd"/>
+      <w:r>
+        <w:rPr>
+          <w:b/>
+          <w:bCs/>
+          <w:color w:val="1F3A93"/>
+          <w:sz w:val="22"/>
+          <w:szCs w:val="22"/>
+        </w:rPr>
+        <w:t>VarRef</w:t>
+      </w:r>
+      <w:proofErr w:type="spellEnd"/>
+      <w:r>
+        <w:rPr>
+          <w:sz w:val="22"/>
+          <w:szCs w:val="22"/>
+        </w:rPr>
+        <w:t>(</w:t>
+      </w:r>
+      <w:r>
+        <w:rPr>
+          <w:b/>
+          <w:bCs/>
+          <w:color w:val="000000"/>
+          <w:sz w:val="22"/>
+          <w:szCs w:val="22"/>
+        </w:rPr>
+        <w:t>square</w:t>
+      </w:r>
+      <w:r>
+        <w:rPr>
+          <w:sz w:val="22"/>
+          <w:szCs w:val="22"/>
+        </w:rPr>
+        <w:t>), [</w:t>
+      </w:r>
+      <w:proofErr w:type="spellStart"/>
+      <w:r>
+        <w:rPr>
+          <w:b/>
+          <w:bCs/>
+          <w:color w:val="1F3A93"/>
+          <w:sz w:val="22"/>
+          <w:szCs w:val="22"/>
+        </w:rPr>
+        <w:t>VarRef</w:t>
+      </w:r>
+      <w:proofErr w:type="spellEnd"/>
+      <w:r>
+        <w:rPr>
+          <w:sz w:val="22"/>
+          <w:szCs w:val="22"/>
+        </w:rPr>
+        <w:t>(</w:t>
+      </w:r>
+      <w:r>
+        <w:rPr>
+          <w:b/>
+          <w:bCs/>
+          <w:color w:val="000000"/>
+          <w:sz w:val="22"/>
+          <w:szCs w:val="22"/>
+        </w:rPr>
+        <w:t>radius</w:t>
+      </w:r>
+      <w:r>
+        <w:rPr>
+          <w:sz w:val="22"/>
+          <w:szCs w:val="22"/>
+        </w:rPr>
+        <w:t>)]),</w:t>
+      </w:r>
+    </w:p>
+    <w:p>
+      <w:pPr>
+        <w:spacing w:line="240" w:lineRule="auto"/>
+        <w:rPr>
+          <w:lang w:val="en-IL" w:eastAsia="en-IL"/>
+        </w:rPr>
+      </w:pPr>
+      <w:r>
+        <w:rPr>
+          <w:sz w:val="22"/>
+          <w:szCs w:val="22"/>
+        </w:rPr>
+        <w:t xml:space="preserve">                    </w:t>
+      </w:r>
+      <w:proofErr w:type="spellStart"/>
+      <w:r>
+        <w:rPr>
+          <w:b/>
+          <w:bCs/>
+          <w:color w:val="1F3A93"/>
+          <w:sz w:val="22"/>
+          <w:szCs w:val="22"/>
+        </w:rPr>
+        <w:t>VarRef</w:t>
+      </w:r>
+      <w:proofErr w:type="spellEnd"/>
+      <w:r>
+        <w:rPr>
+          <w:sz w:val="22"/>
+          <w:szCs w:val="22"/>
+        </w:rPr>
+        <w:t>(</w:t>
+      </w:r>
+      <w:r>
+        <w:rPr>
+          <w:b/>
+          <w:bCs/>
+          <w:color w:val="000000"/>
+          <w:sz w:val="22"/>
+          <w:szCs w:val="22"/>
+        </w:rPr>
+        <w:t>pi</w:t>
+      </w:r>
+      <w:r>
+        <w:rPr>
+          <w:sz w:val="22"/>
+          <w:szCs w:val="22"/>
+        </w:rPr>
+        <w:t>)</w:t>
+      </w:r>
+    </w:p>
+    <w:p>
+      <w:pPr>
+        <w:spacing w:line="240" w:lineRule="auto"/>
+        <w:rPr>
+          <w:sz w:val="22"/>
+          <w:szCs w:val="22"/>
+          <w:lang w:val="en-IL"/>
+        </w:rPr>
+      </w:pPr>
+      <w:r>
+        <w:rPr>
+          <w:sz w:val="22"/>
+          <w:szCs w:val="22"/>
+          <w:lang w:val="en-IL"/>
+        </w:rPr>
+        <w:t xml:space="preserve">                  ]),</w:t>
+      </w:r>
+    </w:p>
+    <w:p>
+      <w:pPr>
+        <w:spacing w:line="240" w:lineRule="auto"/>
+        <w:rPr>
+          <w:lang w:val="en-IL" w:eastAsia="en-IL"/>
+        </w:rPr>
+      </w:pPr>
+      <w:r>
+        <w:rPr>
+          <w:sz w:val="22"/>
+          <w:szCs w:val="22"/>
+        </w:rPr>
+        <w:t xml:space="preserve">            </w:t>
+      </w:r>
+      <w:r>
+        <w:rPr>
+          <w:sz w:val="22"/>
+          <w:szCs w:val="22"/>
+          <w:u w:val="single"/>
+        </w:rPr>
+        <w:t>alt</w:t>
+      </w:r>
       <w:r>
         <w:rPr>
           <w:sz w:val="22"/>
@@ -1592,6 +2644,75 @@
         <w:rPr>
           <w:b/>
           <w:bCs/>
+          <w:color w:val="5E4B00"/>
+          <w:sz w:val="22"/>
+          <w:szCs w:val="22"/>
+        </w:rPr>
+        <w:t>IfExp</w:t>
+      </w:r>
+      <w:proofErr w:type="spellEnd"/>
+      <w:r>
+        <w:rPr>
+          <w:sz w:val="22"/>
+          <w:szCs w:val="22"/>
+        </w:rPr>
+        <w:t>(</w:t>
+      </w:r>
+      <w:proofErr w:type="gramEnd"/>
+    </w:p>
+    <w:p>
+      <w:pPr>
+        <w:spacing w:line="240" w:lineRule="auto"/>
+        <w:rPr>
+          <w:lang w:val="en-IL" w:eastAsia="en-IL"/>
+        </w:rPr>
+      </w:pPr>
+      <w:r>
+        <w:rPr>
+          <w:sz w:val="22"/>
+          <w:szCs w:val="22"/>
+        </w:rPr>
+        <w:t xml:space="preserve">              </w:t>
+      </w:r>
+      <w:r>
+        <w:rPr>
+          <w:sz w:val="22"/>
+          <w:szCs w:val="22"/>
+          <w:u w:val="single"/>
+        </w:rPr>
+        <w:t>test</w:t>
+      </w:r>
+      <w:r>
+        <w:rPr>
+          <w:sz w:val="22"/>
+          <w:szCs w:val="22"/>
+        </w:rPr>
+        <w:t xml:space="preserve">: </w:t>
+      </w:r>
+      <w:proofErr w:type="gramStart"/>
+      <w:r>
+        <w:rPr>
+          <w:b/>
+          <w:bCs/>
+          <w:color w:val="7A1E3A"/>
+          <w:sz w:val="22"/>
+          <w:szCs w:val="22"/>
+        </w:rPr>
+        <w:t>AppExp</w:t>
+      </w:r>
+      <w:r>
+        <w:rPr>
+          <w:sz w:val="22"/>
+          <w:szCs w:val="22"/>
+        </w:rPr>
+        <w:t>(</w:t>
+      </w:r>
+      <w:proofErr w:type="spellStart"/>
+      <w:proofErr w:type="gramEnd"/>
+      <w:r>
+        <w:rPr>
+          <w:b/>
+          <w:bCs/>
           <w:color w:val="1B5E20"/>
           <w:sz w:val="22"/>
           <w:szCs w:val="22"/>
@@ -1604,15 +2725,118 @@
           <w:sz w:val="22"/>
           <w:szCs w:val="22"/>
         </w:rPr>
+        <w:t>(eq?), [</w:t>
+      </w:r>
+      <w:proofErr w:type="spellStart"/>
+      <w:r>
+        <w:rPr>
+          <w:b/>
+          <w:bCs/>
+          <w:color w:val="1F3A93"/>
+          <w:sz w:val="22"/>
+          <w:szCs w:val="22"/>
+        </w:rPr>
+        <w:t>VarRef</w:t>
+      </w:r>
+      <w:proofErr w:type="spellEnd"/>
+      <w:r>
+        <w:rPr>
+          <w:sz w:val="22"/>
+          <w:szCs w:val="22"/>
+        </w:rPr>
         <w:t>(</w:t>
       </w:r>
+      <w:r>
+        <w:rPr>
+          <w:b/>
+          <w:bCs/>
+          <w:color w:val="000000"/>
+          <w:sz w:val="22"/>
+          <w:szCs w:val="22"/>
+        </w:rPr>
+        <w:t>msg</w:t>
+      </w:r>
+      <w:r>
+        <w:rPr>
+          <w:sz w:val="22"/>
+          <w:szCs w:val="22"/>
+        </w:rPr>
+        <w:t xml:space="preserve">), </w:t>
+      </w:r>
+      <w:proofErr w:type="gramStart"/>
+      <w:r>
+        <w:rPr>
+          <w:b/>
+          <w:bCs/>
+          <w:color w:val="6B3F1E"/>
+          <w:sz w:val="22"/>
+          <w:szCs w:val="22"/>
+        </w:rPr>
+        <w:t>LitExp</w:t>
+      </w:r>
+      <w:r>
+        <w:rPr>
+          <w:sz w:val="22"/>
+          <w:szCs w:val="22"/>
+        </w:rPr>
+        <w:t>(</w:t>
+      </w:r>
       <w:proofErr w:type="gramEnd"/>
       <w:r>
         <w:rPr>
-          <w:sz w:val="22"/>
-          <w:szCs w:val="22"/>
-        </w:rPr>
-        <w:t xml:space="preserve">*), </w:t>
+          <w:b/>
+          <w:bCs/>
+          <w:color w:val="244061"/>
+          <w:sz w:val="22"/>
+          <w:szCs w:val="22"/>
+        </w:rPr>
+        <w:t>SymbolSExp</w:t>
+      </w:r>
+      <w:r>
+        <w:rPr>
+          <w:sz w:val="22"/>
+          <w:szCs w:val="22"/>
+        </w:rPr>
+        <w:t>(</w:t>
+      </w:r>
+      <w:proofErr w:type="gramStart"/>
+      <w:r>
+        <w:rPr>
+          <w:color w:val="7A5A2B"/>
+          <w:sz w:val="22"/>
+          <w:szCs w:val="22"/>
+        </w:rPr>
+        <w:t>perimeter</w:t>
+      </w:r>
+      <w:r>
+        <w:rPr>
+          <w:sz w:val="22"/>
+          <w:szCs w:val="22"/>
+        </w:rPr>
+        <w:t>))</w:t>
+      </w:r>
+      <w:proofErr w:type="gramEnd"/>
+      <w:r>
+        <w:rPr>
+          <w:sz w:val="22"/>
+          <w:szCs w:val="22"/>
+        </w:rPr>
+        <w:t>]),</w:t>
+      </w:r>
+    </w:p>
+    <w:p>
+      <w:pPr>
+        <w:spacing w:line="240" w:lineRule="auto"/>
+        <w:rPr>
+          <w:lang w:val="en-IL" w:eastAsia="en-IL"/>
+        </w:rPr>
+      </w:pPr>
+      <w:r>
+        <w:rPr>
+          <w:sz w:val="22"/>
+          <w:szCs w:val="22"/>
+        </w:rPr>
+        <w:t xml:space="preserve">              </w:t>
       </w:r>
       <w:r>
         <w:rPr>
@@ -1620,20 +2844,151 @@
           <w:szCs w:val="22"/>
           <w:u w:val="single"/>
         </w:rPr>
-        <w:t>rands</w:t>
-      </w:r>
-      <w:r>
-        <w:rPr>
-          <w:sz w:val="22"/>
-          <w:szCs w:val="22"/>
-        </w:rPr>
-        <w:t>: [</w:t>
+        <w:t>then</w:t>
+      </w:r>
+      <w:r>
+        <w:rPr>
+          <w:sz w:val="22"/>
+          <w:szCs w:val="22"/>
+        </w:rPr>
+        <w:t xml:space="preserve">: </w:t>
+      </w:r>
+      <w:proofErr w:type="gramStart"/>
+      <w:r>
+        <w:rPr>
+          <w:b/>
+          <w:bCs/>
+          <w:color w:val="7A1E3A"/>
+          <w:sz w:val="22"/>
+          <w:szCs w:val="22"/>
+        </w:rPr>
+        <w:t>AppExp</w:t>
+      </w:r>
+      <w:r>
+        <w:rPr>
+          <w:sz w:val="22"/>
+          <w:szCs w:val="22"/>
+        </w:rPr>
+        <w:t>(</w:t>
       </w:r>
       <w:proofErr w:type="spellStart"/>
       <w:r>
         <w:rPr>
           <w:b/>
           <w:bCs/>
+          <w:color w:val="1B5E20"/>
+          <w:sz w:val="22"/>
+          <w:szCs w:val="22"/>
+        </w:rPr>
+        <w:t>PrimOp</w:t>
+      </w:r>
+      <w:proofErr w:type="spellEnd"/>
+      <w:r>
+        <w:rPr>
+          <w:sz w:val="22"/>
+          <w:szCs w:val="22"/>
+        </w:rPr>
+        <w:t>(</w:t>
+      </w:r>
+      <w:proofErr w:type="gramEnd"/>
+      <w:r>
+        <w:rPr>
+          <w:sz w:val="22"/>
+          <w:szCs w:val="22"/>
+        </w:rPr>
+        <w:t>*), [</w:t>
+      </w:r>
+    </w:p>
+    <w:p>
+      <w:pPr>
+        <w:spacing w:line="240" w:lineRule="auto"/>
+        <w:rPr>
+          <w:lang w:val="en-IL" w:eastAsia="en-IL"/>
+        </w:rPr>
+      </w:pPr>
+      <w:r>
+        <w:rPr>
+          <w:sz w:val="22"/>
+          <w:szCs w:val="22"/>
+        </w:rPr>
+        <w:t xml:space="preserve">                      </w:t>
+      </w:r>
+      <w:proofErr w:type="gramStart"/>
+      <w:r>
+        <w:rPr>
+          <w:b/>
+          <w:bCs/>
+          <w:color w:val="7A1E3A"/>
+          <w:sz w:val="22"/>
+          <w:szCs w:val="22"/>
+        </w:rPr>
+        <w:t>AppExp</w:t>
+      </w:r>
+      <w:r>
+        <w:rPr>
+          <w:sz w:val="22"/>
+          <w:szCs w:val="22"/>
+        </w:rPr>
+        <w:t>(</w:t>
+      </w:r>
+      <w:proofErr w:type="spellStart"/>
+      <w:r>
+        <w:rPr>
+          <w:b/>
+          <w:bCs/>
+          <w:color w:val="1B5E20"/>
+          <w:sz w:val="22"/>
+          <w:szCs w:val="22"/>
+        </w:rPr>
+        <w:t>PrimOp</w:t>
+      </w:r>
+      <w:proofErr w:type="spellEnd"/>
+      <w:r>
+        <w:rPr>
+          <w:sz w:val="22"/>
+          <w:szCs w:val="22"/>
+        </w:rPr>
+        <w:t>(</w:t>
+      </w:r>
+      <w:proofErr w:type="gramEnd"/>
+      <w:r>
+        <w:rPr>
+          <w:sz w:val="22"/>
+          <w:szCs w:val="22"/>
+        </w:rPr>
+        <w:t>*), [</w:t>
+      </w:r>
+      <w:proofErr w:type="gramStart"/>
+      <w:r>
+        <w:rPr>
+          <w:b/>
+          <w:bCs/>
+          <w:color w:val="7F6000"/>
+          <w:sz w:val="22"/>
+          <w:szCs w:val="22"/>
+        </w:rPr>
+        <w:t>NumExp</w:t>
+      </w:r>
+      <w:r>
+        <w:rPr>
+          <w:sz w:val="22"/>
+          <w:szCs w:val="22"/>
+        </w:rPr>
+        <w:t>(</w:t>
+      </w:r>
+      <w:proofErr w:type="gramEnd"/>
+      <w:r>
+        <w:rPr>
+          <w:sz w:val="22"/>
+          <w:szCs w:val="22"/>
+        </w:rPr>
+        <w:t xml:space="preserve">2), </w:t>
+      </w:r>
+      <w:proofErr w:type="spellStart"/>
+      <w:r>
+        <w:rPr>
+          <w:b/>
+          <w:bCs/>
           <w:color w:val="1F3A93"/>
           <w:sz w:val="22"/>
           <w:szCs w:val="22"/>
@@ -1656,14 +3011,29 @@
           <w:sz w:val="22"/>
           <w:szCs w:val="22"/>
         </w:rPr>
-        <w:t>x</w:t>
-      </w:r>
-      <w:r>
-        <w:rPr>
-          <w:sz w:val="22"/>
-          <w:szCs w:val="22"/>
-        </w:rPr>
-        <w:t xml:space="preserve">), </w:t>
+        <w:t>pi</w:t>
+      </w:r>
+      <w:r>
+        <w:rPr>
+          <w:sz w:val="22"/>
+          <w:szCs w:val="22"/>
+        </w:rPr>
+        <w:t>)]),</w:t>
+      </w:r>
+    </w:p>
+    <w:p>
+      <w:pPr>
+        <w:spacing w:line="240" w:lineRule="auto"/>
+        <w:rPr>
+          <w:lang w:val="en-IL" w:eastAsia="en-IL"/>
+        </w:rPr>
+      </w:pPr>
+      <w:r>
+        <w:rPr>
+          <w:sz w:val="22"/>
+          <w:szCs w:val="22"/>
+        </w:rPr>
+        <w:t xml:space="preserve">                      </w:t>
       </w:r>
       <w:proofErr w:type="spellStart"/>
       <w:r>
@@ -1692,24 +3062,149 @@
           <w:sz w:val="22"/>
           <w:szCs w:val="22"/>
         </w:rPr>
-        <w:t>x</w:t>
+        <w:t>radius</w:t>
+      </w:r>
+      <w:r>
+        <w:rPr>
+          <w:sz w:val="22"/>
+          <w:szCs w:val="22"/>
+        </w:rPr>
+        <w:t>)</w:t>
+      </w:r>
+    </w:p>
+    <w:p>
+      <w:pPr>
+        <w:spacing w:line="240" w:lineRule="auto"/>
+        <w:rPr>
+          <w:sz w:val="22"/>
+          <w:szCs w:val="22"/>
+          <w:lang w:val="en-IL"/>
+        </w:rPr>
+      </w:pPr>
+      <w:r>
+        <w:rPr>
+          <w:sz w:val="22"/>
+          <w:szCs w:val="22"/>
+          <w:lang w:val="en-IL"/>
+        </w:rPr>
+        <w:t xml:space="preserve">                    ]),</w:t>
+      </w:r>
+    </w:p>
+    <w:p>
+      <w:pPr>
+        <w:spacing w:line="240" w:lineRule="auto"/>
+        <w:rPr>
+          <w:lang w:val="en-IL" w:eastAsia="en-IL"/>
+        </w:rPr>
+      </w:pPr>
+      <w:r>
+        <w:rPr>
+          <w:sz w:val="22"/>
+          <w:szCs w:val="22"/>
+        </w:rPr>
+        <w:t xml:space="preserve">              </w:t>
+      </w:r>
+      <w:r>
+        <w:rPr>
+          <w:sz w:val="22"/>
+          <w:szCs w:val="22"/>
+          <w:u w:val="single"/>
+        </w:rPr>
+        <w:t>alt</w:t>
+      </w:r>
+      <w:r>
+        <w:rPr>
+          <w:sz w:val="22"/>
+          <w:szCs w:val="22"/>
+        </w:rPr>
+        <w:t xml:space="preserve">: </w:t>
       </w:r>
       <w:proofErr w:type="gramStart"/>
       <w:r>
         <w:rPr>
-          <w:sz w:val="22"/>
-          <w:szCs w:val="22"/>
-        </w:rPr>
-        <w:t>)])] )</w:t>
+          <w:b/>
+          <w:bCs/>
+          <w:color w:val="6B3F1E"/>
+          <w:sz w:val="22"/>
+          <w:szCs w:val="22"/>
+        </w:rPr>
+        <w:t>LitExp</w:t>
+      </w:r>
+      <w:r>
+        <w:rPr>
+          <w:sz w:val="22"/>
+          <w:szCs w:val="22"/>
+        </w:rPr>
+        <w:t>(</w:t>
       </w:r>
       <w:proofErr w:type="gramEnd"/>
       <w:r>
         <w:rPr>
-          <w:sz w:val="22"/>
-          <w:szCs w:val="22"/>
-        </w:rPr>
-        <w:t>)</w:t>
-      </w:r>
+          <w:b/>
+          <w:bCs/>
+          <w:color w:val="244061"/>
+          <w:sz w:val="22"/>
+          <w:szCs w:val="22"/>
+        </w:rPr>
+        <w:t>SymbolSExp</w:t>
+      </w:r>
+      <w:r>
+        <w:rPr>
+          <w:sz w:val="22"/>
+          <w:szCs w:val="22"/>
+        </w:rPr>
+        <w:t>(</w:t>
+      </w:r>
+      <w:r>
+        <w:rPr>
+          <w:color w:val="7A5A2B"/>
+          <w:sz w:val="22"/>
+          <w:szCs w:val="22"/>
+        </w:rPr>
+        <w:t>error</w:t>
+      </w:r>
+      <w:proofErr w:type="gramStart"/>
+      <w:r>
+        <w:rPr>
+          <w:sz w:val="22"/>
+          <w:szCs w:val="22"/>
+        </w:rPr>
+        <w:t>))  )  )</w:t>
+      </w:r>
+      <w:proofErr w:type="gramEnd"/>
+      <w:r>
+        <w:rPr>
+          <w:sz w:val="22"/>
+          <w:szCs w:val="22"/>
+        </w:rPr>
+        <w:t xml:space="preserve"> ]</w:t>
+      </w:r>
+      <w:proofErr w:type="gramStart"/>
+      <w:r>
+        <w:rPr>
+          <w:sz w:val="22"/>
+          <w:szCs w:val="22"/>
+        </w:rPr>
+        <w:t>) ]</w:t>
+      </w:r>
+      <w:proofErr w:type="gramEnd"/>
+      <w:r>
+        <w:rPr>
+          <w:sz w:val="22"/>
+          <w:szCs w:val="22"/>
+        </w:rPr>
+        <w:t xml:space="preserve"> ))</w:t>
+      </w:r>
+    </w:p>
+    <w:p>
+      <w:pPr>
+        <w:spacing w:line="240" w:lineRule="auto"/>
+        <w:rPr>
+          <w:sz w:val="22"/>
+          <w:szCs w:val="22"/>
+          <w:lang w:val="en-IL"/>
+        </w:rPr>
+      </w:pPr>
     </w:p>
     <w:p>
       <w:pPr>
@@ -1796,7 +3291,7 @@
           <w:sz w:val="22"/>
           <w:szCs w:val="22"/>
         </w:rPr>
-        <w:t>circle</w:t>
+        <w:t>c</w:t>
       </w:r>
       <w:r>
         <w:rPr>
@@ -1818,6 +3313,7 @@
           <w:sz w:val="22"/>
           <w:szCs w:val="22"/>
         </w:rPr>
+        <w:lastRenderedPageBreak/>
         <w:t xml:space="preserve">  </w:t>
       </w:r>
       <w:proofErr w:type="spellStart"/>
@@ -1837,494 +3333,17 @@
         </w:rPr>
         <w:t xml:space="preserve">: </w:t>
       </w:r>
-      <w:proofErr w:type="spellStart"/>
       <w:proofErr w:type="gramStart"/>
       <w:r>
         <w:rPr>
           <w:b/>
           <w:bCs/>
-          <w:color w:val="0B5D4C"/>
-          <w:sz w:val="22"/>
-          <w:szCs w:val="22"/>
-        </w:rPr>
-        <w:t>ProcExp</w:t>
-      </w:r>
-      <w:proofErr w:type="spellEnd"/>
-      <w:r>
-        <w:rPr>
-          <w:sz w:val="22"/>
-          <w:szCs w:val="22"/>
-        </w:rPr>
-        <w:t>(</w:t>
-      </w:r>
-      <w:proofErr w:type="gramEnd"/>
-    </w:p>
-    <w:p>
-      <w:pPr>
-        <w:spacing w:line="240" w:lineRule="auto"/>
-        <w:rPr>
-          <w:lang w:val="en-IL" w:eastAsia="en-IL"/>
-        </w:rPr>
-      </w:pPr>
-      <w:r>
-        <w:rPr>
-          <w:sz w:val="22"/>
-          <w:szCs w:val="22"/>
-        </w:rPr>
-        <w:t xml:space="preserve">    </w:t>
-      </w:r>
-      <w:proofErr w:type="spellStart"/>
-      <w:r>
-        <w:rPr>
-          <w:sz w:val="22"/>
-          <w:szCs w:val="22"/>
-          <w:u w:val="single"/>
-        </w:rPr>
-        <w:t>args</w:t>
-      </w:r>
-      <w:proofErr w:type="spellEnd"/>
-      <w:r>
-        <w:rPr>
-          <w:sz w:val="22"/>
-          <w:szCs w:val="22"/>
-        </w:rPr>
-        <w:t>: [</w:t>
-      </w:r>
-      <w:proofErr w:type="spellStart"/>
-      <w:r>
-        <w:rPr>
-          <w:b/>
-          <w:bCs/>
-          <w:color w:val="1F4E79"/>
-          <w:sz w:val="22"/>
-          <w:szCs w:val="22"/>
-        </w:rPr>
-        <w:t>VarDecl</w:t>
-      </w:r>
-      <w:proofErr w:type="spellEnd"/>
-      <w:r>
-        <w:rPr>
-          <w:sz w:val="22"/>
-          <w:szCs w:val="22"/>
-        </w:rPr>
-        <w:t>(</w:t>
-      </w:r>
-      <w:r>
-        <w:rPr>
-          <w:b/>
-          <w:bCs/>
-          <w:color w:val="000000"/>
-          <w:sz w:val="22"/>
-          <w:szCs w:val="22"/>
-        </w:rPr>
-        <w:t>x</w:t>
-      </w:r>
-      <w:r>
-        <w:rPr>
-          <w:sz w:val="22"/>
-          <w:szCs w:val="22"/>
-        </w:rPr>
-        <w:t xml:space="preserve">), </w:t>
-      </w:r>
-      <w:proofErr w:type="spellStart"/>
-      <w:r>
-        <w:rPr>
-          <w:b/>
-          <w:bCs/>
-          <w:color w:val="1F4E79"/>
-          <w:sz w:val="22"/>
-          <w:szCs w:val="22"/>
-        </w:rPr>
-        <w:t>VarDecl</w:t>
-      </w:r>
-      <w:proofErr w:type="spellEnd"/>
-      <w:r>
-        <w:rPr>
-          <w:sz w:val="22"/>
-          <w:szCs w:val="22"/>
-        </w:rPr>
-        <w:t>(</w:t>
-      </w:r>
-      <w:r>
-        <w:rPr>
-          <w:b/>
-          <w:bCs/>
-          <w:color w:val="000000"/>
-          <w:sz w:val="22"/>
-          <w:szCs w:val="22"/>
-        </w:rPr>
-        <w:t>y</w:t>
-      </w:r>
-      <w:r>
-        <w:rPr>
-          <w:sz w:val="22"/>
-          <w:szCs w:val="22"/>
-        </w:rPr>
-        <w:t xml:space="preserve">), </w:t>
-      </w:r>
-      <w:proofErr w:type="spellStart"/>
-      <w:r>
-        <w:rPr>
-          <w:b/>
-          <w:bCs/>
-          <w:color w:val="1F4E79"/>
-          <w:sz w:val="22"/>
-          <w:szCs w:val="22"/>
-        </w:rPr>
-        <w:t>VarDecl</w:t>
-      </w:r>
-      <w:proofErr w:type="spellEnd"/>
-      <w:r>
-        <w:rPr>
-          <w:sz w:val="22"/>
-          <w:szCs w:val="22"/>
-        </w:rPr>
-        <w:t>(</w:t>
-      </w:r>
-      <w:r>
-        <w:rPr>
-          <w:b/>
-          <w:bCs/>
-          <w:color w:val="000000"/>
-          <w:sz w:val="22"/>
-          <w:szCs w:val="22"/>
-        </w:rPr>
-        <w:t>radius</w:t>
-      </w:r>
-      <w:r>
-        <w:rPr>
-          <w:sz w:val="22"/>
-          <w:szCs w:val="22"/>
-        </w:rPr>
-        <w:t>)],</w:t>
-      </w:r>
-    </w:p>
-    <w:p>
-      <w:pPr>
-        <w:spacing w:line="240" w:lineRule="auto"/>
-        <w:rPr>
-          <w:sz w:val="22"/>
-          <w:szCs w:val="22"/>
-          <w:lang w:val="en-IL"/>
-        </w:rPr>
-      </w:pPr>
-      <w:r>
-        <w:rPr>
-          <w:sz w:val="22"/>
-          <w:szCs w:val="22"/>
-          <w:lang w:val="en-IL"/>
-        </w:rPr>
-        <w:t xml:space="preserve">    </w:t>
-      </w:r>
-      <w:r>
-        <w:rPr>
-          <w:sz w:val="22"/>
-          <w:szCs w:val="22"/>
-          <w:u w:val="single"/>
-          <w:lang w:val="en-IL"/>
-        </w:rPr>
-        <w:t>body</w:t>
-      </w:r>
-      <w:r>
-        <w:rPr>
-          <w:sz w:val="22"/>
-          <w:szCs w:val="22"/>
-          <w:lang w:val="en-IL"/>
-        </w:rPr>
-        <w:t>: [</w:t>
-      </w:r>
-    </w:p>
-    <w:p>
-      <w:pPr>
-        <w:spacing w:line="240" w:lineRule="auto"/>
-        <w:rPr>
-          <w:lang w:val="en-IL" w:eastAsia="en-IL"/>
-        </w:rPr>
-      </w:pPr>
-      <w:r>
-        <w:rPr>
-          <w:sz w:val="22"/>
-          <w:szCs w:val="22"/>
-        </w:rPr>
-        <w:t xml:space="preserve">      </w:t>
-      </w:r>
-      <w:proofErr w:type="spellStart"/>
-      <w:proofErr w:type="gramStart"/>
-      <w:r>
-        <w:rPr>
-          <w:b/>
-          <w:bCs/>
-          <w:color w:val="0B5D4C"/>
-          <w:sz w:val="22"/>
-          <w:szCs w:val="22"/>
-        </w:rPr>
-        <w:t>ProcExp</w:t>
-      </w:r>
-      <w:proofErr w:type="spellEnd"/>
-      <w:r>
-        <w:rPr>
-          <w:sz w:val="22"/>
-          <w:szCs w:val="22"/>
-        </w:rPr>
-        <w:t>(</w:t>
-      </w:r>
-      <w:proofErr w:type="gramEnd"/>
-    </w:p>
-    <w:p>
-      <w:pPr>
-        <w:spacing w:line="240" w:lineRule="auto"/>
-        <w:rPr>
-          <w:lang w:val="en-IL" w:eastAsia="en-IL"/>
-        </w:rPr>
-      </w:pPr>
-      <w:r>
-        <w:rPr>
-          <w:sz w:val="22"/>
-          <w:szCs w:val="22"/>
-        </w:rPr>
-        <w:t xml:space="preserve">        </w:t>
-      </w:r>
-      <w:proofErr w:type="spellStart"/>
-      <w:r>
-        <w:rPr>
-          <w:sz w:val="22"/>
-          <w:szCs w:val="22"/>
-          <w:u w:val="single"/>
-        </w:rPr>
-        <w:t>args</w:t>
-      </w:r>
-      <w:proofErr w:type="spellEnd"/>
-      <w:r>
-        <w:rPr>
-          <w:sz w:val="22"/>
-          <w:szCs w:val="22"/>
-        </w:rPr>
-        <w:t>: [</w:t>
-      </w:r>
-      <w:proofErr w:type="spellStart"/>
-      <w:r>
-        <w:rPr>
-          <w:b/>
-          <w:bCs/>
-          <w:color w:val="1F4E79"/>
-          <w:sz w:val="22"/>
-          <w:szCs w:val="22"/>
-        </w:rPr>
-        <w:t>VarDecl</w:t>
-      </w:r>
-      <w:proofErr w:type="spellEnd"/>
-      <w:r>
-        <w:rPr>
-          <w:sz w:val="22"/>
-          <w:szCs w:val="22"/>
-        </w:rPr>
-        <w:t>(</w:t>
-      </w:r>
-      <w:r>
-        <w:rPr>
-          <w:b/>
-          <w:bCs/>
-          <w:color w:val="000000"/>
-          <w:sz w:val="22"/>
-          <w:szCs w:val="22"/>
-        </w:rPr>
-        <w:t>msg</w:t>
-      </w:r>
-      <w:r>
-        <w:rPr>
-          <w:sz w:val="22"/>
-          <w:szCs w:val="22"/>
-        </w:rPr>
-        <w:t>)],</w:t>
-      </w:r>
-    </w:p>
-    <w:p>
-      <w:pPr>
-        <w:spacing w:line="240" w:lineRule="auto"/>
-        <w:rPr>
-          <w:sz w:val="22"/>
-          <w:szCs w:val="22"/>
-          <w:lang w:val="en-IL"/>
-        </w:rPr>
-      </w:pPr>
-      <w:r>
-        <w:rPr>
-          <w:sz w:val="22"/>
-          <w:szCs w:val="22"/>
-          <w:lang w:val="en-IL"/>
-        </w:rPr>
-        <w:t xml:space="preserve">        </w:t>
-      </w:r>
-      <w:r>
-        <w:rPr>
-          <w:sz w:val="22"/>
-          <w:szCs w:val="22"/>
-          <w:u w:val="single"/>
-          <w:lang w:val="en-IL"/>
-        </w:rPr>
-        <w:t>body</w:t>
-      </w:r>
-      <w:r>
-        <w:rPr>
-          <w:sz w:val="22"/>
-          <w:szCs w:val="22"/>
-          <w:lang w:val="en-IL"/>
-        </w:rPr>
-        <w:t>: [</w:t>
-      </w:r>
-    </w:p>
-    <w:p>
-      <w:pPr>
-        <w:spacing w:line="240" w:lineRule="auto"/>
-        <w:rPr>
-          <w:lang w:val="en-IL" w:eastAsia="en-IL"/>
-        </w:rPr>
-      </w:pPr>
-      <w:r>
-        <w:rPr>
-          <w:sz w:val="22"/>
-          <w:szCs w:val="22"/>
-        </w:rPr>
-        <w:t xml:space="preserve">          </w:t>
-      </w:r>
-      <w:proofErr w:type="spellStart"/>
-      <w:proofErr w:type="gramStart"/>
-      <w:r>
-        <w:rPr>
-          <w:b/>
-          <w:bCs/>
-          <w:color w:val="5E4B00"/>
-          <w:sz w:val="22"/>
-          <w:szCs w:val="22"/>
-        </w:rPr>
-        <w:t>IfExp</w:t>
-      </w:r>
-      <w:proofErr w:type="spellEnd"/>
-      <w:r>
-        <w:rPr>
-          <w:sz w:val="22"/>
-          <w:szCs w:val="22"/>
-        </w:rPr>
-        <w:t>(</w:t>
-      </w:r>
-      <w:proofErr w:type="gramEnd"/>
-    </w:p>
-    <w:p>
-      <w:pPr>
-        <w:spacing w:line="240" w:lineRule="auto"/>
-        <w:rPr>
-          <w:lang w:val="en-IL" w:eastAsia="en-IL"/>
-        </w:rPr>
-      </w:pPr>
-      <w:r>
-        <w:rPr>
-          <w:sz w:val="22"/>
-          <w:szCs w:val="22"/>
-        </w:rPr>
-        <w:t xml:space="preserve">            </w:t>
-      </w:r>
-      <w:r>
-        <w:rPr>
-          <w:sz w:val="22"/>
-          <w:szCs w:val="22"/>
-          <w:u w:val="single"/>
-        </w:rPr>
-        <w:t>test</w:t>
-      </w:r>
-      <w:r>
-        <w:rPr>
-          <w:sz w:val="22"/>
-          <w:szCs w:val="22"/>
-        </w:rPr>
-        <w:t xml:space="preserve">: </w:t>
-      </w:r>
-      <w:proofErr w:type="spellStart"/>
-      <w:r>
-        <w:rPr>
-          <w:b/>
-          <w:bCs/>
           <w:color w:val="7A1E3A"/>
           <w:sz w:val="22"/>
           <w:szCs w:val="22"/>
         </w:rPr>
         <w:t>AppExp</w:t>
       </w:r>
-      <w:proofErr w:type="spellEnd"/>
-      <w:r>
-        <w:rPr>
-          <w:sz w:val="22"/>
-          <w:szCs w:val="22"/>
-        </w:rPr>
-        <w:t>(</w:t>
-      </w:r>
-      <w:proofErr w:type="spellStart"/>
-      <w:r>
-        <w:rPr>
-          <w:b/>
-          <w:bCs/>
-          <w:color w:val="1B5E20"/>
-          <w:sz w:val="22"/>
-          <w:szCs w:val="22"/>
-        </w:rPr>
-        <w:t>PrimOp</w:t>
-      </w:r>
-      <w:proofErr w:type="spellEnd"/>
-      <w:r>
-        <w:rPr>
-          <w:sz w:val="22"/>
-          <w:szCs w:val="22"/>
-        </w:rPr>
-        <w:t>(eq?), [</w:t>
-      </w:r>
-      <w:proofErr w:type="spellStart"/>
-      <w:r>
-        <w:rPr>
-          <w:b/>
-          <w:bCs/>
-          <w:color w:val="1F3A93"/>
-          <w:sz w:val="22"/>
-          <w:szCs w:val="22"/>
-        </w:rPr>
-        <w:t>VarRef</w:t>
-      </w:r>
-      <w:proofErr w:type="spellEnd"/>
-      <w:r>
-        <w:rPr>
-          <w:sz w:val="22"/>
-          <w:szCs w:val="22"/>
-        </w:rPr>
-        <w:t>(</w:t>
-      </w:r>
-      <w:r>
-        <w:rPr>
-          <w:b/>
-          <w:bCs/>
-          <w:color w:val="000000"/>
-          <w:sz w:val="22"/>
-          <w:szCs w:val="22"/>
-        </w:rPr>
-        <w:t>msg</w:t>
-      </w:r>
-      <w:r>
-        <w:rPr>
-          <w:sz w:val="22"/>
-          <w:szCs w:val="22"/>
-        </w:rPr>
-        <w:t xml:space="preserve">), </w:t>
-      </w:r>
-      <w:proofErr w:type="spellStart"/>
-      <w:proofErr w:type="gramStart"/>
-      <w:r>
-        <w:rPr>
-          <w:b/>
-          <w:bCs/>
-          <w:color w:val="6B3F1E"/>
-          <w:sz w:val="22"/>
-          <w:szCs w:val="22"/>
-        </w:rPr>
-        <w:t>LitExp</w:t>
-      </w:r>
-      <w:proofErr w:type="spellEnd"/>
       <w:r>
         <w:rPr>
           <w:sz w:val="22"/>
@@ -2338,13 +3357,282 @@
         <w:rPr>
           <w:b/>
           <w:bCs/>
+          <w:color w:val="1F3A93"/>
+          <w:sz w:val="22"/>
+          <w:szCs w:val="22"/>
+        </w:rPr>
+        <w:t>VarRef</w:t>
+      </w:r>
+      <w:proofErr w:type="spellEnd"/>
+      <w:r>
+        <w:rPr>
+          <w:sz w:val="22"/>
+          <w:szCs w:val="22"/>
+        </w:rPr>
+        <w:t>(</w:t>
+      </w:r>
+      <w:r>
+        <w:rPr>
+          <w:b/>
+          <w:bCs/>
+          <w:color w:val="000000"/>
+          <w:sz w:val="22"/>
+          <w:szCs w:val="22"/>
+        </w:rPr>
+        <w:t>circle</w:t>
+      </w:r>
+      <w:r>
+        <w:rPr>
+          <w:sz w:val="22"/>
+          <w:szCs w:val="22"/>
+        </w:rPr>
+        <w:t>), [</w:t>
+      </w:r>
+      <w:proofErr w:type="gramStart"/>
+      <w:r>
+        <w:rPr>
+          <w:b/>
+          <w:bCs/>
+          <w:color w:val="7F6000"/>
+          <w:sz w:val="22"/>
+          <w:szCs w:val="22"/>
+        </w:rPr>
+        <w:t>NumExp</w:t>
+      </w:r>
+      <w:r>
+        <w:rPr>
+          <w:sz w:val="22"/>
+          <w:szCs w:val="22"/>
+        </w:rPr>
+        <w:t>(</w:t>
+      </w:r>
+      <w:proofErr w:type="gramEnd"/>
+      <w:r>
+        <w:rPr>
+          <w:sz w:val="22"/>
+          <w:szCs w:val="22"/>
+        </w:rPr>
+        <w:t xml:space="preserve">0), </w:t>
+      </w:r>
+      <w:proofErr w:type="gramStart"/>
+      <w:r>
+        <w:rPr>
+          <w:b/>
+          <w:bCs/>
+          <w:color w:val="7F6000"/>
+          <w:sz w:val="22"/>
+          <w:szCs w:val="22"/>
+        </w:rPr>
+        <w:t>NumExp</w:t>
+      </w:r>
+      <w:r>
+        <w:rPr>
+          <w:sz w:val="22"/>
+          <w:szCs w:val="22"/>
+        </w:rPr>
+        <w:t>(</w:t>
+      </w:r>
+      <w:proofErr w:type="gramEnd"/>
+      <w:r>
+        <w:rPr>
+          <w:sz w:val="22"/>
+          <w:szCs w:val="22"/>
+        </w:rPr>
+        <w:t xml:space="preserve">0), </w:t>
+      </w:r>
+      <w:proofErr w:type="gramStart"/>
+      <w:r>
+        <w:rPr>
+          <w:b/>
+          <w:bCs/>
+          <w:color w:val="7F6000"/>
+          <w:sz w:val="22"/>
+          <w:szCs w:val="22"/>
+        </w:rPr>
+        <w:t>NumExp</w:t>
+      </w:r>
+      <w:r>
+        <w:rPr>
+          <w:sz w:val="22"/>
+          <w:szCs w:val="22"/>
+        </w:rPr>
+        <w:t>(</w:t>
+      </w:r>
+      <w:proofErr w:type="gramEnd"/>
+      <w:r>
+        <w:rPr>
+          <w:sz w:val="22"/>
+          <w:szCs w:val="22"/>
+        </w:rPr>
+        <w:t>3)])</w:t>
+      </w:r>
+    </w:p>
+    <w:p>
+      <w:pPr>
+        <w:spacing w:line="240" w:lineRule="auto"/>
+        <w:rPr>
+          <w:lang w:val="en-IL" w:eastAsia="en-IL"/>
+        </w:rPr>
+      </w:pPr>
+      <w:r>
+        <w:rPr>
+          <w:sz w:val="22"/>
+          <w:szCs w:val="22"/>
+        </w:rPr>
+        <w:t>)</w:t>
+      </w:r>
+    </w:p>
+    <w:p>
+      <w:pPr>
+        <w:spacing w:line="240" w:lineRule="auto"/>
+        <w:rPr>
+          <w:lang w:val="en-IL" w:eastAsia="en-IL"/>
+        </w:rPr>
+      </w:pPr>
+      <w:proofErr w:type="gramStart"/>
+      <w:r>
+        <w:rPr>
+          <w:b/>
+          <w:bCs/>
+          <w:color w:val="7A1E3A"/>
+          <w:sz w:val="22"/>
+          <w:szCs w:val="22"/>
+        </w:rPr>
+        <w:t>AppExp</w:t>
+      </w:r>
+      <w:r>
+        <w:rPr>
+          <w:sz w:val="22"/>
+          <w:szCs w:val="22"/>
+        </w:rPr>
+        <w:t>(</w:t>
+      </w:r>
+      <w:proofErr w:type="gramEnd"/>
+    </w:p>
+    <w:p>
+      <w:pPr>
+        <w:spacing w:line="240" w:lineRule="auto"/>
+        <w:rPr>
+          <w:lang w:val="en-IL" w:eastAsia="en-IL"/>
+        </w:rPr>
+      </w:pPr>
+      <w:r>
+        <w:rPr>
+          <w:sz w:val="22"/>
+          <w:szCs w:val="22"/>
+        </w:rPr>
+        <w:t xml:space="preserve">  </w:t>
+      </w:r>
+      <w:r>
+        <w:rPr>
+          <w:sz w:val="22"/>
+          <w:szCs w:val="22"/>
+          <w:u w:val="single"/>
+        </w:rPr>
+        <w:t>rator</w:t>
+      </w:r>
+      <w:r>
+        <w:rPr>
+          <w:sz w:val="22"/>
+          <w:szCs w:val="22"/>
+        </w:rPr>
+        <w:t xml:space="preserve">: </w:t>
+      </w:r>
+      <w:proofErr w:type="spellStart"/>
+      <w:r>
+        <w:rPr>
+          <w:b/>
+          <w:bCs/>
+          <w:color w:val="1F3A93"/>
+          <w:sz w:val="22"/>
+          <w:szCs w:val="22"/>
+        </w:rPr>
+        <w:t>VarRef</w:t>
+      </w:r>
+      <w:proofErr w:type="spellEnd"/>
+      <w:r>
+        <w:rPr>
+          <w:sz w:val="22"/>
+          <w:szCs w:val="22"/>
+        </w:rPr>
+        <w:t>(</w:t>
+      </w:r>
+      <w:r>
+        <w:rPr>
+          <w:b/>
+          <w:bCs/>
+          <w:color w:val="000000"/>
+          <w:sz w:val="22"/>
+          <w:szCs w:val="22"/>
+        </w:rPr>
+        <w:t>c</w:t>
+      </w:r>
+      <w:r>
+        <w:rPr>
+          <w:sz w:val="22"/>
+          <w:szCs w:val="22"/>
+        </w:rPr>
+        <w:t>),</w:t>
+      </w:r>
+    </w:p>
+    <w:p>
+      <w:pPr>
+        <w:spacing w:line="240" w:lineRule="auto"/>
+        <w:rPr>
+          <w:lang w:val="en-IL" w:eastAsia="en-IL"/>
+        </w:rPr>
+      </w:pPr>
+      <w:r>
+        <w:rPr>
+          <w:sz w:val="22"/>
+          <w:szCs w:val="22"/>
+        </w:rPr>
+        <w:t xml:space="preserve">  </w:t>
+      </w:r>
+      <w:r>
+        <w:rPr>
+          <w:sz w:val="22"/>
+          <w:szCs w:val="22"/>
+          <w:u w:val="single"/>
+        </w:rPr>
+        <w:t>rands</w:t>
+      </w:r>
+      <w:r>
+        <w:rPr>
+          <w:sz w:val="22"/>
+          <w:szCs w:val="22"/>
+        </w:rPr>
+        <w:t>: [</w:t>
+      </w:r>
+      <w:proofErr w:type="gramStart"/>
+      <w:r>
+        <w:rPr>
+          <w:b/>
+          <w:bCs/>
+          <w:color w:val="6B3F1E"/>
+          <w:sz w:val="22"/>
+          <w:szCs w:val="22"/>
+        </w:rPr>
+        <w:t>LitExp</w:t>
+      </w:r>
+      <w:r>
+        <w:rPr>
+          <w:sz w:val="22"/>
+          <w:szCs w:val="22"/>
+        </w:rPr>
+        <w:t>(</w:t>
+      </w:r>
+      <w:proofErr w:type="gramEnd"/>
+      <w:r>
+        <w:rPr>
+          <w:b/>
+          <w:bCs/>
           <w:color w:val="244061"/>
           <w:sz w:val="22"/>
           <w:szCs w:val="22"/>
         </w:rPr>
         <w:t>SymbolSExp</w:t>
       </w:r>
-      <w:proofErr w:type="spellEnd"/>
       <w:r>
         <w:rPr>
           <w:sz w:val="22"/>
@@ -2374,7 +3662,7 @@
           <w:sz w:val="22"/>
           <w:szCs w:val="22"/>
         </w:rPr>
-        <w:t>]),</w:t>
+        <w:t>]</w:t>
       </w:r>
     </w:p>
     <w:p>
@@ -2389,1343 +3677,70 @@
           <w:sz w:val="22"/>
           <w:szCs w:val="22"/>
         </w:rPr>
-        <w:t xml:space="preserve">            </w:t>
-      </w:r>
-      <w:r>
-        <w:rPr>
-          <w:sz w:val="22"/>
-          <w:szCs w:val="22"/>
-          <w:u w:val="single"/>
-        </w:rPr>
-        <w:t>then</w:t>
-      </w:r>
-      <w:r>
-        <w:rPr>
-          <w:sz w:val="22"/>
-          <w:szCs w:val="22"/>
-        </w:rPr>
-        <w:t xml:space="preserve">: </w:t>
-      </w:r>
-      <w:proofErr w:type="spellStart"/>
-      <w:proofErr w:type="gramStart"/>
-      <w:r>
-        <w:rPr>
-          <w:b/>
-          <w:bCs/>
-          <w:color w:val="7A1E3A"/>
-          <w:sz w:val="22"/>
-          <w:szCs w:val="22"/>
-        </w:rPr>
-        <w:t>AppExp</w:t>
-      </w:r>
-      <w:proofErr w:type="spellEnd"/>
-      <w:r>
-        <w:rPr>
-          <w:sz w:val="22"/>
-          <w:szCs w:val="22"/>
-        </w:rPr>
-        <w:t>(</w:t>
-      </w:r>
-      <w:proofErr w:type="spellStart"/>
-      <w:r>
-        <w:rPr>
-          <w:b/>
-          <w:bCs/>
-          <w:color w:val="1B5E20"/>
-          <w:sz w:val="22"/>
-          <w:szCs w:val="22"/>
-        </w:rPr>
-        <w:t>PrimOp</w:t>
-      </w:r>
-      <w:proofErr w:type="spellEnd"/>
-      <w:r>
-        <w:rPr>
-          <w:sz w:val="22"/>
-          <w:szCs w:val="22"/>
-        </w:rPr>
-        <w:t>(</w:t>
-      </w:r>
-      <w:proofErr w:type="gramEnd"/>
-      <w:r>
-        <w:rPr>
-          <w:sz w:val="22"/>
-          <w:szCs w:val="22"/>
-        </w:rPr>
-        <w:t>*), [</w:t>
+        <w:t>)</w:t>
       </w:r>
     </w:p>
     <w:p>
       <w:pPr>
         <w:spacing w:line="240" w:lineRule="auto"/>
         <w:rPr>
-          <w:lang w:val="en-IL" w:eastAsia="en-IL"/>
-        </w:rPr>
-      </w:pPr>
-      <w:r>
-        <w:rPr>
-          <w:sz w:val="22"/>
-          <w:szCs w:val="22"/>
-        </w:rPr>
-        <w:t xml:space="preserve">                    </w:t>
-      </w:r>
-      <w:proofErr w:type="spellStart"/>
-      <w:proofErr w:type="gramStart"/>
-      <w:r>
-        <w:rPr>
-          <w:b/>
-          <w:bCs/>
-          <w:color w:val="7A1E3A"/>
-          <w:sz w:val="22"/>
-          <w:szCs w:val="22"/>
-        </w:rPr>
-        <w:t>AppExp</w:t>
-      </w:r>
-      <w:proofErr w:type="spellEnd"/>
-      <w:r>
-        <w:rPr>
-          <w:sz w:val="22"/>
-          <w:szCs w:val="22"/>
-        </w:rPr>
-        <w:t>(</w:t>
-      </w:r>
-      <w:proofErr w:type="spellStart"/>
-      <w:proofErr w:type="gramEnd"/>
-      <w:r>
-        <w:rPr>
-          <w:b/>
-          <w:bCs/>
-          <w:color w:val="1F3A93"/>
-          <w:sz w:val="22"/>
-          <w:szCs w:val="22"/>
-        </w:rPr>
-        <w:t>VarRef</w:t>
-      </w:r>
-      <w:proofErr w:type="spellEnd"/>
-      <w:r>
-        <w:rPr>
-          <w:sz w:val="22"/>
-          <w:szCs w:val="22"/>
-        </w:rPr>
-        <w:t>(</w:t>
-      </w:r>
-      <w:r>
-        <w:rPr>
-          <w:b/>
-          <w:bCs/>
-          <w:color w:val="000000"/>
-          <w:sz w:val="22"/>
-          <w:szCs w:val="22"/>
-        </w:rPr>
-        <w:t>square</w:t>
-      </w:r>
-      <w:r>
-        <w:rPr>
-          <w:sz w:val="22"/>
-          <w:szCs w:val="22"/>
-        </w:rPr>
-        <w:t>), [</w:t>
-      </w:r>
-      <w:proofErr w:type="spellStart"/>
-      <w:r>
-        <w:rPr>
-          <w:b/>
-          <w:bCs/>
-          <w:color w:val="1F3A93"/>
-          <w:sz w:val="22"/>
-          <w:szCs w:val="22"/>
-        </w:rPr>
-        <w:t>VarRef</w:t>
-      </w:r>
-      <w:proofErr w:type="spellEnd"/>
-      <w:r>
-        <w:rPr>
-          <w:sz w:val="22"/>
-          <w:szCs w:val="22"/>
-        </w:rPr>
-        <w:t>(</w:t>
-      </w:r>
-      <w:r>
-        <w:rPr>
-          <w:b/>
-          <w:bCs/>
-          <w:color w:val="000000"/>
-          <w:sz w:val="22"/>
-          <w:szCs w:val="22"/>
-        </w:rPr>
-        <w:t>radius</w:t>
-      </w:r>
-      <w:r>
-        <w:rPr>
-          <w:sz w:val="22"/>
-          <w:szCs w:val="22"/>
-        </w:rPr>
-        <w:t>)]),</w:t>
-      </w:r>
+          <w:sz w:val="22"/>
+          <w:szCs w:val="22"/>
+          <w:lang w:val="en-IL"/>
+        </w:rPr>
+      </w:pPr>
     </w:p>
     <w:p>
       <w:pPr>
         <w:spacing w:line="240" w:lineRule="auto"/>
         <w:rPr>
-          <w:lang w:val="en-IL" w:eastAsia="en-IL"/>
-        </w:rPr>
-      </w:pPr>
-      <w:r>
-        <w:rPr>
-          <w:sz w:val="22"/>
-          <w:szCs w:val="22"/>
-        </w:rPr>
-        <w:t xml:space="preserve">                    </w:t>
-      </w:r>
-      <w:proofErr w:type="spellStart"/>
-      <w:r>
-        <w:rPr>
-          <w:b/>
-          <w:bCs/>
-          <w:color w:val="1F3A93"/>
-          <w:sz w:val="22"/>
-          <w:szCs w:val="22"/>
-        </w:rPr>
-        <w:t>VarRef</w:t>
-      </w:r>
-      <w:proofErr w:type="spellEnd"/>
-      <w:r>
-        <w:rPr>
-          <w:sz w:val="22"/>
-          <w:szCs w:val="22"/>
-        </w:rPr>
-        <w:t>(</w:t>
-      </w:r>
-      <w:r>
-        <w:rPr>
-          <w:b/>
-          <w:bCs/>
-          <w:color w:val="000000"/>
-          <w:sz w:val="22"/>
-          <w:szCs w:val="22"/>
-        </w:rPr>
-        <w:t>pi</w:t>
-      </w:r>
-      <w:r>
-        <w:rPr>
-          <w:sz w:val="22"/>
-          <w:szCs w:val="22"/>
-        </w:rPr>
-        <w:t>)</w:t>
-      </w:r>
-    </w:p>
-    <w:p>
-      <w:pPr>
-        <w:spacing w:line="240" w:lineRule="auto"/>
-        <w:rPr>
-          <w:sz w:val="22"/>
-          <w:szCs w:val="22"/>
+          <w:sz w:val="10"/>
+          <w:szCs w:val="10"/>
           <w:lang w:val="en-IL"/>
         </w:rPr>
       </w:pPr>
       <w:r>
         <w:rPr>
-          <w:sz w:val="22"/>
-          <w:szCs w:val="22"/>
+          <w:sz w:val="10"/>
+          <w:szCs w:val="10"/>
           <w:lang w:val="en-IL"/>
         </w:rPr>
-        <w:t xml:space="preserve">                  ]),</w:t>
-      </w:r>
-    </w:p>
-    <w:p>
-      <w:pPr>
-        <w:spacing w:line="240" w:lineRule="auto"/>
-        <w:rPr>
-          <w:lang w:val="en-IL" w:eastAsia="en-IL"/>
-        </w:rPr>
-      </w:pPr>
-      <w:r>
-        <w:rPr>
-          <w:sz w:val="22"/>
-          <w:szCs w:val="22"/>
-        </w:rPr>
-        <w:t xml:space="preserve">            </w:t>
-      </w:r>
-      <w:r>
-        <w:rPr>
-          <w:sz w:val="22"/>
-          <w:szCs w:val="22"/>
-          <w:u w:val="single"/>
-        </w:rPr>
-        <w:t>alt</w:t>
-      </w:r>
-      <w:r>
-        <w:rPr>
-          <w:sz w:val="22"/>
-          <w:szCs w:val="22"/>
-        </w:rPr>
-        <w:t xml:space="preserve">: </w:t>
-      </w:r>
-      <w:proofErr w:type="spellStart"/>
-      <w:proofErr w:type="gramStart"/>
-      <w:r>
-        <w:rPr>
-          <w:b/>
-          <w:bCs/>
-          <w:color w:val="5E4B00"/>
-          <w:sz w:val="22"/>
-          <w:szCs w:val="22"/>
-        </w:rPr>
-        <w:t>IfExp</w:t>
-      </w:r>
-      <w:proofErr w:type="spellEnd"/>
-      <w:r>
-        <w:rPr>
-          <w:sz w:val="22"/>
-          <w:szCs w:val="22"/>
-        </w:rPr>
-        <w:t>(</w:t>
-      </w:r>
-      <w:proofErr w:type="gramEnd"/>
-    </w:p>
-    <w:p>
-      <w:pPr>
-        <w:spacing w:line="240" w:lineRule="auto"/>
-        <w:rPr>
-          <w:lang w:val="en-IL" w:eastAsia="en-IL"/>
-        </w:rPr>
-      </w:pPr>
-      <w:r>
-        <w:rPr>
-          <w:sz w:val="22"/>
-          <w:szCs w:val="22"/>
-        </w:rPr>
-        <w:t xml:space="preserve">              </w:t>
-      </w:r>
-      <w:r>
-        <w:rPr>
-          <w:sz w:val="22"/>
-          <w:szCs w:val="22"/>
-          <w:u w:val="single"/>
-        </w:rPr>
-        <w:t>test</w:t>
-      </w:r>
-      <w:r>
-        <w:rPr>
-          <w:sz w:val="22"/>
-          <w:szCs w:val="22"/>
-        </w:rPr>
-        <w:t xml:space="preserve">: </w:t>
-      </w:r>
-      <w:proofErr w:type="spellStart"/>
-      <w:r>
-        <w:rPr>
-          <w:b/>
-          <w:bCs/>
-          <w:color w:val="7A1E3A"/>
-          <w:sz w:val="22"/>
-          <w:szCs w:val="22"/>
-        </w:rPr>
-        <w:t>AppExp</w:t>
-      </w:r>
-      <w:proofErr w:type="spellEnd"/>
-      <w:r>
-        <w:rPr>
-          <w:sz w:val="22"/>
-          <w:szCs w:val="22"/>
-        </w:rPr>
-        <w:t>(</w:t>
-      </w:r>
-      <w:proofErr w:type="spellStart"/>
-      <w:r>
-        <w:rPr>
-          <w:b/>
-          <w:bCs/>
-          <w:color w:val="1B5E20"/>
-          <w:sz w:val="22"/>
-          <w:szCs w:val="22"/>
-        </w:rPr>
-        <w:t>PrimOp</w:t>
-      </w:r>
-      <w:proofErr w:type="spellEnd"/>
-      <w:r>
-        <w:rPr>
-          <w:sz w:val="22"/>
-          <w:szCs w:val="22"/>
-        </w:rPr>
-        <w:t>(eq?), [</w:t>
-      </w:r>
-      <w:proofErr w:type="spellStart"/>
-      <w:r>
-        <w:rPr>
-          <w:b/>
-          <w:bCs/>
-          <w:color w:val="1F3A93"/>
-          <w:sz w:val="22"/>
-          <w:szCs w:val="22"/>
-        </w:rPr>
-        <w:t>VarRef</w:t>
-      </w:r>
-      <w:proofErr w:type="spellEnd"/>
-      <w:r>
-        <w:rPr>
-          <w:sz w:val="22"/>
-          <w:szCs w:val="22"/>
-        </w:rPr>
-        <w:t>(</w:t>
-      </w:r>
-      <w:r>
-        <w:rPr>
-          <w:b/>
-          <w:bCs/>
-          <w:color w:val="000000"/>
-          <w:sz w:val="22"/>
-          <w:szCs w:val="22"/>
-        </w:rPr>
-        <w:t>msg</w:t>
-      </w:r>
-      <w:r>
-        <w:rPr>
-          <w:sz w:val="22"/>
-          <w:szCs w:val="22"/>
-        </w:rPr>
-        <w:t xml:space="preserve">), </w:t>
-      </w:r>
-      <w:proofErr w:type="spellStart"/>
-      <w:proofErr w:type="gramStart"/>
-      <w:r>
-        <w:rPr>
-          <w:b/>
-          <w:bCs/>
-          <w:color w:val="6B3F1E"/>
-          <w:sz w:val="22"/>
-          <w:szCs w:val="22"/>
-        </w:rPr>
-        <w:t>LitExp</w:t>
-      </w:r>
-      <w:proofErr w:type="spellEnd"/>
-      <w:r>
-        <w:rPr>
-          <w:sz w:val="22"/>
-          <w:szCs w:val="22"/>
-        </w:rPr>
-        <w:t>(</w:t>
-      </w:r>
-      <w:proofErr w:type="spellStart"/>
-      <w:proofErr w:type="gramEnd"/>
-      <w:r>
-        <w:rPr>
-          <w:b/>
-          <w:bCs/>
-          <w:color w:val="244061"/>
-          <w:sz w:val="22"/>
-          <w:szCs w:val="22"/>
-        </w:rPr>
-        <w:t>SymbolSExp</w:t>
-      </w:r>
-      <w:proofErr w:type="spellEnd"/>
-      <w:r>
-        <w:rPr>
-          <w:sz w:val="22"/>
-          <w:szCs w:val="22"/>
-        </w:rPr>
-        <w:t>(</w:t>
-      </w:r>
-      <w:proofErr w:type="gramStart"/>
-      <w:r>
-        <w:rPr>
-          <w:color w:val="7A5A2B"/>
-          <w:sz w:val="22"/>
-          <w:szCs w:val="22"/>
-        </w:rPr>
-        <w:t>perimeter</w:t>
-      </w:r>
-      <w:r>
-        <w:rPr>
-          <w:sz w:val="22"/>
-          <w:szCs w:val="22"/>
-        </w:rPr>
-        <w:t>))</w:t>
-      </w:r>
-      <w:proofErr w:type="gramEnd"/>
-      <w:r>
-        <w:rPr>
-          <w:sz w:val="22"/>
-          <w:szCs w:val="22"/>
-        </w:rPr>
-        <w:t>]),</w:t>
-      </w:r>
-    </w:p>
-    <w:p>
-      <w:pPr>
-        <w:spacing w:line="240" w:lineRule="auto"/>
-        <w:rPr>
-          <w:lang w:val="en-IL" w:eastAsia="en-IL"/>
-        </w:rPr>
-      </w:pPr>
-      <w:r>
-        <w:rPr>
-          <w:sz w:val="22"/>
-          <w:szCs w:val="22"/>
-        </w:rPr>
-        <w:t xml:space="preserve">              </w:t>
-      </w:r>
-      <w:r>
-        <w:rPr>
-          <w:sz w:val="22"/>
-          <w:szCs w:val="22"/>
-          <w:u w:val="single"/>
-        </w:rPr>
-        <w:t>then</w:t>
-      </w:r>
-      <w:r>
-        <w:rPr>
-          <w:sz w:val="22"/>
-          <w:szCs w:val="22"/>
-        </w:rPr>
-        <w:t xml:space="preserve">: </w:t>
-      </w:r>
-      <w:proofErr w:type="spellStart"/>
-      <w:proofErr w:type="gramStart"/>
-      <w:r>
-        <w:rPr>
-          <w:b/>
-          <w:bCs/>
-          <w:color w:val="7A1E3A"/>
-          <w:sz w:val="22"/>
-          <w:szCs w:val="22"/>
-        </w:rPr>
-        <w:t>AppExp</w:t>
-      </w:r>
-      <w:proofErr w:type="spellEnd"/>
-      <w:r>
-        <w:rPr>
-          <w:sz w:val="22"/>
-          <w:szCs w:val="22"/>
-        </w:rPr>
-        <w:t>(</w:t>
-      </w:r>
-      <w:proofErr w:type="spellStart"/>
-      <w:r>
-        <w:rPr>
-          <w:b/>
-          <w:bCs/>
-          <w:color w:val="1B5E20"/>
-          <w:sz w:val="22"/>
-          <w:szCs w:val="22"/>
-        </w:rPr>
-        <w:t>PrimOp</w:t>
-      </w:r>
-      <w:proofErr w:type="spellEnd"/>
-      <w:r>
-        <w:rPr>
-          <w:sz w:val="22"/>
-          <w:szCs w:val="22"/>
-        </w:rPr>
-        <w:t>(</w:t>
-      </w:r>
-      <w:proofErr w:type="gramEnd"/>
-      <w:r>
-        <w:rPr>
-          <w:sz w:val="22"/>
-          <w:szCs w:val="22"/>
-        </w:rPr>
-        <w:t>*), [</w:t>
-      </w:r>
-    </w:p>
-    <w:p>
-      <w:pPr>
-        <w:spacing w:line="240" w:lineRule="auto"/>
-        <w:rPr>
-          <w:lang w:val="en-IL" w:eastAsia="en-IL"/>
-        </w:rPr>
-      </w:pPr>
-      <w:r>
-        <w:rPr>
-          <w:sz w:val="22"/>
-          <w:szCs w:val="22"/>
-        </w:rPr>
-        <w:t xml:space="preserve">                      </w:t>
-      </w:r>
-      <w:proofErr w:type="spellStart"/>
-      <w:proofErr w:type="gramStart"/>
-      <w:r>
-        <w:rPr>
-          <w:b/>
-          <w:bCs/>
-          <w:color w:val="7A1E3A"/>
-          <w:sz w:val="22"/>
-          <w:szCs w:val="22"/>
-        </w:rPr>
-        <w:t>AppExp</w:t>
-      </w:r>
-      <w:proofErr w:type="spellEnd"/>
-      <w:r>
-        <w:rPr>
-          <w:sz w:val="22"/>
-          <w:szCs w:val="22"/>
-        </w:rPr>
-        <w:t>(</w:t>
-      </w:r>
-      <w:proofErr w:type="spellStart"/>
-      <w:r>
-        <w:rPr>
-          <w:b/>
-          <w:bCs/>
-          <w:color w:val="1B5E20"/>
-          <w:sz w:val="22"/>
-          <w:szCs w:val="22"/>
-        </w:rPr>
-        <w:t>PrimOp</w:t>
-      </w:r>
-      <w:proofErr w:type="spellEnd"/>
-      <w:r>
-        <w:rPr>
-          <w:sz w:val="22"/>
-          <w:szCs w:val="22"/>
-        </w:rPr>
-        <w:t>(</w:t>
-      </w:r>
-      <w:proofErr w:type="gramEnd"/>
-      <w:r>
-        <w:rPr>
-          <w:sz w:val="22"/>
-          <w:szCs w:val="22"/>
-        </w:rPr>
-        <w:t>*), [</w:t>
-      </w:r>
-      <w:proofErr w:type="spellStart"/>
-      <w:proofErr w:type="gramStart"/>
-      <w:r>
-        <w:rPr>
-          <w:b/>
-          <w:bCs/>
-          <w:color w:val="7F6000"/>
-          <w:sz w:val="22"/>
-          <w:szCs w:val="22"/>
-        </w:rPr>
-        <w:t>NumExp</w:t>
-      </w:r>
-      <w:proofErr w:type="spellEnd"/>
-      <w:r>
-        <w:rPr>
-          <w:sz w:val="22"/>
-          <w:szCs w:val="22"/>
-        </w:rPr>
-        <w:t>(</w:t>
-      </w:r>
-      <w:proofErr w:type="gramEnd"/>
-      <w:r>
-        <w:rPr>
-          <w:sz w:val="22"/>
-          <w:szCs w:val="22"/>
-        </w:rPr>
-        <w:t xml:space="preserve">2), </w:t>
-      </w:r>
-      <w:proofErr w:type="spellStart"/>
-      <w:r>
-        <w:rPr>
-          <w:b/>
-          <w:bCs/>
-          <w:color w:val="1F3A93"/>
-          <w:sz w:val="22"/>
-          <w:szCs w:val="22"/>
-        </w:rPr>
-        <w:t>VarRef</w:t>
-      </w:r>
-      <w:proofErr w:type="spellEnd"/>
-      <w:r>
-        <w:rPr>
-          <w:sz w:val="22"/>
-          <w:szCs w:val="22"/>
-        </w:rPr>
-        <w:t>(</w:t>
-      </w:r>
-      <w:r>
-        <w:rPr>
-          <w:b/>
-          <w:bCs/>
-          <w:color w:val="000000"/>
-          <w:sz w:val="22"/>
-          <w:szCs w:val="22"/>
-        </w:rPr>
-        <w:t>pi</w:t>
-      </w:r>
-      <w:r>
-        <w:rPr>
-          <w:sz w:val="22"/>
-          <w:szCs w:val="22"/>
-        </w:rPr>
-        <w:t>)]),</w:t>
-      </w:r>
-    </w:p>
-    <w:p>
-      <w:pPr>
-        <w:spacing w:line="240" w:lineRule="auto"/>
-        <w:rPr>
-          <w:lang w:val="en-IL" w:eastAsia="en-IL"/>
-        </w:rPr>
-      </w:pPr>
-      <w:r>
-        <w:rPr>
-          <w:sz w:val="22"/>
-          <w:szCs w:val="22"/>
-        </w:rPr>
-        <w:t xml:space="preserve">                      </w:t>
-      </w:r>
-      <w:proofErr w:type="spellStart"/>
-      <w:r>
-        <w:rPr>
-          <w:b/>
-          <w:bCs/>
-          <w:color w:val="1F3A93"/>
-          <w:sz w:val="22"/>
-          <w:szCs w:val="22"/>
-        </w:rPr>
-        <w:t>VarRef</w:t>
-      </w:r>
-      <w:proofErr w:type="spellEnd"/>
-      <w:r>
-        <w:rPr>
-          <w:sz w:val="22"/>
-          <w:szCs w:val="22"/>
-        </w:rPr>
-        <w:t>(</w:t>
-      </w:r>
-      <w:r>
-        <w:rPr>
-          <w:b/>
-          <w:bCs/>
-          <w:color w:val="000000"/>
-          <w:sz w:val="22"/>
-          <w:szCs w:val="22"/>
-        </w:rPr>
-        <w:t>radius</w:t>
-      </w:r>
-      <w:r>
-        <w:rPr>
-          <w:sz w:val="22"/>
-          <w:szCs w:val="22"/>
-        </w:rPr>
-        <w:t>)</w:t>
-      </w:r>
-    </w:p>
-    <w:p>
-      <w:pPr>
-        <w:spacing w:line="240" w:lineRule="auto"/>
-        <w:rPr>
-          <w:sz w:val="22"/>
-          <w:szCs w:val="22"/>
-          <w:lang w:val="en-IL"/>
-        </w:rPr>
-      </w:pPr>
-      <w:r>
-        <w:rPr>
-          <w:sz w:val="22"/>
-          <w:szCs w:val="22"/>
-          <w:lang w:val="en-IL"/>
-        </w:rPr>
-        <w:t xml:space="preserve">                    ]),</w:t>
-      </w:r>
-    </w:p>
-    <w:p>
-      <w:pPr>
-        <w:spacing w:line="240" w:lineRule="auto"/>
-        <w:rPr>
-          <w:lang w:val="en-IL" w:eastAsia="en-IL"/>
-        </w:rPr>
-      </w:pPr>
-      <w:r>
-        <w:rPr>
-          <w:sz w:val="22"/>
-          <w:szCs w:val="22"/>
-        </w:rPr>
-        <w:t xml:space="preserve">              </w:t>
-      </w:r>
-      <w:r>
-        <w:rPr>
-          <w:sz w:val="22"/>
-          <w:szCs w:val="22"/>
-          <w:u w:val="single"/>
-        </w:rPr>
-        <w:t>alt</w:t>
-      </w:r>
-      <w:r>
-        <w:rPr>
-          <w:sz w:val="22"/>
-          <w:szCs w:val="22"/>
-        </w:rPr>
-        <w:t xml:space="preserve">: </w:t>
-      </w:r>
-      <w:proofErr w:type="spellStart"/>
-      <w:proofErr w:type="gramStart"/>
-      <w:r>
-        <w:rPr>
-          <w:b/>
-          <w:bCs/>
-          <w:color w:val="6B3F1E"/>
-          <w:sz w:val="22"/>
-          <w:szCs w:val="22"/>
-        </w:rPr>
-        <w:t>LitExp</w:t>
-      </w:r>
-      <w:proofErr w:type="spellEnd"/>
-      <w:r>
-        <w:rPr>
-          <w:sz w:val="22"/>
-          <w:szCs w:val="22"/>
-        </w:rPr>
-        <w:t>(</w:t>
-      </w:r>
-      <w:proofErr w:type="spellStart"/>
-      <w:proofErr w:type="gramEnd"/>
-      <w:r>
-        <w:rPr>
-          <w:b/>
-          <w:bCs/>
-          <w:color w:val="244061"/>
-          <w:sz w:val="22"/>
-          <w:szCs w:val="22"/>
-        </w:rPr>
-        <w:t>SymbolSExp</w:t>
-      </w:r>
-      <w:proofErr w:type="spellEnd"/>
-      <w:r>
-        <w:rPr>
-          <w:sz w:val="22"/>
-          <w:szCs w:val="22"/>
-        </w:rPr>
-        <w:t>(</w:t>
-      </w:r>
-      <w:r>
-        <w:rPr>
-          <w:color w:val="7A5A2B"/>
-          <w:sz w:val="22"/>
-          <w:szCs w:val="22"/>
-        </w:rPr>
-        <w:t>error</w:t>
-      </w:r>
-      <w:proofErr w:type="gramStart"/>
-      <w:r>
-        <w:rPr>
-          <w:sz w:val="22"/>
-          <w:szCs w:val="22"/>
-        </w:rPr>
-        <w:t>))  )  )</w:t>
-      </w:r>
-      <w:proofErr w:type="gramEnd"/>
-      <w:r>
-        <w:rPr>
-          <w:sz w:val="22"/>
-          <w:szCs w:val="22"/>
-        </w:rPr>
-        <w:t xml:space="preserve"> ]</w:t>
-      </w:r>
-      <w:proofErr w:type="gramStart"/>
-      <w:r>
-        <w:rPr>
-          <w:sz w:val="22"/>
-          <w:szCs w:val="22"/>
-        </w:rPr>
-        <w:t>) ]</w:t>
-      </w:r>
-      <w:proofErr w:type="gramEnd"/>
-      <w:r>
-        <w:rPr>
-          <w:sz w:val="22"/>
-          <w:szCs w:val="22"/>
-        </w:rPr>
-        <w:t xml:space="preserve"> ))</w:t>
-      </w:r>
-    </w:p>
-    <w:p>
-      <w:pPr>
-        <w:spacing w:line="240" w:lineRule="auto"/>
-        <w:rPr>
-          <w:sz w:val="22"/>
-          <w:szCs w:val="22"/>
-          <w:lang w:val="en-IL"/>
-        </w:rPr>
-      </w:pPr>
-    </w:p>
-    <w:p>
-      <w:pPr>
-        <w:spacing w:line="240" w:lineRule="auto"/>
-        <w:rPr>
-          <w:lang w:val="en-IL" w:eastAsia="en-IL"/>
-        </w:rPr>
-      </w:pPr>
-      <w:proofErr w:type="spellStart"/>
-      <w:proofErr w:type="gramStart"/>
-      <w:r>
-        <w:rPr>
-          <w:b/>
-          <w:bCs/>
-          <w:color w:val="5B2C83"/>
-          <w:sz w:val="22"/>
-          <w:szCs w:val="22"/>
-        </w:rPr>
-        <w:t>DefineExp</w:t>
-      </w:r>
-      <w:proofErr w:type="spellEnd"/>
-      <w:r>
-        <w:rPr>
-          <w:sz w:val="22"/>
-          <w:szCs w:val="22"/>
-        </w:rPr>
-        <w:t>(</w:t>
-      </w:r>
-      <w:proofErr w:type="gramEnd"/>
-    </w:p>
-    <w:p>
-      <w:pPr>
-        <w:spacing w:line="240" w:lineRule="auto"/>
-        <w:rPr>
-          <w:lang w:val="en-IL" w:eastAsia="en-IL"/>
-        </w:rPr>
-      </w:pPr>
-      <w:r>
-        <w:rPr>
-          <w:sz w:val="22"/>
-          <w:szCs w:val="22"/>
-        </w:rPr>
-        <w:t xml:space="preserve">  var: </w:t>
-      </w:r>
-      <w:proofErr w:type="spellStart"/>
-      <w:r>
-        <w:rPr>
-          <w:b/>
-          <w:bCs/>
-          <w:color w:val="1F4E79"/>
-          <w:sz w:val="22"/>
-          <w:szCs w:val="22"/>
-        </w:rPr>
-        <w:t>VarDecl</w:t>
-      </w:r>
-      <w:proofErr w:type="spellEnd"/>
-      <w:r>
-        <w:rPr>
-          <w:sz w:val="22"/>
-          <w:szCs w:val="22"/>
-        </w:rPr>
-        <w:t>(</w:t>
-      </w:r>
-      <w:r>
-        <w:rPr>
-          <w:b/>
-          <w:bCs/>
-          <w:color w:val="000000"/>
-          <w:sz w:val="22"/>
-          <w:szCs w:val="22"/>
-        </w:rPr>
-        <w:t>c</w:t>
-      </w:r>
-      <w:r>
-        <w:rPr>
-          <w:sz w:val="22"/>
-          <w:szCs w:val="22"/>
-        </w:rPr>
-        <w:t>),</w:t>
-      </w:r>
-    </w:p>
-    <w:p>
-      <w:pPr>
-        <w:spacing w:line="240" w:lineRule="auto"/>
-        <w:rPr>
-          <w:lang w:val="en-IL" w:eastAsia="en-IL"/>
-        </w:rPr>
-      </w:pPr>
-      <w:r>
-        <w:rPr>
-          <w:sz w:val="22"/>
-          <w:szCs w:val="22"/>
-        </w:rPr>
-        <w:lastRenderedPageBreak/>
-        <w:t xml:space="preserve">  </w:t>
-      </w:r>
-      <w:proofErr w:type="spellStart"/>
-      <w:r>
-        <w:rPr>
-          <w:sz w:val="22"/>
-          <w:szCs w:val="22"/>
-          <w:u w:val="single"/>
-        </w:rPr>
-        <w:t>val</w:t>
-      </w:r>
-      <w:proofErr w:type="spellEnd"/>
-      <w:r>
-        <w:rPr>
-          <w:sz w:val="22"/>
-          <w:szCs w:val="22"/>
-        </w:rPr>
-        <w:t xml:space="preserve">: </w:t>
-      </w:r>
-      <w:proofErr w:type="spellStart"/>
-      <w:proofErr w:type="gramStart"/>
-      <w:r>
-        <w:rPr>
-          <w:b/>
-          <w:bCs/>
-          <w:color w:val="7A1E3A"/>
-          <w:sz w:val="22"/>
-          <w:szCs w:val="22"/>
-        </w:rPr>
-        <w:t>AppExp</w:t>
-      </w:r>
-      <w:proofErr w:type="spellEnd"/>
-      <w:r>
-        <w:rPr>
-          <w:sz w:val="22"/>
-          <w:szCs w:val="22"/>
-        </w:rPr>
-        <w:t>(</w:t>
-      </w:r>
-      <w:proofErr w:type="spellStart"/>
-      <w:proofErr w:type="gramEnd"/>
-      <w:r>
-        <w:rPr>
-          <w:b/>
-          <w:bCs/>
-          <w:color w:val="1F3A93"/>
-          <w:sz w:val="22"/>
-          <w:szCs w:val="22"/>
-        </w:rPr>
-        <w:t>VarRef</w:t>
-      </w:r>
-      <w:proofErr w:type="spellEnd"/>
-      <w:r>
-        <w:rPr>
-          <w:sz w:val="22"/>
-          <w:szCs w:val="22"/>
-        </w:rPr>
-        <w:t>(</w:t>
-      </w:r>
-      <w:r>
-        <w:rPr>
-          <w:b/>
-          <w:bCs/>
-          <w:color w:val="000000"/>
-          <w:sz w:val="22"/>
-          <w:szCs w:val="22"/>
-        </w:rPr>
-        <w:t>circle</w:t>
-      </w:r>
-      <w:r>
-        <w:rPr>
-          <w:sz w:val="22"/>
-          <w:szCs w:val="22"/>
-        </w:rPr>
-        <w:t>), [</w:t>
-      </w:r>
-      <w:proofErr w:type="spellStart"/>
-      <w:proofErr w:type="gramStart"/>
-      <w:r>
-        <w:rPr>
-          <w:b/>
-          <w:bCs/>
-          <w:color w:val="7F6000"/>
-          <w:sz w:val="22"/>
-          <w:szCs w:val="22"/>
-        </w:rPr>
-        <w:t>NumExp</w:t>
-      </w:r>
-      <w:proofErr w:type="spellEnd"/>
-      <w:r>
-        <w:rPr>
-          <w:sz w:val="22"/>
-          <w:szCs w:val="22"/>
-        </w:rPr>
-        <w:t>(</w:t>
-      </w:r>
-      <w:proofErr w:type="gramEnd"/>
-      <w:r>
-        <w:rPr>
-          <w:sz w:val="22"/>
-          <w:szCs w:val="22"/>
-        </w:rPr>
-        <w:t xml:space="preserve">0), </w:t>
-      </w:r>
-      <w:proofErr w:type="spellStart"/>
-      <w:proofErr w:type="gramStart"/>
-      <w:r>
-        <w:rPr>
-          <w:b/>
-          <w:bCs/>
-          <w:color w:val="7F6000"/>
-          <w:sz w:val="22"/>
-          <w:szCs w:val="22"/>
-        </w:rPr>
-        <w:t>NumExp</w:t>
-      </w:r>
-      <w:proofErr w:type="spellEnd"/>
-      <w:r>
-        <w:rPr>
-          <w:sz w:val="22"/>
-          <w:szCs w:val="22"/>
-        </w:rPr>
-        <w:t>(</w:t>
-      </w:r>
-      <w:proofErr w:type="gramEnd"/>
-      <w:r>
-        <w:rPr>
-          <w:sz w:val="22"/>
-          <w:szCs w:val="22"/>
-        </w:rPr>
-        <w:t xml:space="preserve">0), </w:t>
-      </w:r>
-      <w:proofErr w:type="spellStart"/>
-      <w:proofErr w:type="gramStart"/>
-      <w:r>
-        <w:rPr>
-          <w:b/>
-          <w:bCs/>
-          <w:color w:val="7F6000"/>
-          <w:sz w:val="22"/>
-          <w:szCs w:val="22"/>
-        </w:rPr>
-        <w:t>NumExp</w:t>
-      </w:r>
-      <w:proofErr w:type="spellEnd"/>
-      <w:r>
-        <w:rPr>
-          <w:sz w:val="22"/>
-          <w:szCs w:val="22"/>
-        </w:rPr>
-        <w:t>(</w:t>
-      </w:r>
-      <w:proofErr w:type="gramEnd"/>
-      <w:r>
-        <w:rPr>
-          <w:sz w:val="22"/>
-          <w:szCs w:val="22"/>
-        </w:rPr>
-        <w:t>3)])</w:t>
-      </w:r>
-    </w:p>
-    <w:p>
-      <w:pPr>
-        <w:spacing w:line="240" w:lineRule="auto"/>
-        <w:rPr>
-          <w:lang w:val="en-IL" w:eastAsia="en-IL"/>
-        </w:rPr>
-      </w:pPr>
-      <w:r>
-        <w:rPr>
-          <w:sz w:val="22"/>
-          <w:szCs w:val="22"/>
-        </w:rPr>
-        <w:t>)</w:t>
-      </w:r>
-    </w:p>
-    <w:p>
-      <w:pPr>
-        <w:spacing w:line="240" w:lineRule="auto"/>
-        <w:rPr>
-          <w:lang w:val="en-IL" w:eastAsia="en-IL"/>
-        </w:rPr>
-      </w:pPr>
-      <w:proofErr w:type="spellStart"/>
-      <w:proofErr w:type="gramStart"/>
-      <w:r>
-        <w:rPr>
-          <w:b/>
-          <w:bCs/>
-          <w:color w:val="7A1E3A"/>
-          <w:sz w:val="22"/>
-          <w:szCs w:val="22"/>
-        </w:rPr>
-        <w:t>AppExp</w:t>
-      </w:r>
-      <w:proofErr w:type="spellEnd"/>
-      <w:r>
-        <w:rPr>
-          <w:sz w:val="22"/>
-          <w:szCs w:val="22"/>
-        </w:rPr>
-        <w:t>(</w:t>
-      </w:r>
-      <w:proofErr w:type="gramEnd"/>
-    </w:p>
-    <w:p>
-      <w:pPr>
-        <w:spacing w:line="240" w:lineRule="auto"/>
-        <w:rPr>
-          <w:lang w:val="en-IL" w:eastAsia="en-IL"/>
-        </w:rPr>
-      </w:pPr>
-      <w:r>
-        <w:rPr>
-          <w:sz w:val="22"/>
-          <w:szCs w:val="22"/>
-        </w:rPr>
-        <w:t xml:space="preserve">  </w:t>
-      </w:r>
-      <w:proofErr w:type="spellStart"/>
-      <w:r>
-        <w:rPr>
-          <w:sz w:val="22"/>
-          <w:szCs w:val="22"/>
-        </w:rPr>
-        <w:t>rator</w:t>
-      </w:r>
-      <w:proofErr w:type="spellEnd"/>
-      <w:r>
-        <w:rPr>
-          <w:sz w:val="22"/>
-          <w:szCs w:val="22"/>
-        </w:rPr>
-        <w:t xml:space="preserve">: </w:t>
-      </w:r>
-      <w:proofErr w:type="spellStart"/>
-      <w:r>
-        <w:rPr>
-          <w:b/>
-          <w:bCs/>
-          <w:color w:val="1F3A93"/>
-          <w:sz w:val="22"/>
-          <w:szCs w:val="22"/>
-        </w:rPr>
-        <w:t>VarRef</w:t>
-      </w:r>
-      <w:proofErr w:type="spellEnd"/>
-      <w:r>
-        <w:rPr>
-          <w:sz w:val="22"/>
-          <w:szCs w:val="22"/>
-        </w:rPr>
-        <w:t>(</w:t>
-      </w:r>
-      <w:r>
-        <w:rPr>
-          <w:b/>
-          <w:bCs/>
-          <w:color w:val="000000"/>
-          <w:sz w:val="22"/>
-          <w:szCs w:val="22"/>
-        </w:rPr>
-        <w:t>c</w:t>
-      </w:r>
-      <w:r>
-        <w:rPr>
-          <w:sz w:val="22"/>
-          <w:szCs w:val="22"/>
-        </w:rPr>
-        <w:t>),</w:t>
-      </w:r>
-    </w:p>
-    <w:p>
-      <w:pPr>
-        <w:spacing w:line="240" w:lineRule="auto"/>
-        <w:rPr>
-          <w:lang w:val="en-IL" w:eastAsia="en-IL"/>
-        </w:rPr>
-      </w:pPr>
-      <w:r>
-        <w:rPr>
-          <w:sz w:val="22"/>
-          <w:szCs w:val="22"/>
-        </w:rPr>
-        <w:t>  rands: [</w:t>
-      </w:r>
-      <w:proofErr w:type="spellStart"/>
-      <w:proofErr w:type="gramStart"/>
-      <w:r>
-        <w:rPr>
-          <w:b/>
-          <w:bCs/>
-          <w:color w:val="6B3F1E"/>
-          <w:sz w:val="22"/>
-          <w:szCs w:val="22"/>
-        </w:rPr>
-        <w:t>LitExp</w:t>
-      </w:r>
-      <w:proofErr w:type="spellEnd"/>
-      <w:r>
-        <w:rPr>
-          <w:sz w:val="22"/>
-          <w:szCs w:val="22"/>
-        </w:rPr>
-        <w:t>(</w:t>
-      </w:r>
-      <w:proofErr w:type="spellStart"/>
-      <w:proofErr w:type="gramEnd"/>
-      <w:r>
-        <w:rPr>
-          <w:b/>
-          <w:bCs/>
-          <w:color w:val="244061"/>
-          <w:sz w:val="22"/>
-          <w:szCs w:val="22"/>
-        </w:rPr>
-        <w:t>SymbolSExp</w:t>
-      </w:r>
-      <w:proofErr w:type="spellEnd"/>
-      <w:r>
-        <w:rPr>
-          <w:sz w:val="22"/>
-          <w:szCs w:val="22"/>
-        </w:rPr>
-        <w:t>(</w:t>
-      </w:r>
-      <w:proofErr w:type="gramStart"/>
-      <w:r>
-        <w:rPr>
-          <w:color w:val="7A5A2B"/>
-          <w:sz w:val="22"/>
-          <w:szCs w:val="22"/>
-        </w:rPr>
-        <w:t>area</w:t>
-      </w:r>
-      <w:r>
-        <w:rPr>
-          <w:sz w:val="22"/>
-          <w:szCs w:val="22"/>
-        </w:rPr>
-        <w:t>))</w:t>
-      </w:r>
-      <w:proofErr w:type="gramEnd"/>
-      <w:r>
-        <w:rPr>
-          <w:sz w:val="22"/>
-          <w:szCs w:val="22"/>
-        </w:rPr>
-        <w:t>]</w:t>
-      </w:r>
-    </w:p>
-    <w:p>
-      <w:pPr>
-        <w:spacing w:line="240" w:lineRule="auto"/>
-        <w:rPr>
-          <w:lang w:val="en-IL" w:eastAsia="en-IL"/>
-        </w:rPr>
-      </w:pPr>
-      <w:r>
-        <w:rPr>
-          <w:sz w:val="22"/>
-          <w:szCs w:val="22"/>
-        </w:rPr>
-        <w:t>)</w:t>
-      </w:r>
-    </w:p>
-    <w:p>
-      <w:pPr>
-        <w:spacing w:line="240" w:lineRule="auto"/>
-        <w:rPr>
-          <w:sz w:val="22"/>
-          <w:szCs w:val="22"/>
-          <w:lang w:val="en-IL"/>
-        </w:rPr>
-      </w:pPr>
-    </w:p>
-    <w:p>
-      <w:pPr>
-        <w:spacing w:line="240" w:lineRule="auto"/>
-        <w:rPr>
-          <w:lang w:val="en-IL"/>
-        </w:rPr>
-      </w:pPr>
-    </w:p>
-    <w:p>
-      <w:pPr>
-        <w:rPr>
-          <w:sz w:val="28"/>
-          <w:szCs w:val="28"/>
-        </w:rPr>
-      </w:pPr>
+        <w:drawing>
+          <wp:inline distT="0" distB="0" distL="0" distR="0" wp14:anchorId="5C084421" wp14:editId="34DB69EE">
+            <wp:extent cx="5943600" cy="5351780"/>
+            <wp:effectExtent l="0" t="0" r="0" b="1270"/>
+            <wp:docPr id="1591684404" name="Picture 1"/>
+            <wp:cNvGraphicFramePr>
+              <a:graphicFrameLocks xmlns:a="http://schemas.openxmlformats.org/drawingml/2006/main" noChangeAspect="1"/>
+            </wp:cNvGraphicFramePr>
+            <a:graphic xmlns:a="http://schemas.openxmlformats.org/drawingml/2006/main">
+              <a:graphicData uri="http://schemas.openxmlformats.org/drawingml/2006/picture">
+                <pic:pic xmlns:pic="http://schemas.openxmlformats.org/drawingml/2006/picture">
+                  <pic:nvPicPr>
+                    <pic:cNvPr id="1591684404" name=""/>
+                    <pic:cNvPicPr/>
+                  </pic:nvPicPr>
+                  <pic:blipFill>
+                    <a:blip r:embed="rId5"/>
+                    <a:stretch>
+                      <a:fillRect/>
+                    </a:stretch>
+                  </pic:blipFill>
+                  <pic:spPr>
+                    <a:xfrm>
+                      <a:off x="0" y="0"/>
+                      <a:ext cx="5943600" cy="5351780"/>
+                    </a:xfrm>
+                    <a:prstGeom prst="rect">
+                      <a:avLst/>
+                    </a:prstGeom>
+                  </pic:spPr>
+                </pic:pic>
+              </a:graphicData>
+            </a:graphic>
+          </wp:inline>
+        </w:drawing>
+      </w:r>
     </w:p>
     <w:sectPr>
       <w:pgSz w:w="12240" w:h="15840"/>
